--- a/K23CNT1-TTCĐ-PRJ4--BuiDucHuy-2310900044-BaoCao.docx
+++ b/K23CNT1-TTCĐ-PRJ4--BuiDucHuy-2310900044-BaoCao.docx
@@ -19,14 +19,6 @@
         <w:gridCol w:w="9012"/>
       </w:tblGrid>
       <w:tr>
-        <w:tblPrEx>
-          <w:tblCellMar>
-            <w:top w:w="15" w:type="dxa"/>
-            <w:left w:w="15" w:type="dxa"/>
-            <w:bottom w:w="15" w:type="dxa"/>
-            <w:right w:w="15" w:type="dxa"/>
-          </w:tblCellMar>
-        </w:tblPrEx>
         <w:trPr>
           <w:trHeight w:val="14619" w:hRule="atLeast"/>
         </w:trPr>
@@ -2266,7 +2258,7 @@
         <w:pStyle w:val="2"/>
         <w:spacing w:before="0" w:after="360"/>
       </w:pPr>
-      <w:bookmarkStart w:id="0" w:name="_Toc2779"/>
+      <w:bookmarkStart w:id="0" w:name="_Toc30997"/>
       <w:r>
         <w:rPr>
           <w:rStyle w:val="24"/>
@@ -2693,7 +2685,7 @@
               <w:szCs w:val="26"/>
             </w:rPr>
           </w:pPr>
-          <w:bookmarkStart w:id="1" w:name="_Toc18864"/>
+          <w:bookmarkStart w:id="1" w:name="_Toc6558"/>
           <w:r>
             <w:rPr>
               <w:rFonts w:eastAsiaTheme="minorHAnsi"/>
@@ -2730,7 +2722,7 @@
             <w:fldChar w:fldCharType="begin"/>
           </w:r>
           <w:r>
-            <w:instrText xml:space="preserve"> HYPERLINK \l _Toc2779 </w:instrText>
+            <w:instrText xml:space="preserve"> HYPERLINK \l _Toc30997 </w:instrText>
           </w:r>
           <w:r>
             <w:fldChar w:fldCharType="separate"/>
@@ -2749,7 +2741,7 @@
             <w:fldChar w:fldCharType="begin"/>
           </w:r>
           <w:r>
-            <w:instrText xml:space="preserve"> PAGEREF _Toc2779 \h </w:instrText>
+            <w:instrText xml:space="preserve"> PAGEREF _Toc30997 \h </w:instrText>
           </w:r>
           <w:r>
             <w:fldChar w:fldCharType="separate"/>
@@ -2782,7 +2774,7 @@
             <w:rPr>
               <w:bCs/>
             </w:rPr>
-            <w:instrText xml:space="preserve"> HYPERLINK \l _Toc18864 </w:instrText>
+            <w:instrText xml:space="preserve"> HYPERLINK \l _Toc6558 </w:instrText>
           </w:r>
           <w:r>
             <w:rPr>
@@ -2810,7 +2802,7 @@
             <w:fldChar w:fldCharType="begin"/>
           </w:r>
           <w:r>
-            <w:instrText xml:space="preserve"> PAGEREF _Toc18864 \h </w:instrText>
+            <w:instrText xml:space="preserve"> PAGEREF _Toc6558 \h </w:instrText>
           </w:r>
           <w:r>
             <w:fldChar w:fldCharType="separate"/>
@@ -2846,7 +2838,7 @@
             <w:rPr>
               <w:bCs/>
             </w:rPr>
-            <w:instrText xml:space="preserve"> HYPERLINK \l _Toc19476 </w:instrText>
+            <w:instrText xml:space="preserve"> HYPERLINK \l _Toc11152 </w:instrText>
           </w:r>
           <w:r>
             <w:rPr>
@@ -2867,7 +2859,7 @@
             <w:fldChar w:fldCharType="begin"/>
           </w:r>
           <w:r>
-            <w:instrText xml:space="preserve"> PAGEREF _Toc19476 \h </w:instrText>
+            <w:instrText xml:space="preserve"> PAGEREF _Toc11152 \h </w:instrText>
           </w:r>
           <w:r>
             <w:fldChar w:fldCharType="separate"/>
@@ -2903,7 +2895,7 @@
             <w:rPr>
               <w:bCs/>
             </w:rPr>
-            <w:instrText xml:space="preserve"> HYPERLINK \l _Toc20210 </w:instrText>
+            <w:instrText xml:space="preserve"> HYPERLINK \l _Toc25925 </w:instrText>
           </w:r>
           <w:r>
             <w:rPr>
@@ -2936,7 +2928,7 @@
             <w:fldChar w:fldCharType="begin"/>
           </w:r>
           <w:r>
-            <w:instrText xml:space="preserve"> PAGEREF _Toc20210 \h </w:instrText>
+            <w:instrText xml:space="preserve"> PAGEREF _Toc25925 \h </w:instrText>
           </w:r>
           <w:r>
             <w:fldChar w:fldCharType="separate"/>
@@ -2972,7 +2964,7 @@
             <w:rPr>
               <w:bCs/>
             </w:rPr>
-            <w:instrText xml:space="preserve"> HYPERLINK \l _Toc5162 </w:instrText>
+            <w:instrText xml:space="preserve"> HYPERLINK \l _Toc19195 </w:instrText>
           </w:r>
           <w:r>
             <w:rPr>
@@ -2991,7 +2983,14 @@
               <w:rFonts w:cs="Times New Roman"/>
               <w:lang w:val="vi-VN"/>
             </w:rPr>
-            <w:t xml:space="preserve">  </w:t>
+            <w:t xml:space="preserve"> </w:t>
+          </w:r>
+          <w:r>
+            <w:rPr>
+              <w:rFonts w:cs="Times New Roman"/>
+              <w:lang w:val="vi-VN"/>
+            </w:rPr>
+            <w:t xml:space="preserve"> </w:t>
           </w:r>
           <w:r>
             <w:rPr>
@@ -3026,7 +3025,7 @@
             <w:fldChar w:fldCharType="begin"/>
           </w:r>
           <w:r>
-            <w:instrText xml:space="preserve"> PAGEREF _Toc5162 \h </w:instrText>
+            <w:instrText xml:space="preserve"> PAGEREF _Toc19195 \h </w:instrText>
           </w:r>
           <w:r>
             <w:fldChar w:fldCharType="separate"/>
@@ -3062,7 +3061,7 @@
             <w:rPr>
               <w:bCs/>
             </w:rPr>
-            <w:instrText xml:space="preserve"> HYPERLINK \l _Toc22334 </w:instrText>
+            <w:instrText xml:space="preserve"> HYPERLINK \l _Toc32015 </w:instrText>
           </w:r>
           <w:r>
             <w:rPr>
@@ -3092,13 +3091,283 @@
             <w:fldChar w:fldCharType="begin"/>
           </w:r>
           <w:r>
-            <w:instrText xml:space="preserve"> PAGEREF _Toc22334 \h </w:instrText>
+            <w:instrText xml:space="preserve"> PAGEREF _Toc32015 \h </w:instrText>
           </w:r>
           <w:r>
             <w:fldChar w:fldCharType="separate"/>
           </w:r>
           <w:r>
             <w:t>3</w:t>
+          </w:r>
+          <w:r>
+            <w:fldChar w:fldCharType="end"/>
+          </w:r>
+          <w:r>
+            <w:rPr>
+              <w:bCs/>
+            </w:rPr>
+            <w:fldChar w:fldCharType="end"/>
+          </w:r>
+        </w:p>
+        <w:p>
+          <w:pPr>
+            <w:pStyle w:val="31"/>
+            <w:tabs>
+              <w:tab w:val="right" w:leader="dot" w:pos="9072"/>
+              <w:tab w:val="clear" w:pos="9062"/>
+            </w:tabs>
+          </w:pPr>
+          <w:r>
+            <w:rPr>
+              <w:bCs/>
+            </w:rPr>
+            <w:fldChar w:fldCharType="begin"/>
+          </w:r>
+          <w:r>
+            <w:rPr>
+              <w:bCs/>
+            </w:rPr>
+            <w:instrText xml:space="preserve"> HYPERLINK \l _Toc10782 </w:instrText>
+          </w:r>
+          <w:r>
+            <w:rPr>
+              <w:bCs/>
+            </w:rPr>
+            <w:fldChar w:fldCharType="separate"/>
+          </w:r>
+          <w:r>
+            <w:t>1.1.1. Tổng quan về lĩnh vực kinh doanh trang sức và vàng bạc</w:t>
+          </w:r>
+          <w:r>
+            <w:tab/>
+          </w:r>
+          <w:r>
+            <w:fldChar w:fldCharType="begin"/>
+          </w:r>
+          <w:r>
+            <w:instrText xml:space="preserve"> PAGEREF _Toc10782 \h </w:instrText>
+          </w:r>
+          <w:r>
+            <w:fldChar w:fldCharType="separate"/>
+          </w:r>
+          <w:r>
+            <w:t>3</w:t>
+          </w:r>
+          <w:r>
+            <w:fldChar w:fldCharType="end"/>
+          </w:r>
+          <w:r>
+            <w:rPr>
+              <w:bCs/>
+            </w:rPr>
+            <w:fldChar w:fldCharType="end"/>
+          </w:r>
+        </w:p>
+        <w:p>
+          <w:pPr>
+            <w:pStyle w:val="31"/>
+            <w:tabs>
+              <w:tab w:val="right" w:leader="dot" w:pos="9072"/>
+              <w:tab w:val="clear" w:pos="9062"/>
+            </w:tabs>
+          </w:pPr>
+          <w:r>
+            <w:rPr>
+              <w:bCs/>
+            </w:rPr>
+            <w:fldChar w:fldCharType="begin"/>
+          </w:r>
+          <w:r>
+            <w:rPr>
+              <w:bCs/>
+            </w:rPr>
+            <w:instrText xml:space="preserve"> HYPERLINK \l _Toc21051 </w:instrText>
+          </w:r>
+          <w:r>
+            <w:rPr>
+              <w:bCs/>
+            </w:rPr>
+            <w:fldChar w:fldCharType="separate"/>
+          </w:r>
+          <w:r>
+            <w:t>1.1.2. Thực trạng kinh doanh trang sức và vàng bạc tại Việt Nam</w:t>
+          </w:r>
+          <w:r>
+            <w:tab/>
+          </w:r>
+          <w:r>
+            <w:fldChar w:fldCharType="begin"/>
+          </w:r>
+          <w:r>
+            <w:instrText xml:space="preserve"> PAGEREF _Toc21051 \h </w:instrText>
+          </w:r>
+          <w:r>
+            <w:fldChar w:fldCharType="separate"/>
+          </w:r>
+          <w:r>
+            <w:t>3</w:t>
+          </w:r>
+          <w:r>
+            <w:fldChar w:fldCharType="end"/>
+          </w:r>
+          <w:r>
+            <w:rPr>
+              <w:bCs/>
+            </w:rPr>
+            <w:fldChar w:fldCharType="end"/>
+          </w:r>
+        </w:p>
+        <w:p>
+          <w:pPr>
+            <w:pStyle w:val="31"/>
+            <w:tabs>
+              <w:tab w:val="right" w:leader="dot" w:pos="9072"/>
+              <w:tab w:val="clear" w:pos="9062"/>
+            </w:tabs>
+          </w:pPr>
+          <w:r>
+            <w:rPr>
+              <w:bCs/>
+            </w:rPr>
+            <w:fldChar w:fldCharType="begin"/>
+          </w:r>
+          <w:r>
+            <w:rPr>
+              <w:bCs/>
+            </w:rPr>
+            <w:instrText xml:space="preserve"> HYPERLINK \l _Toc8310 </w:instrText>
+          </w:r>
+          <w:r>
+            <w:rPr>
+              <w:bCs/>
+            </w:rPr>
+            <w:fldChar w:fldCharType="separate"/>
+          </w:r>
+          <w:r>
+            <w:t>1.1.3. Ứng dụng công nghệ trong kinh doanh trang sức và vàng bạc</w:t>
+          </w:r>
+          <w:r>
+            <w:tab/>
+          </w:r>
+          <w:r>
+            <w:fldChar w:fldCharType="begin"/>
+          </w:r>
+          <w:r>
+            <w:instrText xml:space="preserve"> PAGEREF _Toc8310 \h </w:instrText>
+          </w:r>
+          <w:r>
+            <w:fldChar w:fldCharType="separate"/>
+          </w:r>
+          <w:r>
+            <w:t>3</w:t>
+          </w:r>
+          <w:r>
+            <w:fldChar w:fldCharType="end"/>
+          </w:r>
+          <w:r>
+            <w:rPr>
+              <w:bCs/>
+            </w:rPr>
+            <w:fldChar w:fldCharType="end"/>
+          </w:r>
+        </w:p>
+        <w:p>
+          <w:pPr>
+            <w:pStyle w:val="31"/>
+            <w:tabs>
+              <w:tab w:val="right" w:leader="dot" w:pos="9072"/>
+              <w:tab w:val="clear" w:pos="9062"/>
+            </w:tabs>
+          </w:pPr>
+          <w:r>
+            <w:rPr>
+              <w:bCs/>
+            </w:rPr>
+            <w:fldChar w:fldCharType="begin"/>
+          </w:r>
+          <w:r>
+            <w:rPr>
+              <w:bCs/>
+            </w:rPr>
+            <w:instrText xml:space="preserve"> HYPERLINK \l _Toc9411 </w:instrText>
+          </w:r>
+          <w:r>
+            <w:rPr>
+              <w:bCs/>
+            </w:rPr>
+            <w:fldChar w:fldCharType="separate"/>
+          </w:r>
+          <w:r>
+            <w:t>1.1.4. Xu hướng phát triển của ngành trang sức và vàng bạc</w:t>
+          </w:r>
+          <w:r>
+            <w:tab/>
+          </w:r>
+          <w:r>
+            <w:fldChar w:fldCharType="begin"/>
+          </w:r>
+          <w:r>
+            <w:instrText xml:space="preserve"> PAGEREF _Toc9411 \h </w:instrText>
+          </w:r>
+          <w:r>
+            <w:fldChar w:fldCharType="separate"/>
+          </w:r>
+          <w:r>
+            <w:t>4</w:t>
+          </w:r>
+          <w:r>
+            <w:fldChar w:fldCharType="end"/>
+          </w:r>
+          <w:r>
+            <w:rPr>
+              <w:bCs/>
+            </w:rPr>
+            <w:fldChar w:fldCharType="end"/>
+          </w:r>
+        </w:p>
+        <w:p>
+          <w:pPr>
+            <w:pStyle w:val="31"/>
+            <w:tabs>
+              <w:tab w:val="right" w:leader="dot" w:pos="9072"/>
+              <w:tab w:val="clear" w:pos="9062"/>
+            </w:tabs>
+          </w:pPr>
+          <w:r>
+            <w:rPr>
+              <w:bCs/>
+            </w:rPr>
+            <w:fldChar w:fldCharType="begin"/>
+          </w:r>
+          <w:r>
+            <w:rPr>
+              <w:bCs/>
+            </w:rPr>
+            <w:instrText xml:space="preserve"> HYPERLINK \l _Toc17108 </w:instrText>
+          </w:r>
+          <w:r>
+            <w:rPr>
+              <w:bCs/>
+            </w:rPr>
+            <w:fldChar w:fldCharType="separate"/>
+          </w:r>
+          <w:r>
+            <w:t>1.1.5. Định hướng nghiên cứu của đề tài</w:t>
+          </w:r>
+          <w:r>
+            <w:tab/>
+          </w:r>
+          <w:r>
+            <w:fldChar w:fldCharType="begin"/>
+          </w:r>
+          <w:r>
+            <w:instrText xml:space="preserve"> PAGEREF _Toc17108 \h </w:instrText>
+          </w:r>
+          <w:r>
+            <w:fldChar w:fldCharType="separate"/>
+          </w:r>
+          <w:r>
+            <w:t>4</w:t>
           </w:r>
           <w:r>
             <w:fldChar w:fldCharType="end"/>
@@ -3128,7 +3397,7 @@
             <w:rPr>
               <w:bCs/>
             </w:rPr>
-            <w:instrText xml:space="preserve"> HYPERLINK \l _Toc8509 </w:instrText>
+            <w:instrText xml:space="preserve"> HYPERLINK \l _Toc16359 </w:instrText>
           </w:r>
           <w:r>
             <w:rPr>
@@ -3163,13 +3432,283 @@
             <w:fldChar w:fldCharType="begin"/>
           </w:r>
           <w:r>
-            <w:instrText xml:space="preserve"> PAGEREF _Toc8509 \h </w:instrText>
+            <w:instrText xml:space="preserve"> PAGEREF _Toc16359 \h </w:instrText>
           </w:r>
           <w:r>
             <w:fldChar w:fldCharType="separate"/>
           </w:r>
           <w:r>
             <w:t>4</w:t>
+          </w:r>
+          <w:r>
+            <w:fldChar w:fldCharType="end"/>
+          </w:r>
+          <w:r>
+            <w:rPr>
+              <w:bCs/>
+            </w:rPr>
+            <w:fldChar w:fldCharType="end"/>
+          </w:r>
+        </w:p>
+        <w:p>
+          <w:pPr>
+            <w:pStyle w:val="31"/>
+            <w:tabs>
+              <w:tab w:val="right" w:leader="dot" w:pos="9072"/>
+              <w:tab w:val="clear" w:pos="9062"/>
+            </w:tabs>
+          </w:pPr>
+          <w:r>
+            <w:rPr>
+              <w:bCs/>
+            </w:rPr>
+            <w:fldChar w:fldCharType="begin"/>
+          </w:r>
+          <w:r>
+            <w:rPr>
+              <w:bCs/>
+            </w:rPr>
+            <w:instrText xml:space="preserve"> HYPERLINK \l _Toc31306 </w:instrText>
+          </w:r>
+          <w:r>
+            <w:rPr>
+              <w:bCs/>
+            </w:rPr>
+            <w:fldChar w:fldCharType="separate"/>
+          </w:r>
+          <w:r>
+            <w:t>1.2.1. Tổng quan về lập trình thiết kế giao diện website</w:t>
+          </w:r>
+          <w:r>
+            <w:tab/>
+          </w:r>
+          <w:r>
+            <w:fldChar w:fldCharType="begin"/>
+          </w:r>
+          <w:r>
+            <w:instrText xml:space="preserve"> PAGEREF _Toc31306 \h </w:instrText>
+          </w:r>
+          <w:r>
+            <w:fldChar w:fldCharType="separate"/>
+          </w:r>
+          <w:r>
+            <w:t>4</w:t>
+          </w:r>
+          <w:r>
+            <w:fldChar w:fldCharType="end"/>
+          </w:r>
+          <w:r>
+            <w:rPr>
+              <w:bCs/>
+            </w:rPr>
+            <w:fldChar w:fldCharType="end"/>
+          </w:r>
+        </w:p>
+        <w:p>
+          <w:pPr>
+            <w:pStyle w:val="31"/>
+            <w:tabs>
+              <w:tab w:val="right" w:leader="dot" w:pos="9072"/>
+              <w:tab w:val="clear" w:pos="9062"/>
+            </w:tabs>
+          </w:pPr>
+          <w:r>
+            <w:rPr>
+              <w:bCs/>
+            </w:rPr>
+            <w:fldChar w:fldCharType="begin"/>
+          </w:r>
+          <w:r>
+            <w:rPr>
+              <w:bCs/>
+            </w:rPr>
+            <w:instrText xml:space="preserve"> HYPERLINK \l _Toc20480 </w:instrText>
+          </w:r>
+          <w:r>
+            <w:rPr>
+              <w:bCs/>
+            </w:rPr>
+            <w:fldChar w:fldCharType="separate"/>
+          </w:r>
+          <w:r>
+            <w:t>1.2.2. Tổng quan về ngôn ngữ lập trình phía máy chủ</w:t>
+          </w:r>
+          <w:r>
+            <w:tab/>
+          </w:r>
+          <w:r>
+            <w:fldChar w:fldCharType="begin"/>
+          </w:r>
+          <w:r>
+            <w:instrText xml:space="preserve"> PAGEREF _Toc20480 \h </w:instrText>
+          </w:r>
+          <w:r>
+            <w:fldChar w:fldCharType="separate"/>
+          </w:r>
+          <w:r>
+            <w:t>5</w:t>
+          </w:r>
+          <w:r>
+            <w:fldChar w:fldCharType="end"/>
+          </w:r>
+          <w:r>
+            <w:rPr>
+              <w:bCs/>
+            </w:rPr>
+            <w:fldChar w:fldCharType="end"/>
+          </w:r>
+        </w:p>
+        <w:p>
+          <w:pPr>
+            <w:pStyle w:val="31"/>
+            <w:tabs>
+              <w:tab w:val="right" w:leader="dot" w:pos="9072"/>
+              <w:tab w:val="clear" w:pos="9062"/>
+            </w:tabs>
+          </w:pPr>
+          <w:r>
+            <w:rPr>
+              <w:bCs/>
+            </w:rPr>
+            <w:fldChar w:fldCharType="begin"/>
+          </w:r>
+          <w:r>
+            <w:rPr>
+              <w:bCs/>
+            </w:rPr>
+            <w:instrText xml:space="preserve"> HYPERLINK \l _Toc13102 </w:instrText>
+          </w:r>
+          <w:r>
+            <w:rPr>
+              <w:bCs/>
+            </w:rPr>
+            <w:fldChar w:fldCharType="separate"/>
+          </w:r>
+          <w:r>
+            <w:t>1.2.3. Hệ quản trị cơ sở dữ liệu Microsoft SQL Server (MSSQL)</w:t>
+          </w:r>
+          <w:r>
+            <w:tab/>
+          </w:r>
+          <w:r>
+            <w:fldChar w:fldCharType="begin"/>
+          </w:r>
+          <w:r>
+            <w:instrText xml:space="preserve"> PAGEREF _Toc13102 \h </w:instrText>
+          </w:r>
+          <w:r>
+            <w:fldChar w:fldCharType="separate"/>
+          </w:r>
+          <w:r>
+            <w:t>5</w:t>
+          </w:r>
+          <w:r>
+            <w:fldChar w:fldCharType="end"/>
+          </w:r>
+          <w:r>
+            <w:rPr>
+              <w:bCs/>
+            </w:rPr>
+            <w:fldChar w:fldCharType="end"/>
+          </w:r>
+        </w:p>
+        <w:p>
+          <w:pPr>
+            <w:pStyle w:val="31"/>
+            <w:tabs>
+              <w:tab w:val="right" w:leader="dot" w:pos="9072"/>
+              <w:tab w:val="clear" w:pos="9062"/>
+            </w:tabs>
+          </w:pPr>
+          <w:r>
+            <w:rPr>
+              <w:bCs/>
+            </w:rPr>
+            <w:fldChar w:fldCharType="begin"/>
+          </w:r>
+          <w:r>
+            <w:rPr>
+              <w:bCs/>
+            </w:rPr>
+            <w:instrText xml:space="preserve"> HYPERLINK \l _Toc17379 </w:instrText>
+          </w:r>
+          <w:r>
+            <w:rPr>
+              <w:bCs/>
+            </w:rPr>
+            <w:fldChar w:fldCharType="separate"/>
+          </w:r>
+          <w:r>
+            <w:t>1.2.4. Kiến trúc và Kỹ thuật lập trình ứng dụng</w:t>
+          </w:r>
+          <w:r>
+            <w:tab/>
+          </w:r>
+          <w:r>
+            <w:fldChar w:fldCharType="begin"/>
+          </w:r>
+          <w:r>
+            <w:instrText xml:space="preserve"> PAGEREF _Toc17379 \h </w:instrText>
+          </w:r>
+          <w:r>
+            <w:fldChar w:fldCharType="separate"/>
+          </w:r>
+          <w:r>
+            <w:t>5</w:t>
+          </w:r>
+          <w:r>
+            <w:fldChar w:fldCharType="end"/>
+          </w:r>
+          <w:r>
+            <w:rPr>
+              <w:bCs/>
+            </w:rPr>
+            <w:fldChar w:fldCharType="end"/>
+          </w:r>
+        </w:p>
+        <w:p>
+          <w:pPr>
+            <w:pStyle w:val="31"/>
+            <w:tabs>
+              <w:tab w:val="right" w:leader="dot" w:pos="9072"/>
+              <w:tab w:val="clear" w:pos="9062"/>
+            </w:tabs>
+          </w:pPr>
+          <w:r>
+            <w:rPr>
+              <w:bCs/>
+            </w:rPr>
+            <w:fldChar w:fldCharType="begin"/>
+          </w:r>
+          <w:r>
+            <w:rPr>
+              <w:bCs/>
+            </w:rPr>
+            <w:instrText xml:space="preserve"> HYPERLINK \l _Toc28022 </w:instrText>
+          </w:r>
+          <w:r>
+            <w:rPr>
+              <w:bCs/>
+            </w:rPr>
+            <w:fldChar w:fldCharType="separate"/>
+          </w:r>
+          <w:r>
+            <w:t>1.2.5. Công cụ phát triển và Quản lý mã nguồn</w:t>
+          </w:r>
+          <w:r>
+            <w:tab/>
+          </w:r>
+          <w:r>
+            <w:fldChar w:fldCharType="begin"/>
+          </w:r>
+          <w:r>
+            <w:instrText xml:space="preserve"> PAGEREF _Toc28022 \h </w:instrText>
+          </w:r>
+          <w:r>
+            <w:fldChar w:fldCharType="separate"/>
+          </w:r>
+          <w:r>
+            <w:t>6</w:t>
           </w:r>
           <w:r>
             <w:fldChar w:fldCharType="end"/>
@@ -3199,7 +3738,7 @@
             <w:rPr>
               <w:bCs/>
             </w:rPr>
-            <w:instrText xml:space="preserve"> HYPERLINK \l _Toc26430 </w:instrText>
+            <w:instrText xml:space="preserve"> HYPERLINK \l _Toc32348 </w:instrText>
           </w:r>
           <w:r>
             <w:rPr>
@@ -3235,7 +3774,7 @@
             <w:fldChar w:fldCharType="begin"/>
           </w:r>
           <w:r>
-            <w:instrText xml:space="preserve"> PAGEREF _Toc26430 \h </w:instrText>
+            <w:instrText xml:space="preserve"> PAGEREF _Toc32348 \h </w:instrText>
           </w:r>
           <w:r>
             <w:fldChar w:fldCharType="separate"/>
@@ -3271,7 +3810,7 @@
             <w:rPr>
               <w:bCs/>
             </w:rPr>
-            <w:instrText xml:space="preserve"> HYPERLINK \l _Toc20531 </w:instrText>
+            <w:instrText xml:space="preserve"> HYPERLINK \l _Toc190 </w:instrText>
           </w:r>
           <w:r>
             <w:rPr>
@@ -3283,11 +3822,13 @@
             <w:rPr>
               <w:bCs w:val="0"/>
             </w:rPr>
-            <w:t>2.1. Phân tích người</w:t>
+            <w:t>2</w:t>
+          </w:r>
+          <w:r>
+            <w:t>.1. Phân tích người</w:t>
           </w:r>
           <w:r>
             <w:rPr>
-              <w:bCs w:val="0"/>
               <w:lang w:val="vi-VN"/>
             </w:rPr>
             <w:t xml:space="preserve"> dùng hệ thống</w:t>
@@ -3299,7 +3840,7 @@
             <w:fldChar w:fldCharType="begin"/>
           </w:r>
           <w:r>
-            <w:instrText xml:space="preserve"> PAGEREF _Toc20531 \h </w:instrText>
+            <w:instrText xml:space="preserve"> PAGEREF _Toc190 \h </w:instrText>
           </w:r>
           <w:r>
             <w:fldChar w:fldCharType="separate"/>
@@ -3335,7 +3876,7 @@
             <w:rPr>
               <w:bCs/>
             </w:rPr>
-            <w:instrText xml:space="preserve"> HYPERLINK \l _Toc12185 </w:instrText>
+            <w:instrText xml:space="preserve"> HYPERLINK \l _Toc139 </w:instrText>
           </w:r>
           <w:r>
             <w:rPr>
@@ -3344,11 +3885,6 @@
             <w:fldChar w:fldCharType="separate"/>
           </w:r>
           <w:r>
-            <w:rPr>
-              <w:rFonts w:cs="Times New Roman"/>
-              <w:i w:val="0"/>
-              <w:iCs/>
-            </w:rPr>
             <w:t>2.1.1. Mô tả hệ thống</w:t>
           </w:r>
           <w:r>
@@ -3358,7 +3894,7 @@
             <w:fldChar w:fldCharType="begin"/>
           </w:r>
           <w:r>
-            <w:instrText xml:space="preserve"> PAGEREF _Toc12185 \h </w:instrText>
+            <w:instrText xml:space="preserve"> PAGEREF _Toc139 \h </w:instrText>
           </w:r>
           <w:r>
             <w:fldChar w:fldCharType="separate"/>
@@ -3394,7 +3930,7 @@
             <w:rPr>
               <w:bCs/>
             </w:rPr>
-            <w:instrText xml:space="preserve"> HYPERLINK \l _Toc8455 </w:instrText>
+            <w:instrText xml:space="preserve"> HYPERLINK \l _Toc14775 </w:instrText>
           </w:r>
           <w:r>
             <w:rPr>
@@ -3403,11 +3939,6 @@
             <w:fldChar w:fldCharType="separate"/>
           </w:r>
           <w:r>
-            <w:rPr>
-              <w:rFonts w:cs="Times New Roman"/>
-              <w:i w:val="0"/>
-              <w:iCs/>
-            </w:rPr>
             <w:t>2.1.2. Các đối tượng tham gia hệ thống</w:t>
           </w:r>
           <w:r>
@@ -3417,7 +3948,7 @@
             <w:fldChar w:fldCharType="begin"/>
           </w:r>
           <w:r>
-            <w:instrText xml:space="preserve"> PAGEREF _Toc8455 \h </w:instrText>
+            <w:instrText xml:space="preserve"> PAGEREF _Toc14775 \h </w:instrText>
           </w:r>
           <w:r>
             <w:fldChar w:fldCharType="separate"/>
@@ -3453,7 +3984,7 @@
             <w:rPr>
               <w:bCs/>
             </w:rPr>
-            <w:instrText xml:space="preserve"> HYPERLINK \l _Toc17035 </w:instrText>
+            <w:instrText xml:space="preserve"> HYPERLINK \l _Toc15405 </w:instrText>
           </w:r>
           <w:r>
             <w:rPr>
@@ -3462,22 +3993,15 @@
             <w:fldChar w:fldCharType="separate"/>
           </w:r>
           <w:r>
+            <w:t>2.2. Phân tích tổng</w:t>
+          </w:r>
+          <w:r>
             <w:rPr>
-              <w:bCs w:val="0"/>
-            </w:rPr>
-            <w:t>2.2. Phân tích tổng</w:t>
-          </w:r>
-          <w:r>
-            <w:rPr>
-              <w:bCs w:val="0"/>
               <w:lang w:val="vi-VN"/>
             </w:rPr>
             <w:t xml:space="preserve"> thể </w:t>
           </w:r>
           <w:r>
-            <w:rPr>
-              <w:bCs w:val="0"/>
-            </w:rPr>
             <w:t>hệ thống</w:t>
           </w:r>
           <w:r>
@@ -3487,7 +4011,7 @@
             <w:fldChar w:fldCharType="begin"/>
           </w:r>
           <w:r>
-            <w:instrText xml:space="preserve"> PAGEREF _Toc17035 \h </w:instrText>
+            <w:instrText xml:space="preserve"> PAGEREF _Toc15405 \h </w:instrText>
           </w:r>
           <w:r>
             <w:fldChar w:fldCharType="separate"/>
@@ -3523,7 +4047,7 @@
             <w:rPr>
               <w:bCs/>
             </w:rPr>
-            <w:instrText xml:space="preserve"> HYPERLINK \l _Toc20107 </w:instrText>
+            <w:instrText xml:space="preserve"> HYPERLINK \l _Toc25550 </w:instrText>
           </w:r>
           <w:r>
             <w:rPr>
@@ -3532,11 +4056,6 @@
             <w:fldChar w:fldCharType="separate"/>
           </w:r>
           <w:r>
-            <w:rPr>
-              <w:rFonts w:cs="Times New Roman"/>
-              <w:i w:val="0"/>
-              <w:iCs/>
-            </w:rPr>
             <w:t>2.2.1. Biểu đồ Use Case tổng quát</w:t>
           </w:r>
           <w:r>
@@ -3546,7 +4065,7 @@
             <w:fldChar w:fldCharType="begin"/>
           </w:r>
           <w:r>
-            <w:instrText xml:space="preserve"> PAGEREF _Toc20107 \h </w:instrText>
+            <w:instrText xml:space="preserve"> PAGEREF _Toc25550 \h </w:instrText>
           </w:r>
           <w:r>
             <w:fldChar w:fldCharType="separate"/>
@@ -3582,7 +4101,7 @@
             <w:rPr>
               <w:bCs/>
             </w:rPr>
-            <w:instrText xml:space="preserve"> HYPERLINK \l _Toc8980 </w:instrText>
+            <w:instrText xml:space="preserve"> HYPERLINK \l _Toc29967 </w:instrText>
           </w:r>
           <w:r>
             <w:rPr>
@@ -3591,11 +4110,6 @@
             <w:fldChar w:fldCharType="separate"/>
           </w:r>
           <w:r>
-            <w:rPr>
-              <w:rFonts w:cs="Times New Roman"/>
-              <w:i w:val="0"/>
-              <w:iCs/>
-            </w:rPr>
             <w:t>2.2.2. Biểu đồ Use Case của Admin (Quản trị viên)</w:t>
           </w:r>
           <w:r>
@@ -3605,7 +4119,7 @@
             <w:fldChar w:fldCharType="begin"/>
           </w:r>
           <w:r>
-            <w:instrText xml:space="preserve"> PAGEREF _Toc8980 \h </w:instrText>
+            <w:instrText xml:space="preserve"> PAGEREF _Toc29967 \h </w:instrText>
           </w:r>
           <w:r>
             <w:fldChar w:fldCharType="separate"/>
@@ -3641,7 +4155,7 @@
             <w:rPr>
               <w:bCs/>
             </w:rPr>
-            <w:instrText xml:space="preserve"> HYPERLINK \l _Toc7499 </w:instrText>
+            <w:instrText xml:space="preserve"> HYPERLINK \l _Toc10574 </w:instrText>
           </w:r>
           <w:r>
             <w:rPr>
@@ -3650,11 +4164,6 @@
             <w:fldChar w:fldCharType="separate"/>
           </w:r>
           <w:r>
-            <w:rPr>
-              <w:rFonts w:cs="Times New Roman"/>
-              <w:i w:val="0"/>
-              <w:iCs/>
-            </w:rPr>
             <w:t>2.2.3. Biểu đồ Use Case của Khách hàng</w:t>
           </w:r>
           <w:r>
@@ -3664,7 +4173,7 @@
             <w:fldChar w:fldCharType="begin"/>
           </w:r>
           <w:r>
-            <w:instrText xml:space="preserve"> PAGEREF _Toc7499 \h </w:instrText>
+            <w:instrText xml:space="preserve"> PAGEREF _Toc10574 \h </w:instrText>
           </w:r>
           <w:r>
             <w:fldChar w:fldCharType="separate"/>
@@ -3700,7 +4209,7 @@
             <w:rPr>
               <w:bCs/>
             </w:rPr>
-            <w:instrText xml:space="preserve"> HYPERLINK \l _Toc25310 </w:instrText>
+            <w:instrText xml:space="preserve"> HYPERLINK \l _Toc4929 </w:instrText>
           </w:r>
           <w:r>
             <w:rPr>
@@ -3709,12 +4218,7 @@
             <w:fldChar w:fldCharType="separate"/>
           </w:r>
           <w:r>
-            <w:rPr>
-              <w:rFonts w:cs="Times New Roman"/>
-              <w:i w:val="0"/>
-              <w:iCs/>
-            </w:rPr>
-            <w:t>2.2.5. Biểu đồ tuần tự (Sequence Diagram)</w:t>
+            <w:t>2.2.4. Biểu đồ hoạt động (Activity Diagram)</w:t>
           </w:r>
           <w:r>
             <w:tab/>
@@ -3723,13 +4227,13 @@
             <w:fldChar w:fldCharType="begin"/>
           </w:r>
           <w:r>
-            <w:instrText xml:space="preserve"> PAGEREF _Toc25310 \h </w:instrText>
+            <w:instrText xml:space="preserve"> PAGEREF _Toc4929 \h </w:instrText>
           </w:r>
           <w:r>
             <w:fldChar w:fldCharType="separate"/>
           </w:r>
           <w:r>
-            <w:t>26</w:t>
+            <w:t>20</w:t>
           </w:r>
           <w:r>
             <w:fldChar w:fldCharType="end"/>
@@ -3759,7 +4263,7 @@
             <w:rPr>
               <w:bCs/>
             </w:rPr>
-            <w:instrText xml:space="preserve"> HYPERLINK \l _Toc25200 </w:instrText>
+            <w:instrText xml:space="preserve"> HYPERLINK \l _Toc17735 </w:instrText>
           </w:r>
           <w:r>
             <w:rPr>
@@ -3768,11 +4272,60 @@
             <w:fldChar w:fldCharType="separate"/>
           </w:r>
           <w:r>
+            <w:t>2.2.5. Biểu đồ tuần tự (Sequence Diagram)</w:t>
+          </w:r>
+          <w:r>
+            <w:tab/>
+          </w:r>
+          <w:r>
+            <w:fldChar w:fldCharType="begin"/>
+          </w:r>
+          <w:r>
+            <w:instrText xml:space="preserve"> PAGEREF _Toc17735 \h </w:instrText>
+          </w:r>
+          <w:r>
+            <w:fldChar w:fldCharType="separate"/>
+          </w:r>
+          <w:r>
+            <w:t>24</w:t>
+          </w:r>
+          <w:r>
+            <w:fldChar w:fldCharType="end"/>
+          </w:r>
+          <w:r>
             <w:rPr>
-              <w:rFonts w:cs="Times New Roman"/>
-              <w:i w:val="0"/>
-              <w:iCs/>
+              <w:bCs/>
             </w:rPr>
+            <w:fldChar w:fldCharType="end"/>
+          </w:r>
+        </w:p>
+        <w:p>
+          <w:pPr>
+            <w:pStyle w:val="31"/>
+            <w:tabs>
+              <w:tab w:val="right" w:leader="dot" w:pos="9072"/>
+              <w:tab w:val="clear" w:pos="9062"/>
+            </w:tabs>
+          </w:pPr>
+          <w:r>
+            <w:rPr>
+              <w:bCs/>
+            </w:rPr>
+            <w:fldChar w:fldCharType="begin"/>
+          </w:r>
+          <w:r>
+            <w:rPr>
+              <w:bCs/>
+            </w:rPr>
+            <w:instrText xml:space="preserve"> HYPERLINK \l _Toc5062 </w:instrText>
+          </w:r>
+          <w:r>
+            <w:rPr>
+              <w:bCs/>
+            </w:rPr>
+            <w:fldChar w:fldCharType="separate"/>
+          </w:r>
+          <w:r>
             <w:t>2.2.6. Biểu đồ lớp (Class Diagram)</w:t>
           </w:r>
           <w:r>
@@ -3782,13 +4335,13 @@
             <w:fldChar w:fldCharType="begin"/>
           </w:r>
           <w:r>
-            <w:instrText xml:space="preserve"> PAGEREF _Toc25200 \h </w:instrText>
+            <w:instrText xml:space="preserve"> PAGEREF _Toc5062 \h </w:instrText>
           </w:r>
           <w:r>
             <w:fldChar w:fldCharType="separate"/>
           </w:r>
           <w:r>
-            <w:t>31</w:t>
+            <w:t>29</w:t>
           </w:r>
           <w:r>
             <w:fldChar w:fldCharType="end"/>
@@ -3818,7 +4371,7 @@
             <w:rPr>
               <w:bCs/>
             </w:rPr>
-            <w:instrText xml:space="preserve"> HYPERLINK \l _Toc27654 </w:instrText>
+            <w:instrText xml:space="preserve"> HYPERLINK \l _Toc7683 </w:instrText>
           </w:r>
           <w:r>
             <w:rPr>
@@ -3827,14 +4380,10 @@
             <w:fldChar w:fldCharType="separate"/>
           </w:r>
           <w:r>
+            <w:t>2.3. Thiết kế cơ</w:t>
+          </w:r>
+          <w:r>
             <w:rPr>
-              <w:bCs w:val="0"/>
-            </w:rPr>
-            <w:t>2.3. Thiết kế cơ</w:t>
-          </w:r>
-          <w:r>
-            <w:rPr>
-              <w:bCs w:val="0"/>
               <w:lang w:val="vi-VN"/>
             </w:rPr>
             <w:t xml:space="preserve"> sở dữ liệu</w:t>
@@ -3846,13 +4395,13 @@
             <w:fldChar w:fldCharType="begin"/>
           </w:r>
           <w:r>
-            <w:instrText xml:space="preserve"> PAGEREF _Toc27654 \h </w:instrText>
+            <w:instrText xml:space="preserve"> PAGEREF _Toc7683 \h </w:instrText>
           </w:r>
           <w:r>
             <w:fldChar w:fldCharType="separate"/>
           </w:r>
           <w:r>
-            <w:t>31</w:t>
+            <w:t>29</w:t>
           </w:r>
           <w:r>
             <w:fldChar w:fldCharType="end"/>
@@ -3882,7 +4431,7 @@
             <w:rPr>
               <w:bCs/>
             </w:rPr>
-            <w:instrText xml:space="preserve"> HYPERLINK \l _Toc2773 </w:instrText>
+            <w:instrText xml:space="preserve"> HYPERLINK \l _Toc29647 </w:instrText>
           </w:r>
           <w:r>
             <w:rPr>
@@ -3891,11 +4440,6 @@
             <w:fldChar w:fldCharType="separate"/>
           </w:r>
           <w:r>
-            <w:rPr>
-              <w:rFonts w:cs="Times New Roman"/>
-              <w:i w:val="0"/>
-              <w:iCs/>
-            </w:rPr>
             <w:t>2.3.1. Tổng quan cơ sở dữ liệu</w:t>
           </w:r>
           <w:r>
@@ -3905,13 +4449,13 @@
             <w:fldChar w:fldCharType="begin"/>
           </w:r>
           <w:r>
-            <w:instrText xml:space="preserve"> PAGEREF _Toc2773 \h </w:instrText>
+            <w:instrText xml:space="preserve"> PAGEREF _Toc29647 \h </w:instrText>
           </w:r>
           <w:r>
             <w:fldChar w:fldCharType="separate"/>
           </w:r>
           <w:r>
-            <w:t>31</w:t>
+            <w:t>29</w:t>
           </w:r>
           <w:r>
             <w:fldChar w:fldCharType="end"/>
@@ -3941,7 +4485,7 @@
             <w:rPr>
               <w:bCs/>
             </w:rPr>
-            <w:instrText xml:space="preserve"> HYPERLINK \l _Toc15973 </w:instrText>
+            <w:instrText xml:space="preserve"> HYPERLINK \l _Toc21458 </w:instrText>
           </w:r>
           <w:r>
             <w:rPr>
@@ -3950,11 +4494,6 @@
             <w:fldChar w:fldCharType="separate"/>
           </w:r>
           <w:r>
-            <w:rPr>
-              <w:rFonts w:cs="Times New Roman"/>
-              <w:i w:val="0"/>
-              <w:iCs/>
-            </w:rPr>
             <w:t>2.3.2. Danh sách các bảng dữ liệu</w:t>
           </w:r>
           <w:r>
@@ -3964,13 +4503,13 @@
             <w:fldChar w:fldCharType="begin"/>
           </w:r>
           <w:r>
-            <w:instrText xml:space="preserve"> PAGEREF _Toc15973 \h </w:instrText>
+            <w:instrText xml:space="preserve"> PAGEREF _Toc21458 \h </w:instrText>
           </w:r>
           <w:r>
             <w:fldChar w:fldCharType="separate"/>
           </w:r>
           <w:r>
-            <w:t>32</w:t>
+            <w:t>30</w:t>
           </w:r>
           <w:r>
             <w:fldChar w:fldCharType="end"/>
@@ -4000,7 +4539,7 @@
             <w:rPr>
               <w:bCs/>
             </w:rPr>
-            <w:instrText xml:space="preserve"> HYPERLINK \l _Toc27565 </w:instrText>
+            <w:instrText xml:space="preserve"> HYPERLINK \l _Toc4805 </w:instrText>
           </w:r>
           <w:r>
             <w:rPr>
@@ -4009,11 +4548,6 @@
             <w:fldChar w:fldCharType="separate"/>
           </w:r>
           <w:r>
-            <w:rPr>
-              <w:rFonts w:cs="Times New Roman"/>
-              <w:i w:val="0"/>
-              <w:iCs/>
-            </w:rPr>
             <w:t>2.3.3. Cấu trúc chi tiết các bảng</w:t>
           </w:r>
           <w:r>
@@ -4023,13 +4557,13 @@
             <w:fldChar w:fldCharType="begin"/>
           </w:r>
           <w:r>
-            <w:instrText xml:space="preserve"> PAGEREF _Toc27565 \h </w:instrText>
+            <w:instrText xml:space="preserve"> PAGEREF _Toc4805 \h </w:instrText>
           </w:r>
           <w:r>
             <w:fldChar w:fldCharType="separate"/>
           </w:r>
           <w:r>
-            <w:t>33</w:t>
+            <w:t>31</w:t>
           </w:r>
           <w:r>
             <w:fldChar w:fldCharType="end"/>
@@ -4059,7 +4593,7 @@
             <w:rPr>
               <w:bCs/>
             </w:rPr>
-            <w:instrText xml:space="preserve"> HYPERLINK \l _Toc25629 </w:instrText>
+            <w:instrText xml:space="preserve"> HYPERLINK \l _Toc28522 </w:instrText>
           </w:r>
           <w:r>
             <w:rPr>
@@ -4082,13 +4616,13 @@
             <w:fldChar w:fldCharType="begin"/>
           </w:r>
           <w:r>
-            <w:instrText xml:space="preserve"> PAGEREF _Toc25629 \h </w:instrText>
+            <w:instrText xml:space="preserve"> PAGEREF _Toc28522 \h </w:instrText>
           </w:r>
           <w:r>
             <w:fldChar w:fldCharType="separate"/>
           </w:r>
           <w:r>
-            <w:t>34</w:t>
+            <w:t>32</w:t>
           </w:r>
           <w:r>
             <w:fldChar w:fldCharType="end"/>
@@ -4118,7 +4652,7 @@
             <w:rPr>
               <w:bCs/>
             </w:rPr>
-            <w:instrText xml:space="preserve"> HYPERLINK \l _Toc12648 </w:instrText>
+            <w:instrText xml:space="preserve"> HYPERLINK \l _Toc10670 </w:instrText>
           </w:r>
           <w:r>
             <w:rPr>
@@ -4136,13 +4670,13 @@
             <w:fldChar w:fldCharType="begin"/>
           </w:r>
           <w:r>
-            <w:instrText xml:space="preserve"> PAGEREF _Toc12648 \h </w:instrText>
+            <w:instrText xml:space="preserve"> PAGEREF _Toc10670 \h </w:instrText>
           </w:r>
           <w:r>
             <w:fldChar w:fldCharType="separate"/>
           </w:r>
           <w:r>
-            <w:t>35</w:t>
+            <w:t>33</w:t>
           </w:r>
           <w:r>
             <w:fldChar w:fldCharType="end"/>
@@ -4172,7 +4706,7 @@
             <w:rPr>
               <w:bCs/>
             </w:rPr>
-            <w:instrText xml:space="preserve"> HYPERLINK \l _Toc16229 </w:instrText>
+            <w:instrText xml:space="preserve"> HYPERLINK \l _Toc29756 </w:instrText>
           </w:r>
           <w:r>
             <w:rPr>
@@ -4190,13 +4724,13 @@
             <w:fldChar w:fldCharType="begin"/>
           </w:r>
           <w:r>
-            <w:instrText xml:space="preserve"> PAGEREF _Toc16229 \h </w:instrText>
+            <w:instrText xml:space="preserve"> PAGEREF _Toc29756 \h </w:instrText>
           </w:r>
           <w:r>
             <w:fldChar w:fldCharType="separate"/>
           </w:r>
           <w:r>
-            <w:t>35</w:t>
+            <w:t>33</w:t>
           </w:r>
           <w:r>
             <w:fldChar w:fldCharType="end"/>
@@ -4226,7 +4760,7 @@
             <w:rPr>
               <w:bCs/>
             </w:rPr>
-            <w:instrText xml:space="preserve"> HYPERLINK \l _Toc9918 </w:instrText>
+            <w:instrText xml:space="preserve"> HYPERLINK \l _Toc10929 </w:instrText>
           </w:r>
           <w:r>
             <w:rPr>
@@ -4247,13 +4781,13 @@
             <w:fldChar w:fldCharType="begin"/>
           </w:r>
           <w:r>
-            <w:instrText xml:space="preserve"> PAGEREF _Toc9918 \h </w:instrText>
+            <w:instrText xml:space="preserve"> PAGEREF _Toc10929 \h </w:instrText>
           </w:r>
           <w:r>
             <w:fldChar w:fldCharType="separate"/>
           </w:r>
           <w:r>
-            <w:t>35</w:t>
+            <w:t>33</w:t>
           </w:r>
           <w:r>
             <w:fldChar w:fldCharType="end"/>
@@ -4283,7 +4817,7 @@
             <w:rPr>
               <w:bCs/>
             </w:rPr>
-            <w:instrText xml:space="preserve"> HYPERLINK \l _Toc9204 </w:instrText>
+            <w:instrText xml:space="preserve"> HYPERLINK \l _Toc32357 </w:instrText>
           </w:r>
           <w:r>
             <w:rPr>
@@ -4301,13 +4835,13 @@
             <w:fldChar w:fldCharType="begin"/>
           </w:r>
           <w:r>
-            <w:instrText xml:space="preserve"> PAGEREF _Toc9204 \h </w:instrText>
+            <w:instrText xml:space="preserve"> PAGEREF _Toc32357 \h </w:instrText>
           </w:r>
           <w:r>
             <w:fldChar w:fldCharType="separate"/>
           </w:r>
           <w:r>
-            <w:t>36</w:t>
+            <w:t>34</w:t>
           </w:r>
           <w:r>
             <w:fldChar w:fldCharType="end"/>
@@ -4337,7 +4871,7 @@
             <w:rPr>
               <w:bCs/>
             </w:rPr>
-            <w:instrText xml:space="preserve"> HYPERLINK \l _Toc7427 </w:instrText>
+            <w:instrText xml:space="preserve"> HYPERLINK \l _Toc12741 </w:instrText>
           </w:r>
           <w:r>
             <w:rPr>
@@ -4361,13 +4895,13 @@
             <w:fldChar w:fldCharType="begin"/>
           </w:r>
           <w:r>
-            <w:instrText xml:space="preserve"> PAGEREF _Toc7427 \h </w:instrText>
+            <w:instrText xml:space="preserve"> PAGEREF _Toc12741 \h </w:instrText>
           </w:r>
           <w:r>
             <w:fldChar w:fldCharType="separate"/>
           </w:r>
           <w:r>
-            <w:t>36</w:t>
+            <w:t>34</w:t>
           </w:r>
           <w:r>
             <w:fldChar w:fldCharType="end"/>
@@ -4415,7 +4949,7 @@
         <w:pStyle w:val="2"/>
         <w:spacing w:before="0" w:after="360"/>
       </w:pPr>
-      <w:bookmarkStart w:id="2" w:name="_Toc19476"/>
+      <w:bookmarkStart w:id="2" w:name="_Toc11152"/>
       <w:r>
         <w:rPr>
           <w:rFonts w:eastAsia="Times New Roman"/>
@@ -8300,7 +8834,7 @@
           <w:lang w:val="vi-VN"/>
         </w:rPr>
       </w:pPr>
-      <w:bookmarkStart w:id="3" w:name="_Toc20210"/>
+      <w:bookmarkStart w:id="3" w:name="_Toc25925"/>
       <w:r>
         <w:rPr>
           <w:rStyle w:val="22"/>
@@ -8331,18 +8865,8 @@
       <w:pPr>
         <w:pStyle w:val="27"/>
         <w:tabs>
-          <w:tab w:val="left" w:pos="1276"/>
-          <w:tab w:val="right" w:leader="dot" w:pos="9062"/>
+          <w:tab w:val="right" w:leader="dot" w:pos="9072"/>
         </w:tabs>
-        <w:ind w:firstLine="0"/>
-        <w:rPr>
-          <w:rFonts w:asciiTheme="minorHAnsi" w:hAnsiTheme="minorHAnsi" w:eastAsiaTheme="minorEastAsia" w:cstheme="minorBidi"/>
-          <w:color w:val="auto"/>
-          <w:kern w:val="0"/>
-          <w:sz w:val="22"/>
-          <w:szCs w:val="22"/>
-          <w14:ligatures w14:val="none"/>
-        </w:rPr>
       </w:pPr>
       <w:r>
         <w:rPr>
@@ -8366,48 +8890,28 @@
         <w:fldChar w:fldCharType="begin"/>
       </w:r>
       <w:r>
-        <w:instrText xml:space="preserve"> HYPERLINK \l "_Toc221149352" </w:instrText>
+        <w:instrText xml:space="preserve"> HYPERLINK \l _Toc9825 </w:instrText>
       </w:r>
       <w:r>
         <w:fldChar w:fldCharType="separate"/>
       </w:r>
       <w:r>
-        <w:rPr>
-          <w:rStyle w:val="22"/>
-        </w:rPr>
-        <w:t>Bảng 2.1.</w:t>
-      </w:r>
-      <w:r>
-        <w:rPr>
-          <w:rFonts w:asciiTheme="minorHAnsi" w:hAnsiTheme="minorHAnsi" w:eastAsiaTheme="minorEastAsia" w:cstheme="minorBidi"/>
-          <w:color w:val="auto"/>
-          <w:kern w:val="0"/>
-          <w:sz w:val="22"/>
-          <w:szCs w:val="22"/>
-          <w14:ligatures w14:val="none"/>
-        </w:rPr>
+        <w:t>Bảng các chức năng chính của Admin và Staff</w:t>
+      </w:r>
+      <w:r>
         <w:tab/>
       </w:r>
       <w:r>
-        <w:rPr>
-          <w:rStyle w:val="22"/>
-        </w:rPr>
-        <w:t>Bảng các chức năng chính của Admin và Staff</w:t>
-      </w:r>
-      <w:r>
-        <w:tab/>
-      </w:r>
-      <w:r>
         <w:fldChar w:fldCharType="begin"/>
       </w:r>
       <w:r>
-        <w:instrText xml:space="preserve"> PAGEREF _Toc221149352 \h </w:instrText>
+        <w:instrText xml:space="preserve"> PAGEREF _Toc9825 \h </w:instrText>
       </w:r>
       <w:r>
         <w:fldChar w:fldCharType="separate"/>
       </w:r>
       <w:r>
-        <w:t>31</w:t>
+        <w:t>11</w:t>
       </w:r>
       <w:r>
         <w:fldChar w:fldCharType="end"/>
@@ -8420,65 +8924,35 @@
       <w:pPr>
         <w:pStyle w:val="27"/>
         <w:tabs>
-          <w:tab w:val="left" w:pos="1276"/>
-          <w:tab w:val="right" w:leader="dot" w:pos="9062"/>
+          <w:tab w:val="right" w:leader="dot" w:pos="9072"/>
         </w:tabs>
-        <w:ind w:firstLine="0"/>
-        <w:rPr>
-          <w:rFonts w:asciiTheme="minorHAnsi" w:hAnsiTheme="minorHAnsi" w:eastAsiaTheme="minorEastAsia" w:cstheme="minorBidi"/>
-          <w:color w:val="auto"/>
-          <w:kern w:val="0"/>
-          <w:sz w:val="22"/>
-          <w:szCs w:val="22"/>
-          <w14:ligatures w14:val="none"/>
-        </w:rPr>
       </w:pPr>
       <w:r>
         <w:fldChar w:fldCharType="begin"/>
       </w:r>
       <w:r>
-        <w:instrText xml:space="preserve"> HYPERLINK \l "_Toc221149353" </w:instrText>
+        <w:instrText xml:space="preserve"> HYPERLINK \l _Toc26583 </w:instrText>
       </w:r>
       <w:r>
         <w:fldChar w:fldCharType="separate"/>
       </w:r>
       <w:r>
-        <w:rPr>
-          <w:rStyle w:val="22"/>
-        </w:rPr>
-        <w:t>Bảng 2.2.</w:t>
-      </w:r>
-      <w:r>
-        <w:rPr>
-          <w:rFonts w:asciiTheme="minorHAnsi" w:hAnsiTheme="minorHAnsi" w:eastAsiaTheme="minorEastAsia" w:cstheme="minorBidi"/>
-          <w:color w:val="auto"/>
-          <w:kern w:val="0"/>
-          <w:sz w:val="22"/>
-          <w:szCs w:val="22"/>
-          <w14:ligatures w14:val="none"/>
-        </w:rPr>
+        <w:t>Bảng mô tả use case chức năng Đăng nhập – đăng xuất hệ thống</w:t>
+      </w:r>
+      <w:r>
         <w:tab/>
       </w:r>
       <w:r>
-        <w:rPr>
-          <w:rStyle w:val="22"/>
-        </w:rPr>
-        <w:t>Mô tả use case chức năng Đăng nhập – đăng xuất hệ thống</w:t>
-      </w:r>
-      <w:r>
-        <w:tab/>
-      </w:r>
-      <w:r>
         <w:fldChar w:fldCharType="begin"/>
       </w:r>
       <w:r>
-        <w:instrText xml:space="preserve"> PAGEREF _Toc221149353 \h </w:instrText>
+        <w:instrText xml:space="preserve"> PAGEREF _Toc26583 \h </w:instrText>
       </w:r>
       <w:r>
         <w:fldChar w:fldCharType="separate"/>
       </w:r>
       <w:r>
-        <w:t>32</w:t>
+        <w:t>13</w:t>
       </w:r>
       <w:r>
         <w:fldChar w:fldCharType="end"/>
@@ -8491,65 +8965,38 @@
       <w:pPr>
         <w:pStyle w:val="27"/>
         <w:tabs>
-          <w:tab w:val="left" w:pos="1276"/>
-          <w:tab w:val="right" w:leader="dot" w:pos="9062"/>
+          <w:tab w:val="right" w:leader="dot" w:pos="9072"/>
         </w:tabs>
-        <w:ind w:firstLine="0"/>
-        <w:rPr>
-          <w:rFonts w:asciiTheme="minorHAnsi" w:hAnsiTheme="minorHAnsi" w:eastAsiaTheme="minorEastAsia" w:cstheme="minorBidi"/>
-          <w:color w:val="auto"/>
-          <w:kern w:val="0"/>
-          <w:sz w:val="22"/>
-          <w:szCs w:val="22"/>
-          <w14:ligatures w14:val="none"/>
-        </w:rPr>
       </w:pPr>
       <w:r>
         <w:fldChar w:fldCharType="begin"/>
       </w:r>
       <w:r>
-        <w:instrText xml:space="preserve"> HYPERLINK \l "_Toc221149354" </w:instrText>
+        <w:instrText xml:space="preserve"> HYPERLINK \l _Toc14595 </w:instrText>
       </w:r>
       <w:r>
         <w:fldChar w:fldCharType="separate"/>
       </w:r>
       <w:r>
         <w:rPr>
-          <w:rStyle w:val="22"/>
-        </w:rPr>
-        <w:t>Bảng 2.3.</w:t>
-      </w:r>
-      <w:r>
-        <w:rPr>
-          <w:rFonts w:asciiTheme="minorHAnsi" w:hAnsiTheme="minorHAnsi" w:eastAsiaTheme="minorEastAsia" w:cstheme="minorBidi"/>
-          <w:color w:val="auto"/>
-          <w:kern w:val="0"/>
-          <w:sz w:val="22"/>
-          <w:szCs w:val="22"/>
-          <w14:ligatures w14:val="none"/>
-        </w:rPr>
+          <w:lang w:val="vi-VN"/>
+        </w:rPr>
+        <w:t>Bảng Uses Care quản lý đơn hàng</w:t>
+      </w:r>
+      <w:r>
         <w:tab/>
       </w:r>
       <w:r>
-        <w:rPr>
-          <w:rStyle w:val="22"/>
-        </w:rPr>
-        <w:t>Mô tả chức năng Quản lý sản phẩm</w:t>
-      </w:r>
-      <w:r>
-        <w:tab/>
-      </w:r>
-      <w:r>
         <w:fldChar w:fldCharType="begin"/>
       </w:r>
       <w:r>
-        <w:instrText xml:space="preserve"> PAGEREF _Toc221149354 \h </w:instrText>
+        <w:instrText xml:space="preserve"> PAGEREF _Toc14595 \h </w:instrText>
       </w:r>
       <w:r>
         <w:fldChar w:fldCharType="separate"/>
       </w:r>
       <w:r>
-        <w:t>33</w:t>
+        <w:t>16</w:t>
       </w:r>
       <w:r>
         <w:fldChar w:fldCharType="end"/>
@@ -8562,65 +9009,35 @@
       <w:pPr>
         <w:pStyle w:val="27"/>
         <w:tabs>
-          <w:tab w:val="left" w:pos="1276"/>
-          <w:tab w:val="right" w:leader="dot" w:pos="9062"/>
+          <w:tab w:val="right" w:leader="dot" w:pos="9072"/>
         </w:tabs>
-        <w:ind w:firstLine="0"/>
-        <w:rPr>
-          <w:rFonts w:asciiTheme="minorHAnsi" w:hAnsiTheme="minorHAnsi" w:eastAsiaTheme="minorEastAsia" w:cstheme="minorBidi"/>
-          <w:color w:val="auto"/>
-          <w:kern w:val="0"/>
-          <w:sz w:val="22"/>
-          <w:szCs w:val="22"/>
-          <w14:ligatures w14:val="none"/>
-        </w:rPr>
       </w:pPr>
       <w:r>
         <w:fldChar w:fldCharType="begin"/>
       </w:r>
       <w:r>
-        <w:instrText xml:space="preserve"> HYPERLINK \l "_Toc221149355" </w:instrText>
+        <w:instrText xml:space="preserve"> HYPERLINK \l _Toc9544 </w:instrText>
       </w:r>
       <w:r>
         <w:fldChar w:fldCharType="separate"/>
       </w:r>
       <w:r>
-        <w:rPr>
-          <w:rStyle w:val="22"/>
-        </w:rPr>
-        <w:t>Bảng 2.4.</w:t>
-      </w:r>
-      <w:r>
-        <w:rPr>
-          <w:rFonts w:asciiTheme="minorHAnsi" w:hAnsiTheme="minorHAnsi" w:eastAsiaTheme="minorEastAsia" w:cstheme="minorBidi"/>
-          <w:color w:val="auto"/>
-          <w:kern w:val="0"/>
-          <w:sz w:val="22"/>
-          <w:szCs w:val="22"/>
-          <w14:ligatures w14:val="none"/>
-        </w:rPr>
+        <w:t>Bảng mô tả use case Đăng ký tài khoản</w:t>
+      </w:r>
+      <w:r>
         <w:tab/>
       </w:r>
       <w:r>
-        <w:rPr>
-          <w:rStyle w:val="22"/>
-        </w:rPr>
-        <w:t>Mô tả chức năng Quản lý khách hàng</w:t>
-      </w:r>
-      <w:r>
-        <w:tab/>
-      </w:r>
-      <w:r>
         <w:fldChar w:fldCharType="begin"/>
       </w:r>
       <w:r>
-        <w:instrText xml:space="preserve"> PAGEREF _Toc221149355 \h </w:instrText>
+        <w:instrText xml:space="preserve"> PAGEREF _Toc9544 \h </w:instrText>
       </w:r>
       <w:r>
         <w:fldChar w:fldCharType="separate"/>
       </w:r>
       <w:r>
-        <w:t>34</w:t>
+        <w:t>17</w:t>
       </w:r>
       <w:r>
         <w:fldChar w:fldCharType="end"/>
@@ -8633,65 +9050,35 @@
       <w:pPr>
         <w:pStyle w:val="27"/>
         <w:tabs>
-          <w:tab w:val="left" w:pos="1276"/>
-          <w:tab w:val="right" w:leader="dot" w:pos="9062"/>
+          <w:tab w:val="right" w:leader="dot" w:pos="9072"/>
         </w:tabs>
-        <w:ind w:firstLine="0"/>
-        <w:rPr>
-          <w:rFonts w:asciiTheme="minorHAnsi" w:hAnsiTheme="minorHAnsi" w:eastAsiaTheme="minorEastAsia" w:cstheme="minorBidi"/>
-          <w:color w:val="auto"/>
-          <w:kern w:val="0"/>
-          <w:sz w:val="22"/>
-          <w:szCs w:val="22"/>
-          <w14:ligatures w14:val="none"/>
-        </w:rPr>
       </w:pPr>
       <w:r>
         <w:fldChar w:fldCharType="begin"/>
       </w:r>
       <w:r>
-        <w:instrText xml:space="preserve"> HYPERLINK \l "_Toc221149356" </w:instrText>
+        <w:instrText xml:space="preserve"> HYPERLINK \l _Toc8145 </w:instrText>
       </w:r>
       <w:r>
         <w:fldChar w:fldCharType="separate"/>
       </w:r>
       <w:r>
-        <w:rPr>
-          <w:rStyle w:val="22"/>
-        </w:rPr>
-        <w:t>Bảng 2.5.</w:t>
-      </w:r>
-      <w:r>
-        <w:rPr>
-          <w:rFonts w:asciiTheme="minorHAnsi" w:hAnsiTheme="minorHAnsi" w:eastAsiaTheme="minorEastAsia" w:cstheme="minorBidi"/>
-          <w:color w:val="auto"/>
-          <w:kern w:val="0"/>
-          <w:sz w:val="22"/>
-          <w:szCs w:val="22"/>
-          <w14:ligatures w14:val="none"/>
-        </w:rPr>
+        <w:t>Bảng mô tả use case Thêm vào giỏ hàng</w:t>
+      </w:r>
+      <w:r>
         <w:tab/>
       </w:r>
       <w:r>
-        <w:rPr>
-          <w:rStyle w:val="22"/>
-        </w:rPr>
-        <w:t>Mô tả chức năng Quản lý đơn hàng</w:t>
-      </w:r>
-      <w:r>
-        <w:tab/>
-      </w:r>
-      <w:r>
         <w:fldChar w:fldCharType="begin"/>
       </w:r>
       <w:r>
-        <w:instrText xml:space="preserve"> PAGEREF _Toc221149356 \h </w:instrText>
+        <w:instrText xml:space="preserve"> PAGEREF _Toc8145 \h </w:instrText>
       </w:r>
       <w:r>
         <w:fldChar w:fldCharType="separate"/>
       </w:r>
       <w:r>
-        <w:t>35</w:t>
+        <w:t>18</w:t>
       </w:r>
       <w:r>
         <w:fldChar w:fldCharType="end"/>
@@ -8704,65 +9091,48 @@
       <w:pPr>
         <w:pStyle w:val="27"/>
         <w:tabs>
-          <w:tab w:val="left" w:pos="1276"/>
-          <w:tab w:val="right" w:leader="dot" w:pos="9062"/>
+          <w:tab w:val="right" w:leader="dot" w:pos="9072"/>
         </w:tabs>
-        <w:ind w:firstLine="0"/>
-        <w:rPr>
-          <w:rFonts w:asciiTheme="minorHAnsi" w:hAnsiTheme="minorHAnsi" w:eastAsiaTheme="minorEastAsia" w:cstheme="minorBidi"/>
-          <w:color w:val="auto"/>
-          <w:kern w:val="0"/>
-          <w:sz w:val="22"/>
-          <w:szCs w:val="22"/>
-          <w14:ligatures w14:val="none"/>
-        </w:rPr>
       </w:pPr>
       <w:r>
         <w:fldChar w:fldCharType="begin"/>
       </w:r>
       <w:r>
-        <w:instrText xml:space="preserve"> HYPERLINK \l "_Toc221149357" </w:instrText>
+        <w:instrText xml:space="preserve"> HYPERLINK \l _Toc5661 </w:instrText>
       </w:r>
       <w:r>
         <w:fldChar w:fldCharType="separate"/>
       </w:r>
       <w:r>
-        <w:rPr>
-          <w:rStyle w:val="22"/>
-        </w:rPr>
-        <w:t>Bảng 2.6.</w:t>
-      </w:r>
-      <w:r>
-        <w:rPr>
-          <w:rFonts w:asciiTheme="minorHAnsi" w:hAnsiTheme="minorHAnsi" w:eastAsiaTheme="minorEastAsia" w:cstheme="minorBidi"/>
-          <w:color w:val="auto"/>
-          <w:kern w:val="0"/>
-          <w:sz w:val="22"/>
-          <w:szCs w:val="22"/>
-          <w14:ligatures w14:val="none"/>
-        </w:rPr>
+        <w:t>Bảng mô tả use case đ</w:t>
+      </w:r>
+      <w:r>
+        <w:rPr>
+          <w:lang w:val="en-US"/>
+        </w:rPr>
+        <w:t>ặ</w:t>
+      </w:r>
+      <w:r>
+        <w:rPr>
+          <w:rFonts w:hint="default"/>
+          <w:lang w:val="en-US"/>
+        </w:rPr>
+        <w:t>t hàng</w:t>
+      </w:r>
+      <w:r>
         <w:tab/>
       </w:r>
       <w:r>
-        <w:rPr>
-          <w:rStyle w:val="22"/>
-        </w:rPr>
-        <w:t>Bảng mô tả use case Quản lý nội dung</w:t>
-      </w:r>
-      <w:r>
-        <w:tab/>
-      </w:r>
-      <w:r>
         <w:fldChar w:fldCharType="begin"/>
       </w:r>
       <w:r>
-        <w:instrText xml:space="preserve"> PAGEREF _Toc221149357 \h </w:instrText>
+        <w:instrText xml:space="preserve"> PAGEREF _Toc5661 \h </w:instrText>
       </w:r>
       <w:r>
         <w:fldChar w:fldCharType="separate"/>
       </w:r>
       <w:r>
-        <w:t>36</w:t>
+        <w:t>20</w:t>
       </w:r>
       <w:r>
         <w:fldChar w:fldCharType="end"/>
@@ -8775,65 +9145,38 @@
       <w:pPr>
         <w:pStyle w:val="27"/>
         <w:tabs>
-          <w:tab w:val="left" w:pos="1276"/>
-          <w:tab w:val="right" w:leader="dot" w:pos="9062"/>
+          <w:tab w:val="right" w:leader="dot" w:pos="9072"/>
         </w:tabs>
-        <w:ind w:firstLine="0"/>
-        <w:rPr>
-          <w:rFonts w:asciiTheme="minorHAnsi" w:hAnsiTheme="minorHAnsi" w:eastAsiaTheme="minorEastAsia" w:cstheme="minorBidi"/>
-          <w:color w:val="auto"/>
-          <w:kern w:val="0"/>
-          <w:sz w:val="22"/>
-          <w:szCs w:val="22"/>
-          <w14:ligatures w14:val="none"/>
-        </w:rPr>
       </w:pPr>
       <w:r>
         <w:fldChar w:fldCharType="begin"/>
       </w:r>
       <w:r>
-        <w:instrText xml:space="preserve"> HYPERLINK \l "_Toc221149358" </w:instrText>
+        <w:instrText xml:space="preserve"> HYPERLINK \l _Toc21937 </w:instrText>
       </w:r>
       <w:r>
         <w:fldChar w:fldCharType="separate"/>
       </w:r>
       <w:r>
         <w:rPr>
-          <w:rStyle w:val="22"/>
-        </w:rPr>
-        <w:t>Bảng 2.7.</w:t>
-      </w:r>
-      <w:r>
-        <w:rPr>
-          <w:rFonts w:asciiTheme="minorHAnsi" w:hAnsiTheme="minorHAnsi" w:eastAsiaTheme="minorEastAsia" w:cstheme="minorBidi"/>
-          <w:color w:val="auto"/>
-          <w:kern w:val="0"/>
-          <w:sz w:val="22"/>
-          <w:szCs w:val="22"/>
-          <w14:ligatures w14:val="none"/>
-        </w:rPr>
+          <w:lang w:val="vi-VN"/>
+        </w:rPr>
+        <w:t>Danh sách các bảng dữ liệu</w:t>
+      </w:r>
+      <w:r>
         <w:tab/>
       </w:r>
       <w:r>
-        <w:rPr>
-          <w:rStyle w:val="22"/>
-        </w:rPr>
-        <w:t>Bảng mô tả use case Thống kê – báo cáo</w:t>
-      </w:r>
-      <w:r>
-        <w:tab/>
-      </w:r>
-      <w:r>
         <w:fldChar w:fldCharType="begin"/>
       </w:r>
       <w:r>
-        <w:instrText xml:space="preserve"> PAGEREF _Toc221149358 \h </w:instrText>
+        <w:instrText xml:space="preserve"> PAGEREF _Toc21937 \h </w:instrText>
       </w:r>
       <w:r>
         <w:fldChar w:fldCharType="separate"/>
       </w:r>
       <w:r>
-        <w:t>37</w:t>
+        <w:t>30</w:t>
       </w:r>
       <w:r>
         <w:fldChar w:fldCharType="end"/>
@@ -8846,2244 +9189,38 @@
       <w:pPr>
         <w:pStyle w:val="27"/>
         <w:tabs>
-          <w:tab w:val="left" w:pos="1276"/>
-          <w:tab w:val="right" w:leader="dot" w:pos="9062"/>
+          <w:tab w:val="right" w:leader="dot" w:pos="9072"/>
         </w:tabs>
-        <w:ind w:firstLine="0"/>
-        <w:rPr>
-          <w:rFonts w:asciiTheme="minorHAnsi" w:hAnsiTheme="minorHAnsi" w:eastAsiaTheme="minorEastAsia" w:cstheme="minorBidi"/>
-          <w:color w:val="auto"/>
-          <w:kern w:val="0"/>
-          <w:sz w:val="22"/>
-          <w:szCs w:val="22"/>
-          <w14:ligatures w14:val="none"/>
-        </w:rPr>
       </w:pPr>
       <w:r>
         <w:fldChar w:fldCharType="begin"/>
       </w:r>
       <w:r>
-        <w:instrText xml:space="preserve"> HYPERLINK \l "_Toc221149359" </w:instrText>
+        <w:instrText xml:space="preserve"> HYPERLINK \l _Toc29431 </w:instrText>
       </w:r>
       <w:r>
         <w:fldChar w:fldCharType="separate"/>
       </w:r>
       <w:r>
         <w:rPr>
-          <w:rStyle w:val="22"/>
-        </w:rPr>
-        <w:t>Bảng 2.8.</w:t>
-      </w:r>
-      <w:r>
-        <w:rPr>
-          <w:rFonts w:asciiTheme="minorHAnsi" w:hAnsiTheme="minorHAnsi" w:eastAsiaTheme="minorEastAsia" w:cstheme="minorBidi"/>
-          <w:color w:val="auto"/>
-          <w:kern w:val="0"/>
-          <w:sz w:val="22"/>
-          <w:szCs w:val="22"/>
-          <w14:ligatures w14:val="none"/>
-        </w:rPr>
+          <w:lang w:val="vi-VN"/>
+        </w:rPr>
+        <w:t>Bảng nguoidung</w:t>
+      </w:r>
+      <w:r>
         <w:tab/>
       </w:r>
       <w:r>
-        <w:rPr>
-          <w:rStyle w:val="22"/>
-        </w:rPr>
-        <w:t>Bảng các chức năng chính của khách hàng</w:t>
-      </w:r>
-      <w:r>
-        <w:tab/>
-      </w:r>
-      <w:r>
         <w:fldChar w:fldCharType="begin"/>
       </w:r>
       <w:r>
-        <w:instrText xml:space="preserve"> PAGEREF _Toc221149359 \h </w:instrText>
+        <w:instrText xml:space="preserve"> PAGEREF _Toc29431 \h </w:instrText>
       </w:r>
       <w:r>
         <w:fldChar w:fldCharType="separate"/>
       </w:r>
       <w:r>
-        <w:t>38</w:t>
-      </w:r>
-      <w:r>
-        <w:fldChar w:fldCharType="end"/>
-      </w:r>
-      <w:r>
-        <w:fldChar w:fldCharType="end"/>
-      </w:r>
-    </w:p>
-    <w:p>
-      <w:pPr>
-        <w:pStyle w:val="27"/>
-        <w:tabs>
-          <w:tab w:val="left" w:pos="1276"/>
-          <w:tab w:val="right" w:leader="dot" w:pos="9062"/>
-        </w:tabs>
-        <w:ind w:firstLine="0"/>
-        <w:rPr>
-          <w:rFonts w:asciiTheme="minorHAnsi" w:hAnsiTheme="minorHAnsi" w:eastAsiaTheme="minorEastAsia" w:cstheme="minorBidi"/>
-          <w:color w:val="auto"/>
-          <w:kern w:val="0"/>
-          <w:sz w:val="22"/>
-          <w:szCs w:val="22"/>
-          <w14:ligatures w14:val="none"/>
-        </w:rPr>
-      </w:pPr>
-      <w:r>
-        <w:fldChar w:fldCharType="begin"/>
-      </w:r>
-      <w:r>
-        <w:instrText xml:space="preserve"> HYPERLINK \l "_Toc221149360" </w:instrText>
-      </w:r>
-      <w:r>
-        <w:fldChar w:fldCharType="separate"/>
-      </w:r>
-      <w:r>
-        <w:rPr>
-          <w:rStyle w:val="22"/>
-        </w:rPr>
-        <w:t>Bảng 2.9.</w:t>
-      </w:r>
-      <w:r>
-        <w:rPr>
-          <w:rFonts w:asciiTheme="minorHAnsi" w:hAnsiTheme="minorHAnsi" w:eastAsiaTheme="minorEastAsia" w:cstheme="minorBidi"/>
-          <w:color w:val="auto"/>
-          <w:kern w:val="0"/>
-          <w:sz w:val="22"/>
-          <w:szCs w:val="22"/>
-          <w14:ligatures w14:val="none"/>
-        </w:rPr>
-        <w:tab/>
-      </w:r>
-      <w:r>
-        <w:rPr>
-          <w:rStyle w:val="22"/>
-        </w:rPr>
-        <w:t>Bảng mô tả use case Đăng ký tài khoản</w:t>
-      </w:r>
-      <w:r>
-        <w:tab/>
-      </w:r>
-      <w:r>
-        <w:fldChar w:fldCharType="begin"/>
-      </w:r>
-      <w:r>
-        <w:instrText xml:space="preserve"> PAGEREF _Toc221149360 \h </w:instrText>
-      </w:r>
-      <w:r>
-        <w:fldChar w:fldCharType="separate"/>
-      </w:r>
-      <w:r>
-        <w:t>39</w:t>
-      </w:r>
-      <w:r>
-        <w:fldChar w:fldCharType="end"/>
-      </w:r>
-      <w:r>
-        <w:fldChar w:fldCharType="end"/>
-      </w:r>
-    </w:p>
-    <w:p>
-      <w:pPr>
-        <w:pStyle w:val="27"/>
-        <w:tabs>
-          <w:tab w:val="left" w:pos="1276"/>
-          <w:tab w:val="left" w:pos="2070"/>
-          <w:tab w:val="right" w:leader="dot" w:pos="9062"/>
-        </w:tabs>
-        <w:ind w:firstLine="0"/>
-        <w:rPr>
-          <w:rFonts w:asciiTheme="minorHAnsi" w:hAnsiTheme="minorHAnsi" w:eastAsiaTheme="minorEastAsia" w:cstheme="minorBidi"/>
-          <w:color w:val="auto"/>
-          <w:kern w:val="0"/>
-          <w:sz w:val="22"/>
-          <w:szCs w:val="22"/>
-          <w14:ligatures w14:val="none"/>
-        </w:rPr>
-      </w:pPr>
-      <w:r>
-        <w:fldChar w:fldCharType="begin"/>
-      </w:r>
-      <w:r>
-        <w:instrText xml:space="preserve"> HYPERLINK \l "_Toc221149361" </w:instrText>
-      </w:r>
-      <w:r>
-        <w:fldChar w:fldCharType="separate"/>
-      </w:r>
-      <w:r>
-        <w:rPr>
-          <w:rStyle w:val="22"/>
-        </w:rPr>
-        <w:t>Bảng 2.10.</w:t>
-      </w:r>
-      <w:r>
-        <w:rPr>
-          <w:rFonts w:asciiTheme="minorHAnsi" w:hAnsiTheme="minorHAnsi" w:eastAsiaTheme="minorEastAsia" w:cstheme="minorBidi"/>
-          <w:color w:val="auto"/>
-          <w:kern w:val="0"/>
-          <w:sz w:val="22"/>
-          <w:szCs w:val="22"/>
-          <w14:ligatures w14:val="none"/>
-        </w:rPr>
-        <w:tab/>
-      </w:r>
-      <w:r>
-        <w:rPr>
-          <w:rStyle w:val="22"/>
-        </w:rPr>
-        <w:t>Bảng mô tả use case Thêm vào giỏ hàng</w:t>
-      </w:r>
-      <w:r>
-        <w:tab/>
-      </w:r>
-      <w:r>
-        <w:fldChar w:fldCharType="begin"/>
-      </w:r>
-      <w:r>
-        <w:instrText xml:space="preserve"> PAGEREF _Toc221149361 \h </w:instrText>
-      </w:r>
-      <w:r>
-        <w:fldChar w:fldCharType="separate"/>
-      </w:r>
-      <w:r>
-        <w:t>40</w:t>
-      </w:r>
-      <w:r>
-        <w:fldChar w:fldCharType="end"/>
-      </w:r>
-      <w:r>
-        <w:fldChar w:fldCharType="end"/>
-      </w:r>
-    </w:p>
-    <w:p>
-      <w:pPr>
-        <w:pStyle w:val="27"/>
-        <w:tabs>
-          <w:tab w:val="left" w:pos="1276"/>
-          <w:tab w:val="left" w:pos="2060"/>
-          <w:tab w:val="right" w:leader="dot" w:pos="9062"/>
-        </w:tabs>
-        <w:ind w:firstLine="0"/>
-        <w:rPr>
-          <w:rFonts w:asciiTheme="minorHAnsi" w:hAnsiTheme="minorHAnsi" w:eastAsiaTheme="minorEastAsia" w:cstheme="minorBidi"/>
-          <w:color w:val="auto"/>
-          <w:kern w:val="0"/>
-          <w:sz w:val="22"/>
-          <w:szCs w:val="22"/>
-          <w14:ligatures w14:val="none"/>
-        </w:rPr>
-      </w:pPr>
-      <w:r>
-        <w:fldChar w:fldCharType="begin"/>
-      </w:r>
-      <w:r>
-        <w:instrText xml:space="preserve"> HYPERLINK \l "_Toc221149362" </w:instrText>
-      </w:r>
-      <w:r>
-        <w:fldChar w:fldCharType="separate"/>
-      </w:r>
-      <w:r>
-        <w:rPr>
-          <w:rStyle w:val="22"/>
-        </w:rPr>
-        <w:t>Bảng 2.11.</w:t>
-      </w:r>
-      <w:r>
-        <w:rPr>
-          <w:rFonts w:asciiTheme="minorHAnsi" w:hAnsiTheme="minorHAnsi" w:eastAsiaTheme="minorEastAsia" w:cstheme="minorBidi"/>
-          <w:color w:val="auto"/>
-          <w:kern w:val="0"/>
-          <w:sz w:val="22"/>
-          <w:szCs w:val="22"/>
-          <w14:ligatures w14:val="none"/>
-        </w:rPr>
-        <w:tab/>
-      </w:r>
-      <w:r>
-        <w:rPr>
-          <w:rStyle w:val="22"/>
-        </w:rPr>
-        <w:t>Bảng mô tả use case Tìm kiếm sản phẩm</w:t>
-      </w:r>
-      <w:r>
-        <w:tab/>
-      </w:r>
-      <w:r>
-        <w:fldChar w:fldCharType="begin"/>
-      </w:r>
-      <w:r>
-        <w:instrText xml:space="preserve"> PAGEREF _Toc221149362 \h </w:instrText>
-      </w:r>
-      <w:r>
-        <w:fldChar w:fldCharType="separate"/>
-      </w:r>
-      <w:r>
-        <w:t>41</w:t>
-      </w:r>
-      <w:r>
-        <w:fldChar w:fldCharType="end"/>
-      </w:r>
-      <w:r>
-        <w:fldChar w:fldCharType="end"/>
-      </w:r>
-    </w:p>
-    <w:p>
-      <w:pPr>
-        <w:pStyle w:val="27"/>
-        <w:tabs>
-          <w:tab w:val="left" w:pos="1276"/>
-          <w:tab w:val="left" w:pos="2070"/>
-          <w:tab w:val="right" w:leader="dot" w:pos="9062"/>
-        </w:tabs>
-        <w:ind w:firstLine="0"/>
-        <w:rPr>
-          <w:rFonts w:asciiTheme="minorHAnsi" w:hAnsiTheme="minorHAnsi" w:eastAsiaTheme="minorEastAsia" w:cstheme="minorBidi"/>
-          <w:color w:val="auto"/>
-          <w:kern w:val="0"/>
-          <w:sz w:val="22"/>
-          <w:szCs w:val="22"/>
-          <w14:ligatures w14:val="none"/>
-        </w:rPr>
-      </w:pPr>
-      <w:r>
-        <w:fldChar w:fldCharType="begin"/>
-      </w:r>
-      <w:r>
-        <w:instrText xml:space="preserve"> HYPERLINK \l "_Toc221149363" </w:instrText>
-      </w:r>
-      <w:r>
-        <w:fldChar w:fldCharType="separate"/>
-      </w:r>
-      <w:r>
-        <w:rPr>
-          <w:rStyle w:val="22"/>
-        </w:rPr>
-        <w:t>Bảng 2.12.</w:t>
-      </w:r>
-      <w:r>
-        <w:rPr>
-          <w:rFonts w:asciiTheme="minorHAnsi" w:hAnsiTheme="minorHAnsi" w:eastAsiaTheme="minorEastAsia" w:cstheme="minorBidi"/>
-          <w:color w:val="auto"/>
-          <w:kern w:val="0"/>
-          <w:sz w:val="22"/>
-          <w:szCs w:val="22"/>
-          <w14:ligatures w14:val="none"/>
-        </w:rPr>
-        <w:tab/>
-      </w:r>
-      <w:r>
-        <w:rPr>
-          <w:rStyle w:val="22"/>
-        </w:rPr>
-        <w:t>Mô tả use case Quản lý tài</w:t>
-      </w:r>
-      <w:r>
-        <w:rPr>
-          <w:rStyle w:val="22"/>
-          <w:lang w:val="vi-VN"/>
-        </w:rPr>
-        <w:t xml:space="preserve"> khoản </w:t>
-      </w:r>
-      <w:r>
-        <w:rPr>
-          <w:rStyle w:val="22"/>
-        </w:rPr>
-        <w:t>cá nhân</w:t>
-      </w:r>
-      <w:r>
-        <w:tab/>
-      </w:r>
-      <w:r>
-        <w:fldChar w:fldCharType="begin"/>
-      </w:r>
-      <w:r>
-        <w:instrText xml:space="preserve"> PAGEREF _Toc221149363 \h </w:instrText>
-      </w:r>
-      <w:r>
-        <w:fldChar w:fldCharType="separate"/>
-      </w:r>
-      <w:r>
-        <w:t>42</w:t>
-      </w:r>
-      <w:r>
-        <w:fldChar w:fldCharType="end"/>
-      </w:r>
-      <w:r>
-        <w:fldChar w:fldCharType="end"/>
-      </w:r>
-    </w:p>
-    <w:p>
-      <w:pPr>
-        <w:pStyle w:val="27"/>
-        <w:tabs>
-          <w:tab w:val="left" w:pos="1276"/>
-          <w:tab w:val="left" w:pos="2070"/>
-          <w:tab w:val="right" w:leader="dot" w:pos="9062"/>
-        </w:tabs>
-        <w:ind w:firstLine="0"/>
-        <w:rPr>
-          <w:rFonts w:asciiTheme="minorHAnsi" w:hAnsiTheme="minorHAnsi" w:eastAsiaTheme="minorEastAsia" w:cstheme="minorBidi"/>
-          <w:color w:val="auto"/>
-          <w:kern w:val="0"/>
-          <w:sz w:val="22"/>
-          <w:szCs w:val="22"/>
-          <w14:ligatures w14:val="none"/>
-        </w:rPr>
-      </w:pPr>
-      <w:r>
-        <w:fldChar w:fldCharType="begin"/>
-      </w:r>
-      <w:r>
-        <w:instrText xml:space="preserve"> HYPERLINK \l "_Toc221149364" </w:instrText>
-      </w:r>
-      <w:r>
-        <w:fldChar w:fldCharType="separate"/>
-      </w:r>
-      <w:r>
-        <w:rPr>
-          <w:rStyle w:val="22"/>
-        </w:rPr>
-        <w:t>Bảng 2.13.</w:t>
-      </w:r>
-      <w:r>
-        <w:rPr>
-          <w:rFonts w:asciiTheme="minorHAnsi" w:hAnsiTheme="minorHAnsi" w:eastAsiaTheme="minorEastAsia" w:cstheme="minorBidi"/>
-          <w:color w:val="auto"/>
-          <w:kern w:val="0"/>
-          <w:sz w:val="22"/>
-          <w:szCs w:val="22"/>
-          <w14:ligatures w14:val="none"/>
-        </w:rPr>
-        <w:tab/>
-      </w:r>
-      <w:r>
-        <w:rPr>
-          <w:rStyle w:val="22"/>
-        </w:rPr>
-        <w:t>mô tả use case Quản lý giỏ hàng</w:t>
-      </w:r>
-      <w:r>
-        <w:tab/>
-      </w:r>
-      <w:r>
-        <w:fldChar w:fldCharType="begin"/>
-      </w:r>
-      <w:r>
-        <w:instrText xml:space="preserve"> PAGEREF _Toc221149364 \h </w:instrText>
-      </w:r>
-      <w:r>
-        <w:fldChar w:fldCharType="separate"/>
-      </w:r>
-      <w:r>
-        <w:t>43</w:t>
-      </w:r>
-      <w:r>
-        <w:fldChar w:fldCharType="end"/>
-      </w:r>
-      <w:r>
-        <w:fldChar w:fldCharType="end"/>
-      </w:r>
-    </w:p>
-    <w:p>
-      <w:pPr>
-        <w:pStyle w:val="27"/>
-        <w:tabs>
-          <w:tab w:val="left" w:pos="1276"/>
-          <w:tab w:val="left" w:pos="2070"/>
-          <w:tab w:val="right" w:leader="dot" w:pos="9062"/>
-        </w:tabs>
-        <w:ind w:firstLine="0"/>
-        <w:rPr>
-          <w:rFonts w:asciiTheme="minorHAnsi" w:hAnsiTheme="minorHAnsi" w:eastAsiaTheme="minorEastAsia" w:cstheme="minorBidi"/>
-          <w:color w:val="auto"/>
-          <w:kern w:val="0"/>
-          <w:sz w:val="22"/>
-          <w:szCs w:val="22"/>
-          <w14:ligatures w14:val="none"/>
-        </w:rPr>
-      </w:pPr>
-      <w:r>
-        <w:fldChar w:fldCharType="begin"/>
-      </w:r>
-      <w:r>
-        <w:instrText xml:space="preserve"> HYPERLINK \l "_Toc221149365" </w:instrText>
-      </w:r>
-      <w:r>
-        <w:fldChar w:fldCharType="separate"/>
-      </w:r>
-      <w:r>
-        <w:rPr>
-          <w:rStyle w:val="22"/>
-        </w:rPr>
-        <w:t>Bảng 2.14.</w:t>
-      </w:r>
-      <w:r>
-        <w:rPr>
-          <w:rFonts w:asciiTheme="minorHAnsi" w:hAnsiTheme="minorHAnsi" w:eastAsiaTheme="minorEastAsia" w:cstheme="minorBidi"/>
-          <w:color w:val="auto"/>
-          <w:kern w:val="0"/>
-          <w:sz w:val="22"/>
-          <w:szCs w:val="22"/>
-          <w14:ligatures w14:val="none"/>
-        </w:rPr>
-        <w:tab/>
-      </w:r>
-      <w:r>
-        <w:rPr>
-          <w:rStyle w:val="22"/>
-        </w:rPr>
-        <w:t>mô tả use case Đặt hàng</w:t>
-      </w:r>
-      <w:r>
-        <w:tab/>
-      </w:r>
-      <w:r>
-        <w:fldChar w:fldCharType="begin"/>
-      </w:r>
-      <w:r>
-        <w:instrText xml:space="preserve"> PAGEREF _Toc221149365 \h </w:instrText>
-      </w:r>
-      <w:r>
-        <w:fldChar w:fldCharType="separate"/>
-      </w:r>
-      <w:r>
-        <w:t>44</w:t>
-      </w:r>
-      <w:r>
-        <w:fldChar w:fldCharType="end"/>
-      </w:r>
-      <w:r>
-        <w:fldChar w:fldCharType="end"/>
-      </w:r>
-    </w:p>
-    <w:p>
-      <w:pPr>
-        <w:pStyle w:val="27"/>
-        <w:tabs>
-          <w:tab w:val="left" w:pos="1276"/>
-          <w:tab w:val="left" w:pos="2070"/>
-          <w:tab w:val="right" w:leader="dot" w:pos="9062"/>
-        </w:tabs>
-        <w:ind w:firstLine="0"/>
-        <w:rPr>
-          <w:rFonts w:asciiTheme="minorHAnsi" w:hAnsiTheme="minorHAnsi" w:eastAsiaTheme="minorEastAsia" w:cstheme="minorBidi"/>
-          <w:color w:val="auto"/>
-          <w:kern w:val="0"/>
-          <w:sz w:val="22"/>
-          <w:szCs w:val="22"/>
-          <w14:ligatures w14:val="none"/>
-        </w:rPr>
-      </w:pPr>
-      <w:r>
-        <w:fldChar w:fldCharType="begin"/>
-      </w:r>
-      <w:r>
-        <w:instrText xml:space="preserve"> HYPERLINK \l "_Toc221149366" </w:instrText>
-      </w:r>
-      <w:r>
-        <w:fldChar w:fldCharType="separate"/>
-      </w:r>
-      <w:r>
-        <w:rPr>
-          <w:rStyle w:val="22"/>
-        </w:rPr>
-        <w:t>Bảng 2.15.</w:t>
-      </w:r>
-      <w:r>
-        <w:rPr>
-          <w:rFonts w:asciiTheme="minorHAnsi" w:hAnsiTheme="minorHAnsi" w:eastAsiaTheme="minorEastAsia" w:cstheme="minorBidi"/>
-          <w:color w:val="auto"/>
-          <w:kern w:val="0"/>
-          <w:sz w:val="22"/>
-          <w:szCs w:val="22"/>
-          <w14:ligatures w14:val="none"/>
-        </w:rPr>
-        <w:tab/>
-      </w:r>
-      <w:r>
-        <w:rPr>
-          <w:rStyle w:val="22"/>
-        </w:rPr>
-        <w:t>Bảng mô tả use case Thanh toán</w:t>
-      </w:r>
-      <w:r>
-        <w:tab/>
-      </w:r>
-      <w:r>
-        <w:fldChar w:fldCharType="begin"/>
-      </w:r>
-      <w:r>
-        <w:instrText xml:space="preserve"> PAGEREF _Toc221149366 \h </w:instrText>
-      </w:r>
-      <w:r>
-        <w:fldChar w:fldCharType="separate"/>
-      </w:r>
-      <w:r>
-        <w:t>45</w:t>
-      </w:r>
-      <w:r>
-        <w:fldChar w:fldCharType="end"/>
-      </w:r>
-      <w:r>
-        <w:fldChar w:fldCharType="end"/>
-      </w:r>
-    </w:p>
-    <w:p>
-      <w:pPr>
-        <w:pStyle w:val="27"/>
-        <w:tabs>
-          <w:tab w:val="left" w:pos="1276"/>
-          <w:tab w:val="left" w:pos="2070"/>
-          <w:tab w:val="right" w:leader="dot" w:pos="9062"/>
-        </w:tabs>
-        <w:ind w:firstLine="0"/>
-        <w:rPr>
-          <w:rFonts w:asciiTheme="minorHAnsi" w:hAnsiTheme="minorHAnsi" w:eastAsiaTheme="minorEastAsia" w:cstheme="minorBidi"/>
-          <w:color w:val="auto"/>
-          <w:kern w:val="0"/>
-          <w:sz w:val="22"/>
-          <w:szCs w:val="22"/>
-          <w14:ligatures w14:val="none"/>
-        </w:rPr>
-      </w:pPr>
-      <w:r>
-        <w:fldChar w:fldCharType="begin"/>
-      </w:r>
-      <w:r>
-        <w:instrText xml:space="preserve"> HYPERLINK \l "_Toc221149367" </w:instrText>
-      </w:r>
-      <w:r>
-        <w:fldChar w:fldCharType="separate"/>
-      </w:r>
-      <w:r>
-        <w:rPr>
-          <w:rStyle w:val="22"/>
-          <w:lang w:val="vi-VN"/>
-        </w:rPr>
-        <w:t>Bảng 2.16.</w:t>
-      </w:r>
-      <w:r>
-        <w:rPr>
-          <w:rFonts w:asciiTheme="minorHAnsi" w:hAnsiTheme="minorHAnsi" w:eastAsiaTheme="minorEastAsia" w:cstheme="minorBidi"/>
-          <w:color w:val="auto"/>
-          <w:kern w:val="0"/>
-          <w:sz w:val="22"/>
-          <w:szCs w:val="22"/>
-          <w14:ligatures w14:val="none"/>
-        </w:rPr>
-        <w:tab/>
-      </w:r>
-      <w:r>
-        <w:rPr>
-          <w:rStyle w:val="22"/>
-          <w:lang w:val="vi-VN"/>
-        </w:rPr>
-        <w:t>Danh sách các bảng dữ liệu</w:t>
-      </w:r>
-      <w:r>
-        <w:tab/>
-      </w:r>
-      <w:r>
-        <w:fldChar w:fldCharType="begin"/>
-      </w:r>
-      <w:r>
-        <w:instrText xml:space="preserve"> PAGEREF _Toc221149367 \h </w:instrText>
-      </w:r>
-      <w:r>
-        <w:fldChar w:fldCharType="separate"/>
-      </w:r>
-      <w:r>
-        <w:t>55</w:t>
-      </w:r>
-      <w:r>
-        <w:fldChar w:fldCharType="end"/>
-      </w:r>
-      <w:r>
-        <w:fldChar w:fldCharType="end"/>
-      </w:r>
-    </w:p>
-    <w:p>
-      <w:pPr>
-        <w:pStyle w:val="27"/>
-        <w:tabs>
-          <w:tab w:val="left" w:pos="1276"/>
-          <w:tab w:val="left" w:pos="2070"/>
-          <w:tab w:val="right" w:leader="dot" w:pos="9062"/>
-        </w:tabs>
-        <w:ind w:firstLine="0"/>
-        <w:rPr>
-          <w:rFonts w:asciiTheme="minorHAnsi" w:hAnsiTheme="minorHAnsi" w:eastAsiaTheme="minorEastAsia" w:cstheme="minorBidi"/>
-          <w:color w:val="auto"/>
-          <w:kern w:val="0"/>
-          <w:sz w:val="22"/>
-          <w:szCs w:val="22"/>
-          <w14:ligatures w14:val="none"/>
-        </w:rPr>
-      </w:pPr>
-      <w:r>
-        <w:fldChar w:fldCharType="begin"/>
-      </w:r>
-      <w:r>
-        <w:instrText xml:space="preserve"> HYPERLINK \l "_Toc221149368" </w:instrText>
-      </w:r>
-      <w:r>
-        <w:fldChar w:fldCharType="separate"/>
-      </w:r>
-      <w:r>
-        <w:rPr>
-          <w:rStyle w:val="22"/>
-          <w:lang w:val="vi-VN"/>
-        </w:rPr>
-        <w:t>Bảng 2.17.</w:t>
-      </w:r>
-      <w:r>
-        <w:rPr>
-          <w:rFonts w:asciiTheme="minorHAnsi" w:hAnsiTheme="minorHAnsi" w:eastAsiaTheme="minorEastAsia" w:cstheme="minorBidi"/>
-          <w:color w:val="auto"/>
-          <w:kern w:val="0"/>
-          <w:sz w:val="22"/>
-          <w:szCs w:val="22"/>
-          <w14:ligatures w14:val="none"/>
-        </w:rPr>
-        <w:tab/>
-      </w:r>
-      <w:r>
-        <w:rPr>
-          <w:rStyle w:val="22"/>
-          <w:lang w:val="vi-VN"/>
-        </w:rPr>
-        <w:t>Bảng nguoidung</w:t>
-      </w:r>
-      <w:r>
-        <w:tab/>
-      </w:r>
-      <w:r>
-        <w:fldChar w:fldCharType="begin"/>
-      </w:r>
-      <w:r>
-        <w:instrText xml:space="preserve"> PAGEREF _Toc221149368 \h </w:instrText>
-      </w:r>
-      <w:r>
-        <w:fldChar w:fldCharType="separate"/>
-      </w:r>
-      <w:r>
-        <w:t>56</w:t>
-      </w:r>
-      <w:r>
-        <w:fldChar w:fldCharType="end"/>
-      </w:r>
-      <w:r>
-        <w:fldChar w:fldCharType="end"/>
-      </w:r>
-    </w:p>
-    <w:p>
-      <w:pPr>
-        <w:pStyle w:val="27"/>
-        <w:tabs>
-          <w:tab w:val="left" w:pos="1276"/>
-          <w:tab w:val="left" w:pos="2070"/>
-          <w:tab w:val="right" w:leader="dot" w:pos="9062"/>
-        </w:tabs>
-        <w:ind w:firstLine="0"/>
-        <w:rPr>
-          <w:rFonts w:asciiTheme="minorHAnsi" w:hAnsiTheme="minorHAnsi" w:eastAsiaTheme="minorEastAsia" w:cstheme="minorBidi"/>
-          <w:color w:val="auto"/>
-          <w:kern w:val="0"/>
-          <w:sz w:val="22"/>
-          <w:szCs w:val="22"/>
-          <w14:ligatures w14:val="none"/>
-        </w:rPr>
-      </w:pPr>
-      <w:r>
-        <w:fldChar w:fldCharType="begin"/>
-      </w:r>
-      <w:r>
-        <w:instrText xml:space="preserve"> HYPERLINK \l "_Toc221149369" </w:instrText>
-      </w:r>
-      <w:r>
-        <w:fldChar w:fldCharType="separate"/>
-      </w:r>
-      <w:r>
-        <w:rPr>
-          <w:rStyle w:val="22"/>
-          <w:lang w:val="vi-VN"/>
-        </w:rPr>
-        <w:t>Bảng 2.18.</w:t>
-      </w:r>
-      <w:r>
-        <w:rPr>
-          <w:rFonts w:asciiTheme="minorHAnsi" w:hAnsiTheme="minorHAnsi" w:eastAsiaTheme="minorEastAsia" w:cstheme="minorBidi"/>
-          <w:color w:val="auto"/>
-          <w:kern w:val="0"/>
-          <w:sz w:val="22"/>
-          <w:szCs w:val="22"/>
-          <w14:ligatures w14:val="none"/>
-        </w:rPr>
-        <w:tab/>
-      </w:r>
-      <w:r>
-        <w:rPr>
-          <w:rStyle w:val="22"/>
-          <w:lang w:val="vi-VN"/>
-        </w:rPr>
-        <w:t>Bảng khachhang</w:t>
-      </w:r>
-      <w:r>
-        <w:tab/>
-      </w:r>
-      <w:r>
-        <w:fldChar w:fldCharType="begin"/>
-      </w:r>
-      <w:r>
-        <w:instrText xml:space="preserve"> PAGEREF _Toc221149369 \h </w:instrText>
-      </w:r>
-      <w:r>
-        <w:fldChar w:fldCharType="separate"/>
-      </w:r>
-      <w:r>
-        <w:t>57</w:t>
-      </w:r>
-      <w:r>
-        <w:fldChar w:fldCharType="end"/>
-      </w:r>
-      <w:r>
-        <w:fldChar w:fldCharType="end"/>
-      </w:r>
-    </w:p>
-    <w:p>
-      <w:pPr>
-        <w:pStyle w:val="27"/>
-        <w:tabs>
-          <w:tab w:val="left" w:pos="1276"/>
-          <w:tab w:val="left" w:pos="2070"/>
-          <w:tab w:val="right" w:leader="dot" w:pos="9062"/>
-        </w:tabs>
-        <w:ind w:firstLine="0"/>
-        <w:rPr>
-          <w:rFonts w:asciiTheme="minorHAnsi" w:hAnsiTheme="minorHAnsi" w:eastAsiaTheme="minorEastAsia" w:cstheme="minorBidi"/>
-          <w:color w:val="auto"/>
-          <w:kern w:val="0"/>
-          <w:sz w:val="22"/>
-          <w:szCs w:val="22"/>
-          <w14:ligatures w14:val="none"/>
-        </w:rPr>
-      </w:pPr>
-      <w:r>
-        <w:fldChar w:fldCharType="begin"/>
-      </w:r>
-      <w:r>
-        <w:instrText xml:space="preserve"> HYPERLINK \l "_Toc221149370" </w:instrText>
-      </w:r>
-      <w:r>
-        <w:fldChar w:fldCharType="separate"/>
-      </w:r>
-      <w:r>
-        <w:rPr>
-          <w:rStyle w:val="22"/>
-          <w:lang w:val="vi-VN"/>
-        </w:rPr>
-        <w:t>Bảng 2.19.</w:t>
-      </w:r>
-      <w:r>
-        <w:rPr>
-          <w:rFonts w:asciiTheme="minorHAnsi" w:hAnsiTheme="minorHAnsi" w:eastAsiaTheme="minorEastAsia" w:cstheme="minorBidi"/>
-          <w:color w:val="auto"/>
-          <w:kern w:val="0"/>
-          <w:sz w:val="22"/>
-          <w:szCs w:val="22"/>
-          <w14:ligatures w14:val="none"/>
-        </w:rPr>
-        <w:tab/>
-      </w:r>
-      <w:r>
-        <w:rPr>
-          <w:rStyle w:val="22"/>
-          <w:lang w:val="vi-VN"/>
-        </w:rPr>
-        <w:t>Bảng nhacungcap</w:t>
-      </w:r>
-      <w:r>
-        <w:tab/>
-      </w:r>
-      <w:r>
-        <w:fldChar w:fldCharType="begin"/>
-      </w:r>
-      <w:r>
-        <w:instrText xml:space="preserve"> PAGEREF _Toc221149370 \h </w:instrText>
-      </w:r>
-      <w:r>
-        <w:fldChar w:fldCharType="separate"/>
-      </w:r>
-      <w:r>
-        <w:t>57</w:t>
-      </w:r>
-      <w:r>
-        <w:fldChar w:fldCharType="end"/>
-      </w:r>
-      <w:r>
-        <w:fldChar w:fldCharType="end"/>
-      </w:r>
-    </w:p>
-    <w:p>
-      <w:pPr>
-        <w:pStyle w:val="27"/>
-        <w:tabs>
-          <w:tab w:val="left" w:pos="1276"/>
-          <w:tab w:val="left" w:pos="2070"/>
-          <w:tab w:val="right" w:leader="dot" w:pos="9062"/>
-        </w:tabs>
-        <w:ind w:firstLine="0"/>
-        <w:rPr>
-          <w:rFonts w:asciiTheme="minorHAnsi" w:hAnsiTheme="minorHAnsi" w:eastAsiaTheme="minorEastAsia" w:cstheme="minorBidi"/>
-          <w:color w:val="auto"/>
-          <w:kern w:val="0"/>
-          <w:sz w:val="22"/>
-          <w:szCs w:val="22"/>
-          <w14:ligatures w14:val="none"/>
-        </w:rPr>
-      </w:pPr>
-      <w:r>
-        <w:fldChar w:fldCharType="begin"/>
-      </w:r>
-      <w:r>
-        <w:instrText xml:space="preserve"> HYPERLINK \l "_Toc221149371" </w:instrText>
-      </w:r>
-      <w:r>
-        <w:fldChar w:fldCharType="separate"/>
-      </w:r>
-      <w:r>
-        <w:rPr>
-          <w:rStyle w:val="22"/>
-          <w:lang w:val="vi-VN"/>
-        </w:rPr>
-        <w:t>Bảng 2.20.</w:t>
-      </w:r>
-      <w:r>
-        <w:rPr>
-          <w:rFonts w:asciiTheme="minorHAnsi" w:hAnsiTheme="minorHAnsi" w:eastAsiaTheme="minorEastAsia" w:cstheme="minorBidi"/>
-          <w:color w:val="auto"/>
-          <w:kern w:val="0"/>
-          <w:sz w:val="22"/>
-          <w:szCs w:val="22"/>
-          <w14:ligatures w14:val="none"/>
-        </w:rPr>
-        <w:tab/>
-      </w:r>
-      <w:r>
-        <w:rPr>
-          <w:rStyle w:val="22"/>
-          <w:lang w:val="vi-VN"/>
-        </w:rPr>
-        <w:t>Bảng sanpham</w:t>
-      </w:r>
-      <w:r>
-        <w:tab/>
-      </w:r>
-      <w:r>
-        <w:fldChar w:fldCharType="begin"/>
-      </w:r>
-      <w:r>
-        <w:instrText xml:space="preserve"> PAGEREF _Toc221149371 \h </w:instrText>
-      </w:r>
-      <w:r>
-        <w:fldChar w:fldCharType="separate"/>
-      </w:r>
-      <w:r>
-        <w:t>57</w:t>
-      </w:r>
-      <w:r>
-        <w:fldChar w:fldCharType="end"/>
-      </w:r>
-      <w:r>
-        <w:fldChar w:fldCharType="end"/>
-      </w:r>
-    </w:p>
-    <w:p>
-      <w:pPr>
-        <w:pStyle w:val="27"/>
-        <w:tabs>
-          <w:tab w:val="left" w:pos="1276"/>
-          <w:tab w:val="left" w:pos="2070"/>
-          <w:tab w:val="right" w:leader="dot" w:pos="9062"/>
-        </w:tabs>
-        <w:ind w:firstLine="0"/>
-        <w:rPr>
-          <w:rFonts w:asciiTheme="minorHAnsi" w:hAnsiTheme="minorHAnsi" w:eastAsiaTheme="minorEastAsia" w:cstheme="minorBidi"/>
-          <w:color w:val="auto"/>
-          <w:kern w:val="0"/>
-          <w:sz w:val="22"/>
-          <w:szCs w:val="22"/>
-          <w14:ligatures w14:val="none"/>
-        </w:rPr>
-      </w:pPr>
-      <w:r>
-        <w:fldChar w:fldCharType="begin"/>
-      </w:r>
-      <w:r>
-        <w:instrText xml:space="preserve"> HYPERLINK \l "_Toc221149372" </w:instrText>
-      </w:r>
-      <w:r>
-        <w:fldChar w:fldCharType="separate"/>
-      </w:r>
-      <w:r>
-        <w:rPr>
-          <w:rStyle w:val="22"/>
-          <w:lang w:val="vi-VN"/>
-        </w:rPr>
-        <w:t>Bảng 2.21.</w:t>
-      </w:r>
-      <w:r>
-        <w:rPr>
-          <w:rFonts w:asciiTheme="minorHAnsi" w:hAnsiTheme="minorHAnsi" w:eastAsiaTheme="minorEastAsia" w:cstheme="minorBidi"/>
-          <w:color w:val="auto"/>
-          <w:kern w:val="0"/>
-          <w:sz w:val="22"/>
-          <w:szCs w:val="22"/>
-          <w14:ligatures w14:val="none"/>
-        </w:rPr>
-        <w:tab/>
-      </w:r>
-      <w:r>
-        <w:rPr>
-          <w:rStyle w:val="22"/>
-          <w:lang w:val="vi-VN"/>
-        </w:rPr>
-        <w:t>Bảng giohang</w:t>
-      </w:r>
-      <w:r>
-        <w:tab/>
-      </w:r>
-      <w:r>
-        <w:fldChar w:fldCharType="begin"/>
-      </w:r>
-      <w:r>
-        <w:instrText xml:space="preserve"> PAGEREF _Toc221149372 \h </w:instrText>
-      </w:r>
-      <w:r>
-        <w:fldChar w:fldCharType="separate"/>
-      </w:r>
-      <w:r>
-        <w:t>58</w:t>
-      </w:r>
-      <w:r>
-        <w:fldChar w:fldCharType="end"/>
-      </w:r>
-      <w:r>
-        <w:fldChar w:fldCharType="end"/>
-      </w:r>
-    </w:p>
-    <w:p>
-      <w:pPr>
-        <w:pStyle w:val="27"/>
-        <w:tabs>
-          <w:tab w:val="left" w:pos="1276"/>
-          <w:tab w:val="left" w:pos="2070"/>
-          <w:tab w:val="right" w:leader="dot" w:pos="9062"/>
-        </w:tabs>
-        <w:ind w:firstLine="0"/>
-        <w:rPr>
-          <w:rFonts w:asciiTheme="minorHAnsi" w:hAnsiTheme="minorHAnsi" w:eastAsiaTheme="minorEastAsia" w:cstheme="minorBidi"/>
-          <w:color w:val="auto"/>
-          <w:kern w:val="0"/>
-          <w:sz w:val="22"/>
-          <w:szCs w:val="22"/>
-          <w14:ligatures w14:val="none"/>
-        </w:rPr>
-      </w:pPr>
-      <w:r>
-        <w:fldChar w:fldCharType="begin"/>
-      </w:r>
-      <w:r>
-        <w:instrText xml:space="preserve"> HYPERLINK \l "_Toc221149373" </w:instrText>
-      </w:r>
-      <w:r>
-        <w:fldChar w:fldCharType="separate"/>
-      </w:r>
-      <w:r>
-        <w:rPr>
-          <w:rStyle w:val="22"/>
-          <w:lang w:val="vi-VN"/>
-        </w:rPr>
-        <w:t>Bảng 2.22.</w:t>
-      </w:r>
-      <w:r>
-        <w:rPr>
-          <w:rFonts w:asciiTheme="minorHAnsi" w:hAnsiTheme="minorHAnsi" w:eastAsiaTheme="minorEastAsia" w:cstheme="minorBidi"/>
-          <w:color w:val="auto"/>
-          <w:kern w:val="0"/>
-          <w:sz w:val="22"/>
-          <w:szCs w:val="22"/>
-          <w14:ligatures w14:val="none"/>
-        </w:rPr>
-        <w:tab/>
-      </w:r>
-      <w:r>
-        <w:rPr>
-          <w:rStyle w:val="22"/>
-          <w:lang w:val="vi-VN"/>
-        </w:rPr>
-        <w:t>Bảng khuyenmai</w:t>
-      </w:r>
-      <w:r>
-        <w:tab/>
-      </w:r>
-      <w:r>
-        <w:fldChar w:fldCharType="begin"/>
-      </w:r>
-      <w:r>
-        <w:instrText xml:space="preserve"> PAGEREF _Toc221149373 \h </w:instrText>
-      </w:r>
-      <w:r>
-        <w:fldChar w:fldCharType="separate"/>
-      </w:r>
-      <w:r>
-        <w:t>58</w:t>
-      </w:r>
-      <w:r>
-        <w:fldChar w:fldCharType="end"/>
-      </w:r>
-      <w:r>
-        <w:fldChar w:fldCharType="end"/>
-      </w:r>
-    </w:p>
-    <w:p>
-      <w:pPr>
-        <w:pStyle w:val="27"/>
-        <w:tabs>
-          <w:tab w:val="left" w:pos="1276"/>
-          <w:tab w:val="left" w:pos="2070"/>
-          <w:tab w:val="right" w:leader="dot" w:pos="9062"/>
-        </w:tabs>
-        <w:ind w:firstLine="0"/>
-        <w:rPr>
-          <w:rFonts w:asciiTheme="minorHAnsi" w:hAnsiTheme="minorHAnsi" w:eastAsiaTheme="minorEastAsia" w:cstheme="minorBidi"/>
-          <w:color w:val="auto"/>
-          <w:kern w:val="0"/>
-          <w:sz w:val="22"/>
-          <w:szCs w:val="22"/>
-          <w14:ligatures w14:val="none"/>
-        </w:rPr>
-      </w:pPr>
-      <w:r>
-        <w:fldChar w:fldCharType="begin"/>
-      </w:r>
-      <w:r>
-        <w:instrText xml:space="preserve"> HYPERLINK \l "_Toc221149374" </w:instrText>
-      </w:r>
-      <w:r>
-        <w:fldChar w:fldCharType="separate"/>
-      </w:r>
-      <w:r>
-        <w:rPr>
-          <w:rStyle w:val="22"/>
-          <w:lang w:val="vi-VN"/>
-        </w:rPr>
-        <w:t>Bảng 2.23.</w:t>
-      </w:r>
-      <w:r>
-        <w:rPr>
-          <w:rFonts w:asciiTheme="minorHAnsi" w:hAnsiTheme="minorHAnsi" w:eastAsiaTheme="minorEastAsia" w:cstheme="minorBidi"/>
-          <w:color w:val="auto"/>
-          <w:kern w:val="0"/>
-          <w:sz w:val="22"/>
-          <w:szCs w:val="22"/>
-          <w14:ligatures w14:val="none"/>
-        </w:rPr>
-        <w:tab/>
-      </w:r>
-      <w:r>
-        <w:rPr>
-          <w:rStyle w:val="22"/>
-          <w:lang w:val="vi-VN"/>
-        </w:rPr>
-        <w:t>Bảng đơn hàng</w:t>
-      </w:r>
-      <w:r>
-        <w:tab/>
-      </w:r>
-      <w:r>
-        <w:fldChar w:fldCharType="begin"/>
-      </w:r>
-      <w:r>
-        <w:instrText xml:space="preserve"> PAGEREF _Toc221149374 \h </w:instrText>
-      </w:r>
-      <w:r>
-        <w:fldChar w:fldCharType="separate"/>
-      </w:r>
-      <w:r>
-        <w:t>59</w:t>
-      </w:r>
-      <w:r>
-        <w:fldChar w:fldCharType="end"/>
-      </w:r>
-      <w:r>
-        <w:fldChar w:fldCharType="end"/>
-      </w:r>
-    </w:p>
-    <w:p>
-      <w:pPr>
-        <w:pStyle w:val="27"/>
-        <w:tabs>
-          <w:tab w:val="left" w:pos="1276"/>
-          <w:tab w:val="left" w:pos="2070"/>
-          <w:tab w:val="right" w:leader="dot" w:pos="9062"/>
-        </w:tabs>
-        <w:ind w:firstLine="0"/>
-        <w:rPr>
-          <w:rFonts w:asciiTheme="minorHAnsi" w:hAnsiTheme="minorHAnsi" w:eastAsiaTheme="minorEastAsia" w:cstheme="minorBidi"/>
-          <w:color w:val="auto"/>
-          <w:kern w:val="0"/>
-          <w:sz w:val="22"/>
-          <w:szCs w:val="22"/>
-          <w14:ligatures w14:val="none"/>
-        </w:rPr>
-      </w:pPr>
-      <w:r>
-        <w:fldChar w:fldCharType="begin"/>
-      </w:r>
-      <w:r>
-        <w:instrText xml:space="preserve"> HYPERLINK \l "_Toc221149375" </w:instrText>
-      </w:r>
-      <w:r>
-        <w:fldChar w:fldCharType="separate"/>
-      </w:r>
-      <w:r>
-        <w:rPr>
-          <w:rStyle w:val="22"/>
-          <w:lang w:val="vi-VN"/>
-        </w:rPr>
-        <w:t>Bảng 2.24.</w:t>
-      </w:r>
-      <w:r>
-        <w:rPr>
-          <w:rFonts w:asciiTheme="minorHAnsi" w:hAnsiTheme="minorHAnsi" w:eastAsiaTheme="minorEastAsia" w:cstheme="minorBidi"/>
-          <w:color w:val="auto"/>
-          <w:kern w:val="0"/>
-          <w:sz w:val="22"/>
-          <w:szCs w:val="22"/>
-          <w14:ligatures w14:val="none"/>
-        </w:rPr>
-        <w:tab/>
-      </w:r>
-      <w:r>
-        <w:rPr>
-          <w:rStyle w:val="22"/>
-          <w:lang w:val="vi-VN"/>
-        </w:rPr>
-        <w:t>Bảng chitiet_donhang</w:t>
-      </w:r>
-      <w:r>
-        <w:tab/>
-      </w:r>
-      <w:r>
-        <w:fldChar w:fldCharType="begin"/>
-      </w:r>
-      <w:r>
-        <w:instrText xml:space="preserve"> PAGEREF _Toc221149375 \h </w:instrText>
-      </w:r>
-      <w:r>
-        <w:fldChar w:fldCharType="separate"/>
-      </w:r>
-      <w:r>
-        <w:t>59</w:t>
-      </w:r>
-      <w:r>
-        <w:fldChar w:fldCharType="end"/>
-      </w:r>
-      <w:r>
-        <w:fldChar w:fldCharType="end"/>
-      </w:r>
-    </w:p>
-    <w:p>
-      <w:pPr>
-        <w:pStyle w:val="27"/>
-        <w:tabs>
-          <w:tab w:val="left" w:pos="1276"/>
-          <w:tab w:val="left" w:pos="2070"/>
-          <w:tab w:val="right" w:leader="dot" w:pos="9062"/>
-        </w:tabs>
-        <w:ind w:firstLine="0"/>
-        <w:rPr>
-          <w:rFonts w:asciiTheme="minorHAnsi" w:hAnsiTheme="minorHAnsi" w:eastAsiaTheme="minorEastAsia" w:cstheme="minorBidi"/>
-          <w:color w:val="auto"/>
-          <w:kern w:val="0"/>
-          <w:sz w:val="22"/>
-          <w:szCs w:val="22"/>
-          <w14:ligatures w14:val="none"/>
-        </w:rPr>
-      </w:pPr>
-      <w:r>
-        <w:fldChar w:fldCharType="begin"/>
-      </w:r>
-      <w:r>
-        <w:instrText xml:space="preserve"> HYPERLINK \l "_Toc221149376" </w:instrText>
-      </w:r>
-      <w:r>
-        <w:fldChar w:fldCharType="separate"/>
-      </w:r>
-      <w:r>
-        <w:rPr>
-          <w:rStyle w:val="22"/>
-          <w:lang w:val="vi-VN"/>
-        </w:rPr>
-        <w:t>Bảng 2.25.</w:t>
-      </w:r>
-      <w:r>
-        <w:rPr>
-          <w:rFonts w:asciiTheme="minorHAnsi" w:hAnsiTheme="minorHAnsi" w:eastAsiaTheme="minorEastAsia" w:cstheme="minorBidi"/>
-          <w:color w:val="auto"/>
-          <w:kern w:val="0"/>
-          <w:sz w:val="22"/>
-          <w:szCs w:val="22"/>
-          <w14:ligatures w14:val="none"/>
-        </w:rPr>
-        <w:tab/>
-      </w:r>
-      <w:r>
-        <w:rPr>
-          <w:rStyle w:val="22"/>
-          <w:lang w:val="vi-VN"/>
-        </w:rPr>
-        <w:t>Bảng lienhe</w:t>
-      </w:r>
-      <w:r>
-        <w:tab/>
-      </w:r>
-      <w:r>
-        <w:fldChar w:fldCharType="begin"/>
-      </w:r>
-      <w:r>
-        <w:instrText xml:space="preserve"> PAGEREF _Toc221149376 \h </w:instrText>
-      </w:r>
-      <w:r>
-        <w:fldChar w:fldCharType="separate"/>
-      </w:r>
-      <w:r>
-        <w:t>59</w:t>
-      </w:r>
-      <w:r>
-        <w:fldChar w:fldCharType="end"/>
-      </w:r>
-      <w:r>
-        <w:fldChar w:fldCharType="end"/>
-      </w:r>
-    </w:p>
-    <w:p>
-      <w:pPr>
-        <w:pStyle w:val="27"/>
-        <w:tabs>
-          <w:tab w:val="left" w:pos="1276"/>
-          <w:tab w:val="left" w:pos="2070"/>
-          <w:tab w:val="right" w:leader="dot" w:pos="9062"/>
-        </w:tabs>
-        <w:ind w:firstLine="0"/>
-        <w:rPr>
-          <w:rFonts w:asciiTheme="minorHAnsi" w:hAnsiTheme="minorHAnsi" w:eastAsiaTheme="minorEastAsia" w:cstheme="minorBidi"/>
-          <w:color w:val="auto"/>
-          <w:kern w:val="0"/>
-          <w:sz w:val="22"/>
-          <w:szCs w:val="22"/>
-          <w14:ligatures w14:val="none"/>
-        </w:rPr>
-      </w:pPr>
-      <w:r>
-        <w:fldChar w:fldCharType="begin"/>
-      </w:r>
-      <w:r>
-        <w:instrText xml:space="preserve"> HYPERLINK \l "_Toc221149377" </w:instrText>
-      </w:r>
-      <w:r>
-        <w:fldChar w:fldCharType="separate"/>
-      </w:r>
-      <w:r>
-        <w:rPr>
-          <w:rStyle w:val="22"/>
-          <w:lang w:val="vi-VN"/>
-        </w:rPr>
-        <w:t>Bảng 2.26.</w:t>
-      </w:r>
-      <w:r>
-        <w:rPr>
-          <w:rFonts w:asciiTheme="minorHAnsi" w:hAnsiTheme="minorHAnsi" w:eastAsiaTheme="minorEastAsia" w:cstheme="minorBidi"/>
-          <w:color w:val="auto"/>
-          <w:kern w:val="0"/>
-          <w:sz w:val="22"/>
-          <w:szCs w:val="22"/>
-          <w14:ligatures w14:val="none"/>
-        </w:rPr>
-        <w:tab/>
-      </w:r>
-      <w:r>
-        <w:rPr>
-          <w:rStyle w:val="22"/>
-          <w:lang w:val="vi-VN"/>
-        </w:rPr>
-        <w:t>Bảng Blog</w:t>
-      </w:r>
-      <w:r>
-        <w:tab/>
-      </w:r>
-      <w:r>
-        <w:fldChar w:fldCharType="begin"/>
-      </w:r>
-      <w:r>
-        <w:instrText xml:space="preserve"> PAGEREF _Toc221149377 \h </w:instrText>
-      </w:r>
-      <w:r>
-        <w:fldChar w:fldCharType="separate"/>
-      </w:r>
-      <w:r>
-        <w:t>60</w:t>
-      </w:r>
-      <w:r>
-        <w:fldChar w:fldCharType="end"/>
-      </w:r>
-      <w:r>
-        <w:fldChar w:fldCharType="end"/>
-      </w:r>
-    </w:p>
-    <w:p>
-      <w:pPr>
-        <w:pStyle w:val="27"/>
-        <w:tabs>
-          <w:tab w:val="left" w:pos="1276"/>
-          <w:tab w:val="left" w:pos="2070"/>
-          <w:tab w:val="right" w:leader="dot" w:pos="9062"/>
-        </w:tabs>
-        <w:ind w:firstLine="0"/>
-        <w:rPr>
-          <w:rFonts w:asciiTheme="minorHAnsi" w:hAnsiTheme="minorHAnsi" w:eastAsiaTheme="minorEastAsia" w:cstheme="minorBidi"/>
-          <w:color w:val="auto"/>
-          <w:kern w:val="0"/>
-          <w:sz w:val="22"/>
-          <w:szCs w:val="22"/>
-          <w14:ligatures w14:val="none"/>
-        </w:rPr>
-      </w:pPr>
-      <w:r>
-        <w:fldChar w:fldCharType="begin"/>
-      </w:r>
-      <w:r>
-        <w:instrText xml:space="preserve"> HYPERLINK \l "_Toc221149378" </w:instrText>
-      </w:r>
-      <w:r>
-        <w:fldChar w:fldCharType="separate"/>
-      </w:r>
-      <w:r>
-        <w:rPr>
-          <w:rStyle w:val="22"/>
-          <w:lang w:val="vi-VN"/>
-        </w:rPr>
-        <w:t>Bảng 2.27.</w:t>
-      </w:r>
-      <w:r>
-        <w:rPr>
-          <w:rFonts w:asciiTheme="minorHAnsi" w:hAnsiTheme="minorHAnsi" w:eastAsiaTheme="minorEastAsia" w:cstheme="minorBidi"/>
-          <w:color w:val="auto"/>
-          <w:kern w:val="0"/>
-          <w:sz w:val="22"/>
-          <w:szCs w:val="22"/>
-          <w14:ligatures w14:val="none"/>
-        </w:rPr>
-        <w:tab/>
-      </w:r>
-      <w:r>
-        <w:rPr>
-          <w:rStyle w:val="22"/>
-          <w:lang w:val="vi-VN"/>
-        </w:rPr>
-        <w:t>Bảng thanhtoan</w:t>
-      </w:r>
-      <w:r>
-        <w:tab/>
-      </w:r>
-      <w:r>
-        <w:fldChar w:fldCharType="begin"/>
-      </w:r>
-      <w:r>
-        <w:instrText xml:space="preserve"> PAGEREF _Toc221149378 \h </w:instrText>
-      </w:r>
-      <w:r>
-        <w:fldChar w:fldCharType="separate"/>
-      </w:r>
-      <w:r>
-        <w:t>60</w:t>
-      </w:r>
-      <w:r>
-        <w:fldChar w:fldCharType="end"/>
-      </w:r>
-      <w:r>
-        <w:fldChar w:fldCharType="end"/>
-      </w:r>
-    </w:p>
-    <w:p>
-      <w:pPr>
-        <w:pStyle w:val="27"/>
-        <w:tabs>
-          <w:tab w:val="left" w:pos="1276"/>
-          <w:tab w:val="left" w:pos="2070"/>
-          <w:tab w:val="right" w:leader="dot" w:pos="9062"/>
-        </w:tabs>
-        <w:ind w:firstLine="0"/>
-        <w:rPr>
-          <w:rFonts w:asciiTheme="minorHAnsi" w:hAnsiTheme="minorHAnsi" w:eastAsiaTheme="minorEastAsia" w:cstheme="minorBidi"/>
-          <w:color w:val="auto"/>
-          <w:kern w:val="0"/>
-          <w:sz w:val="22"/>
-          <w:szCs w:val="22"/>
-          <w14:ligatures w14:val="none"/>
-        </w:rPr>
-      </w:pPr>
-      <w:r>
-        <w:fldChar w:fldCharType="begin"/>
-      </w:r>
-      <w:r>
-        <w:instrText xml:space="preserve"> HYPERLINK \l "_Toc221149379" </w:instrText>
-      </w:r>
-      <w:r>
-        <w:fldChar w:fldCharType="separate"/>
-      </w:r>
-      <w:r>
-        <w:rPr>
-          <w:rStyle w:val="22"/>
-          <w:lang w:val="vi-VN"/>
-        </w:rPr>
-        <w:t>Bảng 2.28.</w:t>
-      </w:r>
-      <w:r>
-        <w:rPr>
-          <w:rFonts w:asciiTheme="minorHAnsi" w:hAnsiTheme="minorHAnsi" w:eastAsiaTheme="minorEastAsia" w:cstheme="minorBidi"/>
-          <w:color w:val="auto"/>
-          <w:kern w:val="0"/>
-          <w:sz w:val="22"/>
-          <w:szCs w:val="22"/>
-          <w14:ligatures w14:val="none"/>
-        </w:rPr>
-        <w:tab/>
-      </w:r>
-      <w:r>
-        <w:rPr>
-          <w:rStyle w:val="22"/>
-          <w:lang w:val="vi-VN"/>
-        </w:rPr>
-        <w:t>Bảng nhanvien</w:t>
-      </w:r>
-      <w:r>
-        <w:tab/>
-      </w:r>
-      <w:r>
-        <w:fldChar w:fldCharType="begin"/>
-      </w:r>
-      <w:r>
-        <w:instrText xml:space="preserve"> PAGEREF _Toc221149379 \h </w:instrText>
-      </w:r>
-      <w:r>
-        <w:fldChar w:fldCharType="separate"/>
-      </w:r>
-      <w:r>
-        <w:t>61</w:t>
-      </w:r>
-      <w:r>
-        <w:fldChar w:fldCharType="end"/>
-      </w:r>
-      <w:r>
-        <w:fldChar w:fldCharType="end"/>
-      </w:r>
-    </w:p>
-    <w:p>
-      <w:pPr>
-        <w:pStyle w:val="27"/>
-        <w:tabs>
-          <w:tab w:val="left" w:pos="1276"/>
-          <w:tab w:val="left" w:pos="2070"/>
-          <w:tab w:val="right" w:leader="dot" w:pos="9062"/>
-        </w:tabs>
-        <w:ind w:firstLine="0"/>
-        <w:rPr>
-          <w:rFonts w:asciiTheme="minorHAnsi" w:hAnsiTheme="minorHAnsi" w:eastAsiaTheme="minorEastAsia" w:cstheme="minorBidi"/>
-          <w:color w:val="auto"/>
-          <w:kern w:val="0"/>
-          <w:sz w:val="22"/>
-          <w:szCs w:val="22"/>
-          <w14:ligatures w14:val="none"/>
-        </w:rPr>
-      </w:pPr>
-      <w:r>
-        <w:fldChar w:fldCharType="begin"/>
-      </w:r>
-      <w:r>
-        <w:instrText xml:space="preserve"> HYPERLINK \l "_Toc221149380" </w:instrText>
-      </w:r>
-      <w:r>
-        <w:fldChar w:fldCharType="separate"/>
-      </w:r>
-      <w:r>
-        <w:rPr>
-          <w:rStyle w:val="22"/>
-        </w:rPr>
-        <w:t>Bảng 2.29.</w:t>
-      </w:r>
-      <w:r>
-        <w:rPr>
-          <w:rFonts w:asciiTheme="minorHAnsi" w:hAnsiTheme="minorHAnsi" w:eastAsiaTheme="minorEastAsia" w:cstheme="minorBidi"/>
-          <w:color w:val="auto"/>
-          <w:kern w:val="0"/>
-          <w:sz w:val="22"/>
-          <w:szCs w:val="22"/>
-          <w14:ligatures w14:val="none"/>
-        </w:rPr>
-        <w:tab/>
-      </w:r>
-      <w:r>
-        <w:rPr>
-          <w:rStyle w:val="22"/>
-          <w:rFonts w:eastAsiaTheme="majorEastAsia"/>
-        </w:rPr>
-        <w:t xml:space="preserve">Bảng </w:t>
-      </w:r>
-      <w:r>
-        <w:rPr>
-          <w:rStyle w:val="22"/>
-          <w:lang w:val="vi-VN"/>
-        </w:rPr>
-        <w:t>danhmuc</w:t>
-      </w:r>
-      <w:r>
-        <w:tab/>
-      </w:r>
-      <w:r>
-        <w:fldChar w:fldCharType="begin"/>
-      </w:r>
-      <w:r>
-        <w:instrText xml:space="preserve"> PAGEREF _Toc221149380 \h </w:instrText>
-      </w:r>
-      <w:r>
-        <w:fldChar w:fldCharType="separate"/>
-      </w:r>
-      <w:r>
-        <w:t>61</w:t>
-      </w:r>
-      <w:r>
-        <w:fldChar w:fldCharType="end"/>
-      </w:r>
-      <w:r>
-        <w:fldChar w:fldCharType="end"/>
-      </w:r>
-    </w:p>
-    <w:p>
-      <w:pPr>
-        <w:pStyle w:val="27"/>
-        <w:tabs>
-          <w:tab w:val="left" w:pos="1276"/>
-          <w:tab w:val="left" w:pos="2070"/>
-          <w:tab w:val="right" w:leader="dot" w:pos="9062"/>
-        </w:tabs>
-        <w:ind w:firstLine="0"/>
-        <w:rPr>
-          <w:rFonts w:asciiTheme="minorHAnsi" w:hAnsiTheme="minorHAnsi" w:eastAsiaTheme="minorEastAsia" w:cstheme="minorBidi"/>
-          <w:color w:val="auto"/>
-          <w:kern w:val="0"/>
-          <w:sz w:val="22"/>
-          <w:szCs w:val="22"/>
-          <w14:ligatures w14:val="none"/>
-        </w:rPr>
-      </w:pPr>
-      <w:r>
-        <w:fldChar w:fldCharType="begin"/>
-      </w:r>
-      <w:r>
-        <w:instrText xml:space="preserve"> HYPERLINK \l "_Toc221149381" </w:instrText>
-      </w:r>
-      <w:r>
-        <w:fldChar w:fldCharType="separate"/>
-      </w:r>
-      <w:r>
-        <w:rPr>
-          <w:rStyle w:val="22"/>
-        </w:rPr>
-        <w:t>Bảng 2.30.</w:t>
-      </w:r>
-      <w:r>
-        <w:rPr>
-          <w:rFonts w:asciiTheme="minorHAnsi" w:hAnsiTheme="minorHAnsi" w:eastAsiaTheme="minorEastAsia" w:cstheme="minorBidi"/>
-          <w:color w:val="auto"/>
-          <w:kern w:val="0"/>
-          <w:sz w:val="22"/>
-          <w:szCs w:val="22"/>
-          <w14:ligatures w14:val="none"/>
-        </w:rPr>
-        <w:tab/>
-      </w:r>
-      <w:r>
-        <w:rPr>
-          <w:rStyle w:val="22"/>
-          <w:lang w:val="vi-VN"/>
-        </w:rPr>
-        <w:t>Bảng</w:t>
-      </w:r>
-      <w:r>
-        <w:rPr>
-          <w:rStyle w:val="22"/>
-          <w:rFonts w:eastAsiaTheme="majorEastAsia"/>
-        </w:rPr>
-        <w:t xml:space="preserve"> sanpham_danhmuc</w:t>
-      </w:r>
-      <w:r>
-        <w:tab/>
-      </w:r>
-      <w:r>
-        <w:fldChar w:fldCharType="begin"/>
-      </w:r>
-      <w:r>
-        <w:instrText xml:space="preserve"> PAGEREF _Toc221149381 \h </w:instrText>
-      </w:r>
-      <w:r>
-        <w:fldChar w:fldCharType="separate"/>
-      </w:r>
-      <w:r>
-        <w:t>62</w:t>
-      </w:r>
-      <w:r>
-        <w:fldChar w:fldCharType="end"/>
-      </w:r>
-      <w:r>
-        <w:fldChar w:fldCharType="end"/>
-      </w:r>
-    </w:p>
-    <w:p>
-      <w:pPr>
-        <w:pStyle w:val="27"/>
-        <w:tabs>
-          <w:tab w:val="left" w:pos="1276"/>
-          <w:tab w:val="left" w:pos="2070"/>
-          <w:tab w:val="right" w:leader="dot" w:pos="9062"/>
-        </w:tabs>
-        <w:ind w:firstLine="0"/>
-        <w:rPr>
-          <w:rFonts w:asciiTheme="minorHAnsi" w:hAnsiTheme="minorHAnsi" w:eastAsiaTheme="minorEastAsia" w:cstheme="minorBidi"/>
-          <w:color w:val="auto"/>
-          <w:kern w:val="0"/>
-          <w:sz w:val="22"/>
-          <w:szCs w:val="22"/>
-          <w14:ligatures w14:val="none"/>
-        </w:rPr>
-      </w:pPr>
-      <w:r>
-        <w:fldChar w:fldCharType="begin"/>
-      </w:r>
-      <w:r>
-        <w:instrText xml:space="preserve"> HYPERLINK \l "_Toc221149382" </w:instrText>
-      </w:r>
-      <w:r>
-        <w:fldChar w:fldCharType="separate"/>
-      </w:r>
-      <w:r>
-        <w:rPr>
-          <w:rStyle w:val="22"/>
-        </w:rPr>
-        <w:t>Bảng 2.31.</w:t>
-      </w:r>
-      <w:r>
-        <w:rPr>
-          <w:rFonts w:asciiTheme="minorHAnsi" w:hAnsiTheme="minorHAnsi" w:eastAsiaTheme="minorEastAsia" w:cstheme="minorBidi"/>
-          <w:color w:val="auto"/>
-          <w:kern w:val="0"/>
-          <w:sz w:val="22"/>
-          <w:szCs w:val="22"/>
-          <w14:ligatures w14:val="none"/>
-        </w:rPr>
-        <w:tab/>
-      </w:r>
-      <w:r>
-        <w:rPr>
-          <w:rStyle w:val="22"/>
-          <w:rFonts w:eastAsiaTheme="majorEastAsia"/>
-        </w:rPr>
-        <w:t>Bảng donvitinh</w:t>
-      </w:r>
-      <w:r>
-        <w:tab/>
-      </w:r>
-      <w:r>
-        <w:fldChar w:fldCharType="begin"/>
-      </w:r>
-      <w:r>
-        <w:instrText xml:space="preserve"> PAGEREF _Toc221149382 \h </w:instrText>
-      </w:r>
-      <w:r>
-        <w:fldChar w:fldCharType="separate"/>
-      </w:r>
-      <w:r>
-        <w:t>62</w:t>
-      </w:r>
-      <w:r>
-        <w:fldChar w:fldCharType="end"/>
-      </w:r>
-      <w:r>
-        <w:fldChar w:fldCharType="end"/>
-      </w:r>
-    </w:p>
-    <w:p>
-      <w:pPr>
-        <w:pStyle w:val="27"/>
-        <w:tabs>
-          <w:tab w:val="left" w:pos="1276"/>
-          <w:tab w:val="left" w:pos="2070"/>
-          <w:tab w:val="right" w:leader="dot" w:pos="9062"/>
-        </w:tabs>
-        <w:ind w:firstLine="0"/>
-        <w:rPr>
-          <w:rFonts w:asciiTheme="minorHAnsi" w:hAnsiTheme="minorHAnsi" w:eastAsiaTheme="minorEastAsia" w:cstheme="minorBidi"/>
-          <w:color w:val="auto"/>
-          <w:kern w:val="0"/>
-          <w:sz w:val="22"/>
-          <w:szCs w:val="22"/>
-          <w14:ligatures w14:val="none"/>
-        </w:rPr>
-      </w:pPr>
-      <w:r>
-        <w:fldChar w:fldCharType="begin"/>
-      </w:r>
-      <w:r>
-        <w:instrText xml:space="preserve"> HYPERLINK \l "_Toc221149383" </w:instrText>
-      </w:r>
-      <w:r>
-        <w:fldChar w:fldCharType="separate"/>
-      </w:r>
-      <w:r>
-        <w:rPr>
-          <w:rStyle w:val="22"/>
-        </w:rPr>
-        <w:t>Bảng 2.32.</w:t>
-      </w:r>
-      <w:r>
-        <w:rPr>
-          <w:rFonts w:asciiTheme="minorHAnsi" w:hAnsiTheme="minorHAnsi" w:eastAsiaTheme="minorEastAsia" w:cstheme="minorBidi"/>
-          <w:color w:val="auto"/>
-          <w:kern w:val="0"/>
-          <w:sz w:val="22"/>
-          <w:szCs w:val="22"/>
-          <w14:ligatures w14:val="none"/>
-        </w:rPr>
-        <w:tab/>
-      </w:r>
-      <w:r>
-        <w:rPr>
-          <w:rStyle w:val="22"/>
-          <w:lang w:val="vi-VN"/>
-        </w:rPr>
-        <w:t>Bảng</w:t>
-      </w:r>
-      <w:r>
-        <w:rPr>
-          <w:rStyle w:val="22"/>
-          <w:rFonts w:eastAsiaTheme="majorEastAsia"/>
-        </w:rPr>
-        <w:t xml:space="preserve"> donvisanpham</w:t>
-      </w:r>
-      <w:r>
-        <w:tab/>
-      </w:r>
-      <w:r>
-        <w:fldChar w:fldCharType="begin"/>
-      </w:r>
-      <w:r>
-        <w:instrText xml:space="preserve"> PAGEREF _Toc221149383 \h </w:instrText>
-      </w:r>
-      <w:r>
-        <w:fldChar w:fldCharType="separate"/>
-      </w:r>
-      <w:r>
-        <w:t>62</w:t>
-      </w:r>
-      <w:r>
-        <w:fldChar w:fldCharType="end"/>
-      </w:r>
-      <w:r>
-        <w:fldChar w:fldCharType="end"/>
-      </w:r>
-    </w:p>
-    <w:p>
-      <w:pPr>
-        <w:pStyle w:val="27"/>
-        <w:tabs>
-          <w:tab w:val="left" w:pos="1276"/>
-          <w:tab w:val="left" w:pos="2070"/>
-          <w:tab w:val="right" w:leader="dot" w:pos="9062"/>
-        </w:tabs>
-        <w:ind w:firstLine="0"/>
-        <w:rPr>
-          <w:rFonts w:asciiTheme="minorHAnsi" w:hAnsiTheme="minorHAnsi" w:eastAsiaTheme="minorEastAsia" w:cstheme="minorBidi"/>
-          <w:color w:val="auto"/>
-          <w:kern w:val="0"/>
-          <w:sz w:val="22"/>
-          <w:szCs w:val="22"/>
-          <w14:ligatures w14:val="none"/>
-        </w:rPr>
-      </w:pPr>
-      <w:r>
-        <w:fldChar w:fldCharType="begin"/>
-      </w:r>
-      <w:r>
-        <w:instrText xml:space="preserve"> HYPERLINK \l "_Toc221149384" </w:instrText>
-      </w:r>
-      <w:r>
-        <w:fldChar w:fldCharType="separate"/>
-      </w:r>
-      <w:r>
-        <w:rPr>
-          <w:rStyle w:val="22"/>
-        </w:rPr>
-        <w:t>Bảng 2.33.</w:t>
-      </w:r>
-      <w:r>
-        <w:rPr>
-          <w:rFonts w:asciiTheme="minorHAnsi" w:hAnsiTheme="minorHAnsi" w:eastAsiaTheme="minorEastAsia" w:cstheme="minorBidi"/>
-          <w:color w:val="auto"/>
-          <w:kern w:val="0"/>
-          <w:sz w:val="22"/>
-          <w:szCs w:val="22"/>
-          <w14:ligatures w14:val="none"/>
-        </w:rPr>
-        <w:tab/>
-      </w:r>
-      <w:r>
-        <w:rPr>
-          <w:rStyle w:val="22"/>
-          <w:rFonts w:eastAsiaTheme="majorEastAsia"/>
-        </w:rPr>
-        <w:t>Bảng khachhang_khuyenmai</w:t>
-      </w:r>
-      <w:r>
-        <w:tab/>
-      </w:r>
-      <w:r>
-        <w:fldChar w:fldCharType="begin"/>
-      </w:r>
-      <w:r>
-        <w:instrText xml:space="preserve"> PAGEREF _Toc221149384 \h </w:instrText>
-      </w:r>
-      <w:r>
-        <w:fldChar w:fldCharType="separate"/>
-      </w:r>
-      <w:r>
-        <w:t>62</w:t>
-      </w:r>
-      <w:r>
-        <w:fldChar w:fldCharType="end"/>
-      </w:r>
-      <w:r>
-        <w:fldChar w:fldCharType="end"/>
-      </w:r>
-    </w:p>
-    <w:p>
-      <w:pPr>
-        <w:pStyle w:val="27"/>
-        <w:tabs>
-          <w:tab w:val="left" w:pos="1276"/>
-          <w:tab w:val="left" w:pos="2070"/>
-          <w:tab w:val="right" w:leader="dot" w:pos="9062"/>
-        </w:tabs>
-        <w:ind w:firstLine="0"/>
-        <w:rPr>
-          <w:rFonts w:asciiTheme="minorHAnsi" w:hAnsiTheme="minorHAnsi" w:eastAsiaTheme="minorEastAsia" w:cstheme="minorBidi"/>
-          <w:color w:val="auto"/>
-          <w:kern w:val="0"/>
-          <w:sz w:val="22"/>
-          <w:szCs w:val="22"/>
-          <w14:ligatures w14:val="none"/>
-        </w:rPr>
-      </w:pPr>
-      <w:r>
-        <w:fldChar w:fldCharType="begin"/>
-      </w:r>
-      <w:r>
-        <w:instrText xml:space="preserve"> HYPERLINK \l "_Toc221149385" </w:instrText>
-      </w:r>
-      <w:r>
-        <w:fldChar w:fldCharType="separate"/>
-      </w:r>
-      <w:r>
-        <w:rPr>
-          <w:rStyle w:val="22"/>
-        </w:rPr>
-        <w:t>Bảng 2.34.</w:t>
-      </w:r>
-      <w:r>
-        <w:rPr>
-          <w:rFonts w:asciiTheme="minorHAnsi" w:hAnsiTheme="minorHAnsi" w:eastAsiaTheme="minorEastAsia" w:cstheme="minorBidi"/>
-          <w:color w:val="auto"/>
-          <w:kern w:val="0"/>
-          <w:sz w:val="22"/>
-          <w:szCs w:val="22"/>
-          <w14:ligatures w14:val="none"/>
-        </w:rPr>
-        <w:tab/>
-      </w:r>
-      <w:r>
-        <w:rPr>
-          <w:rStyle w:val="22"/>
-          <w:lang w:val="vi-VN"/>
-        </w:rPr>
-        <w:t>Bảng</w:t>
-      </w:r>
-      <w:r>
-        <w:rPr>
-          <w:rStyle w:val="22"/>
-          <w:rFonts w:eastAsiaTheme="majorEastAsia"/>
-        </w:rPr>
-        <w:t xml:space="preserve"> banners</w:t>
-      </w:r>
-      <w:r>
-        <w:tab/>
-      </w:r>
-      <w:r>
-        <w:fldChar w:fldCharType="begin"/>
-      </w:r>
-      <w:r>
-        <w:instrText xml:space="preserve"> PAGEREF _Toc221149385 \h </w:instrText>
-      </w:r>
-      <w:r>
-        <w:fldChar w:fldCharType="separate"/>
-      </w:r>
-      <w:r>
-        <w:t>63</w:t>
-      </w:r>
-      <w:r>
-        <w:fldChar w:fldCharType="end"/>
-      </w:r>
-      <w:r>
-        <w:fldChar w:fldCharType="end"/>
-      </w:r>
-    </w:p>
-    <w:p>
-      <w:pPr>
-        <w:pStyle w:val="27"/>
-        <w:tabs>
-          <w:tab w:val="left" w:pos="1276"/>
-          <w:tab w:val="left" w:pos="2070"/>
-          <w:tab w:val="right" w:leader="dot" w:pos="9062"/>
-        </w:tabs>
-        <w:ind w:firstLine="0"/>
-        <w:rPr>
-          <w:rFonts w:asciiTheme="minorHAnsi" w:hAnsiTheme="minorHAnsi" w:eastAsiaTheme="minorEastAsia" w:cstheme="minorBidi"/>
-          <w:color w:val="auto"/>
-          <w:kern w:val="0"/>
-          <w:sz w:val="22"/>
-          <w:szCs w:val="22"/>
-          <w14:ligatures w14:val="none"/>
-        </w:rPr>
-      </w:pPr>
-      <w:r>
-        <w:fldChar w:fldCharType="begin"/>
-      </w:r>
-      <w:r>
-        <w:instrText xml:space="preserve"> HYPERLINK \l "_Toc221149386" </w:instrText>
-      </w:r>
-      <w:r>
-        <w:fldChar w:fldCharType="separate"/>
-      </w:r>
-      <w:r>
-        <w:rPr>
-          <w:rStyle w:val="22"/>
-        </w:rPr>
-        <w:t>Bảng 2.35.</w:t>
-      </w:r>
-      <w:r>
-        <w:rPr>
-          <w:rFonts w:asciiTheme="minorHAnsi" w:hAnsiTheme="minorHAnsi" w:eastAsiaTheme="minorEastAsia" w:cstheme="minorBidi"/>
-          <w:color w:val="auto"/>
-          <w:kern w:val="0"/>
-          <w:sz w:val="22"/>
-          <w:szCs w:val="22"/>
-          <w14:ligatures w14:val="none"/>
-        </w:rPr>
-        <w:tab/>
-      </w:r>
-      <w:r>
-        <w:rPr>
-          <w:rStyle w:val="22"/>
-          <w:rFonts w:eastAsiaTheme="majorEastAsia"/>
-        </w:rPr>
-        <w:t>Bảng tintuc</w:t>
-      </w:r>
-      <w:r>
-        <w:tab/>
-      </w:r>
-      <w:r>
-        <w:fldChar w:fldCharType="begin"/>
-      </w:r>
-      <w:r>
-        <w:instrText xml:space="preserve"> PAGEREF _Toc221149386 \h </w:instrText>
-      </w:r>
-      <w:r>
-        <w:fldChar w:fldCharType="separate"/>
-      </w:r>
-      <w:r>
-        <w:t>63</w:t>
-      </w:r>
-      <w:r>
-        <w:fldChar w:fldCharType="end"/>
-      </w:r>
-      <w:r>
-        <w:fldChar w:fldCharType="end"/>
-      </w:r>
-    </w:p>
-    <w:p>
-      <w:pPr>
-        <w:pStyle w:val="27"/>
-        <w:tabs>
-          <w:tab w:val="left" w:pos="1134"/>
-          <w:tab w:val="right" w:leader="dot" w:pos="9062"/>
-        </w:tabs>
-        <w:ind w:firstLine="0"/>
-        <w:rPr>
-          <w:rFonts w:asciiTheme="minorHAnsi" w:hAnsiTheme="minorHAnsi" w:eastAsiaTheme="minorEastAsia" w:cstheme="minorBidi"/>
-          <w:color w:val="auto"/>
-          <w:kern w:val="0"/>
-          <w:sz w:val="22"/>
-          <w:szCs w:val="22"/>
-          <w14:ligatures w14:val="none"/>
-        </w:rPr>
-      </w:pPr>
-      <w:r>
-        <w:fldChar w:fldCharType="begin"/>
-      </w:r>
-      <w:r>
-        <w:instrText xml:space="preserve"> HYPERLINK \l "_Toc221149387" </w:instrText>
-      </w:r>
-      <w:r>
-        <w:fldChar w:fldCharType="separate"/>
-      </w:r>
-      <w:r>
-        <w:rPr>
-          <w:rStyle w:val="22"/>
-        </w:rPr>
-        <w:t>Bảng 3.1. Kiểm thử Đăng ký, Đăng nhập</w:t>
-      </w:r>
-      <w:r>
-        <w:tab/>
-      </w:r>
-      <w:r>
-        <w:fldChar w:fldCharType="begin"/>
-      </w:r>
-      <w:r>
-        <w:instrText xml:space="preserve"> PAGEREF _Toc221149387 \h </w:instrText>
-      </w:r>
-      <w:r>
-        <w:fldChar w:fldCharType="separate"/>
-      </w:r>
-      <w:r>
-        <w:t>69</w:t>
-      </w:r>
-      <w:r>
-        <w:fldChar w:fldCharType="end"/>
-      </w:r>
-      <w:r>
-        <w:fldChar w:fldCharType="end"/>
-      </w:r>
-    </w:p>
-    <w:p>
-      <w:pPr>
-        <w:pStyle w:val="27"/>
-        <w:tabs>
-          <w:tab w:val="left" w:pos="1134"/>
-          <w:tab w:val="right" w:leader="dot" w:pos="9062"/>
-        </w:tabs>
-        <w:ind w:firstLine="0"/>
-        <w:rPr>
-          <w:rFonts w:asciiTheme="minorHAnsi" w:hAnsiTheme="minorHAnsi" w:eastAsiaTheme="minorEastAsia" w:cstheme="minorBidi"/>
-          <w:color w:val="auto"/>
-          <w:kern w:val="0"/>
-          <w:sz w:val="22"/>
-          <w:szCs w:val="22"/>
-          <w14:ligatures w14:val="none"/>
-        </w:rPr>
-      </w:pPr>
-      <w:r>
-        <w:fldChar w:fldCharType="begin"/>
-      </w:r>
-      <w:r>
-        <w:instrText xml:space="preserve"> HYPERLINK \l "_Toc221149388" </w:instrText>
-      </w:r>
-      <w:r>
-        <w:fldChar w:fldCharType="separate"/>
-      </w:r>
-      <w:r>
-        <w:rPr>
-          <w:rStyle w:val="22"/>
-        </w:rPr>
-        <w:t>Bảng 3.2. Kiểm thử hiệu suất chức năng tải trang và hiển thị sản phẩm</w:t>
-      </w:r>
-      <w:r>
-        <w:tab/>
-      </w:r>
-      <w:r>
-        <w:fldChar w:fldCharType="begin"/>
-      </w:r>
-      <w:r>
-        <w:instrText xml:space="preserve"> PAGEREF _Toc221149388 \h </w:instrText>
-      </w:r>
-      <w:r>
-        <w:fldChar w:fldCharType="separate"/>
-      </w:r>
-      <w:r>
-        <w:t>70</w:t>
-      </w:r>
-      <w:r>
-        <w:fldChar w:fldCharType="end"/>
-      </w:r>
-      <w:r>
-        <w:fldChar w:fldCharType="end"/>
-      </w:r>
-    </w:p>
-    <w:p>
-      <w:pPr>
-        <w:pStyle w:val="27"/>
-        <w:tabs>
-          <w:tab w:val="left" w:pos="1134"/>
-          <w:tab w:val="right" w:leader="dot" w:pos="9062"/>
-        </w:tabs>
-        <w:ind w:firstLine="0"/>
-        <w:rPr>
-          <w:rFonts w:asciiTheme="minorHAnsi" w:hAnsiTheme="minorHAnsi" w:eastAsiaTheme="minorEastAsia" w:cstheme="minorBidi"/>
-          <w:color w:val="auto"/>
-          <w:kern w:val="0"/>
-          <w:sz w:val="22"/>
-          <w:szCs w:val="22"/>
-          <w14:ligatures w14:val="none"/>
-        </w:rPr>
-      </w:pPr>
-      <w:r>
-        <w:fldChar w:fldCharType="begin"/>
-      </w:r>
-      <w:r>
-        <w:instrText xml:space="preserve"> HYPERLINK \l "_Toc221149389" </w:instrText>
-      </w:r>
-      <w:r>
-        <w:fldChar w:fldCharType="separate"/>
-      </w:r>
-      <w:r>
-        <w:rPr>
-          <w:rStyle w:val="22"/>
-        </w:rPr>
-        <w:t>Bảng 3.3. Kiểm thử hiệu suất chức năng tìm kiếm sản phẩm</w:t>
-      </w:r>
-      <w:r>
-        <w:tab/>
-      </w:r>
-      <w:r>
-        <w:fldChar w:fldCharType="begin"/>
-      </w:r>
-      <w:r>
-        <w:instrText xml:space="preserve"> PAGEREF _Toc221149389 \h </w:instrText>
-      </w:r>
-      <w:r>
-        <w:fldChar w:fldCharType="separate"/>
-      </w:r>
-      <w:r>
-        <w:t>71</w:t>
+        <w:t>31</w:t>
       </w:r>
       <w:r>
         <w:fldChar w:fldCharType="end"/>
@@ -11111,9 +9248,6 @@
         </w:rPr>
       </w:pPr>
       <w:r>
-        <w:rPr>
-          <w:rStyle w:val="22"/>
-        </w:rPr>
         <w:fldChar w:fldCharType="end"/>
       </w:r>
       <w:r>
@@ -11914,19 +10048,10 @@
         <w:spacing w:before="0" w:after="360" w:line="312" w:lineRule="auto"/>
         <w:rPr>
           <w:rFonts w:cs="Times New Roman"/>
-        </w:rPr>
-      </w:pPr>
-    </w:p>
-    <w:p>
-      <w:pPr>
-        <w:pStyle w:val="2"/>
-        <w:spacing w:before="0" w:after="360" w:line="312" w:lineRule="auto"/>
-        <w:rPr>
-          <w:rFonts w:cs="Times New Roman"/>
           <w:lang w:val="vi-VN"/>
         </w:rPr>
       </w:pPr>
-      <w:bookmarkStart w:id="4" w:name="_Toc5162"/>
+      <w:bookmarkStart w:id="4" w:name="_Toc19195"/>
       <w:r>
         <w:rPr>
           <w:rFonts w:cs="Times New Roman"/>
@@ -11994,7 +10119,7 @@
           <w:rFonts w:cs="Times New Roman"/>
         </w:rPr>
       </w:pPr>
-      <w:bookmarkStart w:id="5" w:name="_Toc22334"/>
+      <w:bookmarkStart w:id="5" w:name="_Toc32015"/>
       <w:r>
         <w:rPr>
           <w:rFonts w:cs="Times New Roman"/>
@@ -12008,35 +10133,14 @@
     </w:p>
     <w:p>
       <w:pPr>
-        <w:ind w:firstLine="0"/>
-        <w:rPr>
-          <w:rStyle w:val="24"/>
-          <w:iCs/>
-          <w:sz w:val="28"/>
-          <w:szCs w:val="28"/>
-        </w:rPr>
-      </w:pPr>
-      <w:r>
-        <w:rPr>
-          <w:rStyle w:val="24"/>
-          <w:rFonts w:cs="Times New Roman"/>
-          <w:bCs w:val="0"/>
-          <w:iCs/>
-          <w:sz w:val="28"/>
-          <w:szCs w:val="28"/>
-        </w:rPr>
-        <w:t xml:space="preserve">1.1.1. </w:t>
-      </w:r>
-      <w:r>
-        <w:rPr>
-          <w:rFonts w:cs="Times New Roman"/>
-          <w:b/>
-          <w:iCs/>
-          <w:sz w:val="28"/>
-          <w:szCs w:val="28"/>
-        </w:rPr>
-        <w:t>Tổng quan về lĩnh vực kinh doanh trang sức và vàng bạc</w:t>
-      </w:r>
+        <w:pStyle w:val="4"/>
+        <w:bidi w:val="0"/>
+      </w:pPr>
+      <w:bookmarkStart w:id="6" w:name="_Toc10782"/>
+      <w:r>
+        <w:t>1.1.1. Tổng quan về lĩnh vực kinh doanh trang sức và vàng bạc</w:t>
+      </w:r>
+      <w:bookmarkEnd w:id="6"/>
     </w:p>
     <w:p>
       <w:pPr>
@@ -12068,37 +10172,14 @@
     </w:p>
     <w:p>
       <w:pPr>
-        <w:ind w:firstLine="0"/>
-        <w:rPr>
-          <w:rStyle w:val="24"/>
-          <w:rFonts w:cs="Times New Roman"/>
-          <w:bCs w:val="0"/>
-          <w:iCs/>
-          <w:sz w:val="28"/>
-          <w:szCs w:val="28"/>
-        </w:rPr>
-      </w:pPr>
-      <w:r>
-        <w:rPr>
-          <w:rStyle w:val="24"/>
-          <w:rFonts w:cs="Times New Roman"/>
-          <w:bCs w:val="0"/>
-          <w:iCs/>
-          <w:sz w:val="28"/>
-          <w:szCs w:val="28"/>
-        </w:rPr>
-        <w:t xml:space="preserve">1.1.2. Thực trạng kinh doanh </w:t>
-      </w:r>
-      <w:r>
-        <w:rPr>
-          <w:rFonts w:cs="Times New Roman"/>
-          <w:b/>
-          <w:iCs/>
-          <w:sz w:val="28"/>
-          <w:szCs w:val="28"/>
-        </w:rPr>
-        <w:t>trang sức và vàng bạc tại Việt Nam</w:t>
-      </w:r>
+        <w:pStyle w:val="4"/>
+        <w:bidi w:val="0"/>
+      </w:pPr>
+      <w:bookmarkStart w:id="7" w:name="_Toc21051"/>
+      <w:r>
+        <w:t>1.1.2. Thực trạng kinh doanh trang sức và vàng bạc tại Việt Nam</w:t>
+      </w:r>
+      <w:bookmarkEnd w:id="7"/>
     </w:p>
     <w:p>
       <w:pPr>
@@ -12117,37 +10198,14 @@
     </w:p>
     <w:p>
       <w:pPr>
-        <w:ind w:firstLine="0"/>
-        <w:rPr>
-          <w:rStyle w:val="24"/>
-          <w:rFonts w:cs="Times New Roman"/>
-          <w:bCs w:val="0"/>
-          <w:iCs/>
-          <w:sz w:val="28"/>
-          <w:szCs w:val="28"/>
-        </w:rPr>
-      </w:pPr>
-      <w:r>
-        <w:rPr>
-          <w:rStyle w:val="24"/>
-          <w:rFonts w:cs="Times New Roman"/>
-          <w:bCs w:val="0"/>
-          <w:iCs/>
-          <w:sz w:val="28"/>
-          <w:szCs w:val="28"/>
-        </w:rPr>
-        <w:t xml:space="preserve">1.1.3. Ứng dụng công nghệ trong kinh doanh </w:t>
-      </w:r>
-      <w:r>
-        <w:rPr>
-          <w:rFonts w:cs="Times New Roman"/>
-          <w:b/>
-          <w:iCs/>
-          <w:sz w:val="28"/>
-          <w:szCs w:val="28"/>
-        </w:rPr>
-        <w:t>trang sức và vàng bạc</w:t>
-      </w:r>
+        <w:pStyle w:val="4"/>
+        <w:bidi w:val="0"/>
+      </w:pPr>
+      <w:bookmarkStart w:id="8" w:name="_Toc8310"/>
+      <w:r>
+        <w:t>1.1.3. Ứng dụng công nghệ trong kinh doanh trang sức và vàng bạc</w:t>
+      </w:r>
+      <w:bookmarkEnd w:id="8"/>
     </w:p>
     <w:p>
       <w:pPr>
@@ -12165,37 +10223,14 @@
     </w:p>
     <w:p>
       <w:pPr>
-        <w:ind w:firstLine="0"/>
-        <w:rPr>
-          <w:rStyle w:val="24"/>
-          <w:rFonts w:cs="Times New Roman"/>
-          <w:bCs w:val="0"/>
-          <w:iCs/>
-          <w:sz w:val="28"/>
-          <w:szCs w:val="28"/>
-        </w:rPr>
-      </w:pPr>
-      <w:r>
-        <w:rPr>
-          <w:rStyle w:val="24"/>
-          <w:rFonts w:cs="Times New Roman"/>
-          <w:bCs w:val="0"/>
-          <w:iCs/>
-          <w:sz w:val="28"/>
-          <w:szCs w:val="28"/>
-        </w:rPr>
-        <w:t xml:space="preserve">1.1.4. Xu hướng phát triển của </w:t>
-      </w:r>
-      <w:r>
-        <w:rPr>
-          <w:rFonts w:cs="Times New Roman"/>
-          <w:b/>
-          <w:iCs/>
-          <w:sz w:val="28"/>
-          <w:szCs w:val="28"/>
-        </w:rPr>
-        <w:t>ngành trang sức và vàng bạc</w:t>
-      </w:r>
+        <w:pStyle w:val="4"/>
+        <w:bidi w:val="0"/>
+      </w:pPr>
+      <w:bookmarkStart w:id="9" w:name="_Toc9411"/>
+      <w:r>
+        <w:t>1.1.4. Xu hướng phát triển của ngành trang sức và vàng bạc</w:t>
+      </w:r>
+      <w:bookmarkEnd w:id="9"/>
     </w:p>
     <w:p>
       <w:pPr>
@@ -12293,27 +10328,14 @@
     </w:p>
     <w:p>
       <w:pPr>
-        <w:ind w:firstLine="0"/>
-        <w:rPr>
-          <w:rStyle w:val="24"/>
-          <w:rFonts w:cs="Times New Roman"/>
-          <w:bCs w:val="0"/>
-          <w:iCs/>
-          <w:sz w:val="28"/>
-          <w:szCs w:val="28"/>
-        </w:rPr>
-      </w:pPr>
-      <w:r>
-        <w:rPr>
-          <w:rStyle w:val="24"/>
-          <w:rFonts w:cs="Times New Roman"/>
-          <w:bCs w:val="0"/>
-          <w:iCs/>
-          <w:sz w:val="28"/>
-          <w:szCs w:val="28"/>
-        </w:rPr>
+        <w:pStyle w:val="4"/>
+        <w:bidi w:val="0"/>
+      </w:pPr>
+      <w:bookmarkStart w:id="10" w:name="_Toc17108"/>
+      <w:r>
         <w:t>1.1.5. Định hướng nghiên cứu của đề tài</w:t>
       </w:r>
+      <w:bookmarkEnd w:id="10"/>
     </w:p>
     <w:p>
       <w:pPr>
@@ -12494,7 +10516,7 @@
           <w:lang w:val="vi-VN"/>
         </w:rPr>
       </w:pPr>
-      <w:bookmarkStart w:id="6" w:name="_Toc8509"/>
+      <w:bookmarkStart w:id="11" w:name="_Toc16359"/>
       <w:r>
         <w:rPr>
           <w:rFonts w:cs="Times New Roman"/>
@@ -12508,28 +10530,18 @@
         </w:rPr>
         <w:t xml:space="preserve"> sở lý thuyết</w:t>
       </w:r>
-      <w:bookmarkEnd w:id="6"/>
+      <w:bookmarkEnd w:id="11"/>
     </w:p>
     <w:p>
       <w:pPr>
-        <w:ind w:firstLine="0"/>
-        <w:rPr>
-          <w:rStyle w:val="24"/>
-          <w:rFonts w:cs="Times New Roman"/>
-          <w:iCs/>
-        </w:rPr>
-      </w:pPr>
-      <w:r>
-        <w:rPr>
-          <w:rStyle w:val="24"/>
-          <w:rFonts w:cs="Times New Roman"/>
-          <w:bCs w:val="0"/>
-          <w:iCs/>
-          <w:sz w:val="28"/>
-          <w:szCs w:val="28"/>
-        </w:rPr>
+        <w:pStyle w:val="4"/>
+        <w:bidi w:val="0"/>
+      </w:pPr>
+      <w:bookmarkStart w:id="12" w:name="_Toc31306"/>
+      <w:r>
         <w:t>1.2.1. Tổng quan về lập trình thiết kế giao diện website</w:t>
       </w:r>
+      <w:bookmarkEnd w:id="12"/>
     </w:p>
     <w:p>
       <w:pPr>
@@ -12649,34 +10661,7 @@
         <w:rPr>
           <w:rFonts w:cs="Times New Roman"/>
         </w:rPr>
-        <w:t xml:space="preserve"> Xử lý các logic phía máy khách và thực hiện các request (Fetch/Axios) để lấy dữ liệu từ Backend.</w:t>
-      </w:r>
-    </w:p>
-    <w:p>
-      <w:pPr>
-        <w:pStyle w:val="45"/>
-        <w:numPr>
-          <w:ilvl w:val="0"/>
-          <w:numId w:val="11"/>
-        </w:numPr>
-        <w:ind w:left="1300" w:leftChars="0" w:hanging="240" w:firstLineChars="0"/>
-        <w:rPr>
-          <w:rFonts w:cs="Times New Roman"/>
-        </w:rPr>
-      </w:pPr>
-      <w:r>
-        <w:rPr>
-          <w:rFonts w:cs="Times New Roman"/>
-          <w:b/>
-          <w:bCs/>
-        </w:rPr>
-        <w:t>Chart.js:</w:t>
-      </w:r>
-      <w:r>
-        <w:rPr>
-          <w:rFonts w:cs="Times New Roman"/>
-        </w:rPr>
-        <w:t xml:space="preserve"> Thư viện mạnh mẽ được nhóm ứng dụng để vẽ các biểu đồ chỉ số doanh thu, thống kê sản phẩm bán chạy trong trang quản trị.</w:t>
+        <w:t xml:space="preserve"> Xử lý các logic phía máy khách và thực hiện các request để lấy dữ liệu từ Backend.</w:t>
       </w:r>
     </w:p>
     <w:p>
@@ -12720,60 +10705,21 @@
     </w:p>
     <w:p>
       <w:pPr>
-        <w:ind w:firstLine="0"/>
-        <w:rPr>
-          <w:rFonts w:cs="Times New Roman"/>
-          <w:iCs/>
-        </w:rPr>
-      </w:pPr>
-      <w:r>
-        <w:rPr>
-          <w:rStyle w:val="24"/>
-          <w:rFonts w:cs="Times New Roman"/>
-          <w:bCs w:val="0"/>
-          <w:iCs/>
-          <w:sz w:val="28"/>
-          <w:szCs w:val="28"/>
-        </w:rPr>
-        <w:t xml:space="preserve">1.2.2. </w:t>
-      </w:r>
-      <w:r>
-        <w:rPr>
-          <w:rFonts w:cs="Times New Roman"/>
-          <w:b/>
-          <w:iCs/>
-          <w:sz w:val="28"/>
-          <w:szCs w:val="28"/>
-        </w:rPr>
-        <w:t>Tổng quan về ngôn ngữ lập trình phía máy chủ</w:t>
-      </w:r>
+        <w:pStyle w:val="4"/>
+        <w:bidi w:val="0"/>
+      </w:pPr>
+      <w:bookmarkStart w:id="13" w:name="_Toc20480"/>
+      <w:r>
+        <w:t>1.2.2. Tổng quan về ngôn ngữ lập trình phía máy chủ</w:t>
+      </w:r>
+      <w:bookmarkEnd w:id="13"/>
     </w:p>
     <w:p>
       <w:pPr>
-        <w:ind w:firstLine="0"/>
-      </w:pPr>
-      <w:r>
-        <w:t xml:space="preserve">Để xử lý các logic phức tạp về tính toán đơn hàng và quản lý kho, nhóm sử dụng ngôn ngữ </w:t>
-      </w:r>
-      <w:r>
-        <w:rPr>
-          <w:b/>
-          <w:bCs/>
-        </w:rPr>
-        <w:t>Python</w:t>
-      </w:r>
-      <w:r>
-        <w:t xml:space="preserve"> kết hợp với framework </w:t>
-      </w:r>
-      <w:r>
-        <w:rPr>
-          <w:b/>
-          <w:bCs/>
-        </w:rPr>
-        <w:t>FlaskAPI</w:t>
-      </w:r>
-      <w:r>
-        <w:t>.</w:t>
+        <w:bidi w:val="0"/>
+      </w:pPr>
+      <w:r>
+        <w:t>Để xử lý các logic phức tạp về tính toán đơn hàng và quản lý kho, nhóm sử dụng ngôn ngữ Python kết hợp với framework FlaskAPI.</w:t>
       </w:r>
     </w:p>
     <w:p>
@@ -12782,16 +10728,10 @@
           <w:ilvl w:val="0"/>
           <w:numId w:val="12"/>
         </w:numPr>
-      </w:pPr>
-      <w:r>
-        <w:rPr>
-          <w:b/>
-          <w:bCs/>
-        </w:rPr>
-        <w:t>Python:</w:t>
-      </w:r>
-      <w:r>
-        <w:t xml:space="preserve"> Là ngôn ngữ lập trình mạnh mẽ, dễ bảo trì và có thư viện phong phú.</w:t>
+        <w:bidi w:val="0"/>
+      </w:pPr>
+      <w:r>
+        <w:t>Python: Là ngôn ngữ lập trình mạnh mẽ, dễ bảo trì và có thư viện phong phú.</w:t>
       </w:r>
     </w:p>
     <w:p>
@@ -12800,90 +10740,29 @@
           <w:ilvl w:val="0"/>
           <w:numId w:val="12"/>
         </w:numPr>
-      </w:pPr>
-      <w:r>
-        <w:rPr>
-          <w:b/>
-          <w:bCs/>
-        </w:rPr>
-        <w:t>Flask Framework:</w:t>
-      </w:r>
-      <w:r>
-        <w:t xml:space="preserve"> Một Micro-framework linh hoạt giúp nhóm nhanh chóng xây dựng hệ thống </w:t>
-      </w:r>
-      <w:r>
-        <w:rPr>
-          <w:b/>
-          <w:bCs/>
-        </w:rPr>
-        <w:t>RESTful API</w:t>
-      </w:r>
-      <w:r>
-        <w:t>. Đây là cầu nối trung gian xử lý dữ liệu giữa cơ sở dữ liệu và giao diện người dùng, đảm bảo tính ổn định và bảo mật cho các giao dịch trang sức giá trị cao.</w:t>
+        <w:bidi w:val="0"/>
+      </w:pPr>
+      <w:r>
+        <w:t>Flask Framework: Một Micro-framework linh hoạt giúp nhóm nhanh chóng xây dựng hệ thống API. Đây là cầu nối trung gian xử lý dữ liệu giữa cơ sở dữ liệu và giao diện người dùng, đảm bảo tính ổn định và bảo mật cho các giao dịch trang sức giá trị cao.</w:t>
       </w:r>
     </w:p>
     <w:p>
       <w:pPr>
-        <w:ind w:firstLine="0"/>
-        <w:rPr>
-          <w:rStyle w:val="24"/>
-          <w:iCs/>
-          <w:sz w:val="28"/>
-          <w:szCs w:val="28"/>
-        </w:rPr>
-      </w:pPr>
-      <w:r>
-        <w:rPr>
-          <w:rStyle w:val="24"/>
-          <w:rFonts w:cs="Times New Roman"/>
-          <w:bCs w:val="0"/>
-          <w:iCs/>
-          <w:sz w:val="28"/>
-          <w:szCs w:val="28"/>
-        </w:rPr>
-        <w:t xml:space="preserve">1.2.3. </w:t>
-      </w:r>
-      <w:r>
-        <w:rPr>
-          <w:rFonts w:cs="Times New Roman"/>
-          <w:b/>
-          <w:iCs/>
-          <w:sz w:val="28"/>
-          <w:szCs w:val="28"/>
-        </w:rPr>
-        <w:t>Hệ quản trị cơ sở dữ liệu Microsoft SQL Server (MSSQL)</w:t>
-      </w:r>
+        <w:pStyle w:val="4"/>
+        <w:bidi w:val="0"/>
+      </w:pPr>
+      <w:bookmarkStart w:id="14" w:name="_Toc13102"/>
+      <w:r>
+        <w:t>1.2.3. Hệ quản trị cơ sở dữ liệu Microsoft SQL Server (MSSQL)</w:t>
+      </w:r>
+      <w:bookmarkEnd w:id="14"/>
     </w:p>
     <w:p>
-      <w:r>
-        <w:t xml:space="preserve">Khác với các hệ thống nhỏ, nhóm lựa chọn </w:t>
-      </w:r>
-      <w:r>
-        <w:rPr>
-          <w:b/>
-          <w:bCs/>
-        </w:rPr>
-        <w:t>MSSQL</w:t>
-      </w:r>
-      <w:r>
-        <w:t xml:space="preserve"> vì đây là hệ quản trị cơ sở dữ liệu quan hệ mạnh mẽ, có tính bảo mật cực cao và khả năng xử lý giao dịch tốt. Nhóm sử dụng công cụ </w:t>
-      </w:r>
-      <w:r>
-        <w:rPr>
-          <w:b/>
-          <w:bCs/>
-        </w:rPr>
-        <w:t>SQL Server Management Studio (SSMS)</w:t>
-      </w:r>
-      <w:r>
-        <w:t xml:space="preserve"> để thiết kế và quản lý các thực thể quan trọng như: </w:t>
-      </w:r>
-      <w:r>
-        <w:rPr>
-          <w:i/>
-          <w:iCs/>
-        </w:rPr>
-        <w:t>Users, Products (với thông số trọng lượng, chất liệu), Orders, Transactions và Promotions.</w:t>
+      <w:pPr>
+        <w:bidi w:val="0"/>
+      </w:pPr>
+      <w:r>
+        <w:t>Khác với các hệ thống nhỏ, nhóm lựa chọn MSSQL vì đây là hệ quản trị cơ sở dữ liệu quan hệ mạnh mẽ, có tính bảo mật cực cao và khả năng xử lý giao dịch tốt. Nhóm sử dụng công cụ SQL Server Management Studio (SSMS) để thiết kế và quản lý các thực thể quan trọng như: Users, Products (với thông số trọng lượng, chất liệu), Orders, Transactions và Promotions.</w:t>
       </w:r>
     </w:p>
     <w:p>
@@ -12893,39 +10772,14 @@
     </w:p>
     <w:p>
       <w:pPr>
-        <w:ind w:firstLine="0"/>
-        <w:rPr>
-          <w:rStyle w:val="24"/>
-          <w:rFonts w:cs="Times New Roman"/>
-          <w:i/>
-          <w:iCs/>
-          <w:sz w:val="28"/>
-          <w:szCs w:val="28"/>
-        </w:rPr>
-      </w:pPr>
-      <w:r>
-        <w:rPr>
-          <w:rStyle w:val="24"/>
-          <w:rFonts w:cs="Times New Roman"/>
-          <w:i/>
-          <w:iCs/>
-          <w:sz w:val="28"/>
-          <w:szCs w:val="28"/>
-        </w:rPr>
-        <w:t xml:space="preserve">1.2.4. </w:t>
-      </w:r>
-      <w:r>
-        <w:rPr>
-          <w:rFonts w:cs="Times New Roman"/>
-          <w:b/>
-          <w:bCs/>
-          <w:i/>
-          <w:iCs/>
-          <w:sz w:val="28"/>
-          <w:szCs w:val="28"/>
-        </w:rPr>
-        <w:t>Kiến trúc và Kỹ thuật lập trình ứng dụng</w:t>
-      </w:r>
+        <w:pStyle w:val="4"/>
+        <w:bidi w:val="0"/>
+      </w:pPr>
+      <w:bookmarkStart w:id="15" w:name="_Toc17379"/>
+      <w:r>
+        <w:t>1.2.4. Kiến trúc và Kỹ thuật lập trình ứng dụng</w:t>
+      </w:r>
+      <w:bookmarkEnd w:id="15"/>
     </w:p>
     <w:p>
       <w:r>
@@ -13000,39 +10854,14 @@
     </w:p>
     <w:p>
       <w:pPr>
-        <w:ind w:firstLine="0"/>
-        <w:rPr>
-          <w:rStyle w:val="24"/>
-          <w:rFonts w:cs="Times New Roman"/>
-          <w:i/>
-          <w:iCs/>
-          <w:sz w:val="28"/>
-          <w:szCs w:val="28"/>
-        </w:rPr>
-      </w:pPr>
-      <w:r>
-        <w:rPr>
-          <w:rStyle w:val="24"/>
-          <w:rFonts w:cs="Times New Roman"/>
-          <w:i/>
-          <w:iCs/>
-          <w:sz w:val="28"/>
-          <w:szCs w:val="28"/>
-        </w:rPr>
-        <w:t xml:space="preserve">1.2.5. </w:t>
-      </w:r>
-      <w:r>
-        <w:rPr>
-          <w:rFonts w:cs="Times New Roman"/>
-          <w:b/>
-          <w:bCs/>
-          <w:i/>
-          <w:iCs/>
-          <w:sz w:val="28"/>
-          <w:szCs w:val="28"/>
-        </w:rPr>
-        <w:t>Công cụ phát triển và Quản lý mã nguồn</w:t>
-      </w:r>
+        <w:pStyle w:val="4"/>
+        <w:bidi w:val="0"/>
+      </w:pPr>
+      <w:bookmarkStart w:id="16" w:name="_Toc28022"/>
+      <w:r>
+        <w:t>1.2.5. Công cụ phát triển và Quản lý mã nguồn</w:t>
+      </w:r>
+      <w:bookmarkEnd w:id="16"/>
     </w:p>
     <w:p>
       <w:pPr>
@@ -13187,7 +11016,7 @@
         <w:pStyle w:val="2"/>
         <w:spacing w:before="0" w:after="360" w:line="312" w:lineRule="auto"/>
       </w:pPr>
-      <w:bookmarkStart w:id="7" w:name="_Toc26430"/>
+      <w:bookmarkStart w:id="17" w:name="_Toc32348"/>
       <w:r>
         <w:t>CHƯƠNG</w:t>
       </w:r>
@@ -13209,7 +11038,7 @@
       <w:r>
         <w:t>PHÂN TÍCH VÀ THIẾT KẾ HỆ THỐNG</w:t>
       </w:r>
-      <w:bookmarkEnd w:id="7"/>
+      <w:bookmarkEnd w:id="17"/>
     </w:p>
     <w:p>
       <w:pPr>
@@ -13218,44 +11047,42 @@
           <w:lang w:val="vi-VN"/>
         </w:rPr>
       </w:pPr>
-      <w:bookmarkStart w:id="8" w:name="_Toc20531"/>
+      <w:bookmarkStart w:id="18" w:name="_Toc190"/>
       <w:r>
         <w:rPr>
           <w:rStyle w:val="24"/>
           <w:b/>
           <w:bCs w:val="0"/>
         </w:rPr>
-        <w:t>2.1. Phân tích người</w:t>
-      </w:r>
-      <w:r>
-        <w:rPr>
-          <w:rStyle w:val="24"/>
+        <w:t>2</w:t>
+      </w:r>
+      <w:r>
+        <w:rPr>
+          <w:rStyle w:val="33"/>
           <w:b/>
-          <w:bCs w:val="0"/>
+        </w:rPr>
+        <w:t>.1. Phân tích người</w:t>
+      </w:r>
+      <w:r>
+        <w:rPr>
+          <w:rStyle w:val="33"/>
+          <w:b/>
           <w:lang w:val="vi-VN"/>
         </w:rPr>
         <w:t xml:space="preserve"> dùng hệ thống</w:t>
       </w:r>
-      <w:bookmarkEnd w:id="8"/>
+      <w:bookmarkEnd w:id="18"/>
     </w:p>
     <w:p>
       <w:pPr>
         <w:pStyle w:val="4"/>
         <w:bidi w:val="0"/>
-        <w:rPr>
-          <w:rStyle w:val="24"/>
-          <w:b/>
-        </w:rPr>
-      </w:pPr>
-      <w:bookmarkStart w:id="9" w:name="_Toc12185"/>
-      <w:r>
-        <w:rPr>
-          <w:rStyle w:val="24"/>
-          <w:b/>
-        </w:rPr>
+      </w:pPr>
+      <w:bookmarkStart w:id="19" w:name="_Toc139"/>
+      <w:r>
         <w:t>2.1.1. Mô tả hệ thống</w:t>
       </w:r>
-      <w:bookmarkEnd w:id="9"/>
+      <w:bookmarkEnd w:id="19"/>
     </w:p>
     <w:p>
       <w:pPr>
@@ -13652,11 +11479,11 @@
         <w:pStyle w:val="4"/>
         <w:bidi w:val="0"/>
       </w:pPr>
-      <w:bookmarkStart w:id="10" w:name="_Toc8455"/>
+      <w:bookmarkStart w:id="20" w:name="_Toc14775"/>
       <w:r>
         <w:t>2.1.2. Các đối tượng tham gia hệ thống</w:t>
       </w:r>
-      <w:bookmarkEnd w:id="10"/>
+      <w:bookmarkEnd w:id="20"/>
     </w:p>
     <w:p>
       <w:pPr>
@@ -13927,8 +11754,6 @@
           <w:szCs w:val="26"/>
         </w:rPr>
       </w:pPr>
-      <w:bookmarkStart w:id="45" w:name="_GoBack"/>
-      <w:bookmarkEnd w:id="45"/>
       <w:r>
         <w:rPr>
           <w:iCs/>
@@ -14082,7 +11907,17 @@
           <w:sz w:val="26"/>
           <w:szCs w:val="26"/>
         </w:rPr>
-        <w:t xml:space="preserve"> Thực hiện quy trình đặt mua trang sức, lựa chọn phương thức thanh toán trực tuyến và áp dụng các mã giảm giá (Promotions).</w:t>
+        <w:t xml:space="preserve"> Thực hiện quy trình đặt mua trang sức, lựa chọn phương thức thanh toán trực tuyến và áp dụng các mã giảm giá </w:t>
+      </w:r>
+      <w:r>
+        <w:rPr>
+          <w:rFonts w:hint="default"/>
+          <w:iCs/>
+          <w:sz w:val="26"/>
+          <w:szCs w:val="26"/>
+          <w:lang w:val="en-US"/>
+        </w:rPr>
+        <w:t>.</w:t>
       </w:r>
     </w:p>
     <w:p>
@@ -14616,7 +12451,7 @@
         <w:pStyle w:val="3"/>
         <w:bidi w:val="0"/>
       </w:pPr>
-      <w:bookmarkStart w:id="11" w:name="_Toc17035"/>
+      <w:bookmarkStart w:id="21" w:name="_Toc15405"/>
       <w:r>
         <w:t>2.2. Phân tích tổng</w:t>
       </w:r>
@@ -14629,7 +12464,7 @@
       <w:r>
         <w:t>hệ thống</w:t>
       </w:r>
-      <w:bookmarkEnd w:id="11"/>
+      <w:bookmarkEnd w:id="21"/>
     </w:p>
     <w:p>
       <w:pPr>
@@ -14833,11 +12668,11 @@
         <w:pStyle w:val="4"/>
         <w:bidi w:val="0"/>
       </w:pPr>
-      <w:bookmarkStart w:id="12" w:name="_Toc20107"/>
+      <w:bookmarkStart w:id="22" w:name="_Toc25550"/>
       <w:r>
         <w:t>2.2.1. Biểu đồ Use Case tổng quát</w:t>
       </w:r>
-      <w:bookmarkEnd w:id="12"/>
+      <w:bookmarkEnd w:id="22"/>
     </w:p>
     <w:p>
       <w:r>
@@ -14846,11 +12681,8 @@
     </w:p>
     <w:p>
       <w:pPr>
-        <w:pStyle w:val="66"/>
-        <w:numPr>
-          <w:ilvl w:val="0"/>
-          <w:numId w:val="0"/>
-        </w:numPr>
+        <w:bidi w:val="0"/>
+        <w:ind w:left="0" w:leftChars="0" w:firstLine="0" w:firstLineChars="0"/>
       </w:pPr>
       <w:r>
         <w:drawing>
@@ -14907,28 +12739,24 @@
       <w:pPr>
         <w:pStyle w:val="66"/>
       </w:pPr>
-      <w:bookmarkStart w:id="13" w:name="_Toc220082828"/>
-      <w:bookmarkStart w:id="14" w:name="_Toc219649883"/>
+      <w:bookmarkStart w:id="23" w:name="_Toc220082828"/>
+      <w:bookmarkStart w:id="24" w:name="_Toc219649883"/>
       <w:r>
         <w:t xml:space="preserve"> Biểu đồ use case tổng quát</w:t>
       </w:r>
-      <w:bookmarkEnd w:id="13"/>
-      <w:bookmarkEnd w:id="14"/>
+      <w:bookmarkEnd w:id="23"/>
+      <w:bookmarkEnd w:id="24"/>
     </w:p>
     <w:p>
       <w:pPr>
-        <w:pStyle w:val="66"/>
-        <w:numPr>
-          <w:ilvl w:val="0"/>
-          <w:numId w:val="0"/>
-        </w:numPr>
-        <w:ind w:left="360"/>
-      </w:pPr>
-      <w:bookmarkStart w:id="15" w:name="_Toc221149352"/>
+        <w:pStyle w:val="62"/>
+        <w:bidi w:val="0"/>
+      </w:pPr>
+      <w:bookmarkStart w:id="25" w:name="_Toc9825"/>
       <w:r>
         <w:t>Bảng các chức năng chính của Admin và Staff</w:t>
       </w:r>
-      <w:bookmarkEnd w:id="15"/>
+      <w:bookmarkEnd w:id="25"/>
     </w:p>
     <w:p>
       <w:pPr>
@@ -17703,18 +15531,18 @@
           <w:lang w:val="en-US"/>
         </w:rPr>
       </w:pPr>
-      <w:bookmarkStart w:id="16" w:name="_Toc219649884"/>
-      <w:bookmarkStart w:id="17" w:name="_Toc220096512"/>
-      <w:bookmarkStart w:id="18" w:name="_Toc220082829"/>
+      <w:bookmarkStart w:id="26" w:name="_Toc219649884"/>
+      <w:bookmarkStart w:id="27" w:name="_Toc220082829"/>
+      <w:bookmarkStart w:id="28" w:name="_Toc220096512"/>
       <w:r>
         <w:t xml:space="preserve">Biểu đồ Use Case Đăng </w:t>
       </w:r>
-      <w:bookmarkEnd w:id="16"/>
+      <w:bookmarkEnd w:id="26"/>
       <w:r>
         <w:t xml:space="preserve">nhập </w:t>
       </w:r>
-      <w:bookmarkEnd w:id="17"/>
-      <w:bookmarkEnd w:id="18"/>
+      <w:bookmarkEnd w:id="27"/>
+      <w:bookmarkEnd w:id="28"/>
     </w:p>
     <w:p>
       <w:pPr>
@@ -17725,9 +15553,11 @@
       <w:pPr>
         <w:pStyle w:val="62"/>
       </w:pPr>
+      <w:bookmarkStart w:id="29" w:name="_Toc26583"/>
       <w:r>
         <w:t>Bảng mô tả use case chức năng Đăng nhập – đăng xuất hệ thống</w:t>
       </w:r>
+      <w:bookmarkEnd w:id="29"/>
     </w:p>
     <w:tbl>
       <w:tblPr>
@@ -19154,11 +16984,11 @@
         <w:pStyle w:val="4"/>
         <w:bidi w:val="0"/>
       </w:pPr>
-      <w:bookmarkStart w:id="19" w:name="_Toc8980"/>
+      <w:bookmarkStart w:id="30" w:name="_Toc29967"/>
       <w:r>
         <w:t>2.2.2. Biểu đồ Use Case của Admin (Quản trị viên)</w:t>
       </w:r>
-      <w:bookmarkEnd w:id="19"/>
+      <w:bookmarkEnd w:id="30"/>
     </w:p>
     <w:p>
       <w:pPr>
@@ -19357,6 +17187,12 @@
             <w:insideH w:val="single" w:color="auto" w:sz="4" w:space="0"/>
             <w:insideV w:val="single" w:color="auto" w:sz="4" w:space="0"/>
           </w:tblBorders>
+          <w:tblCellMar>
+            <w:top w:w="0" w:type="dxa"/>
+            <w:left w:w="108" w:type="dxa"/>
+            <w:bottom w:w="0" w:type="dxa"/>
+            <w:right w:w="108" w:type="dxa"/>
+          </w:tblCellMar>
         </w:tblPrEx>
         <w:tc>
           <w:tcPr>
@@ -20633,12 +18469,14 @@
           <w:bCs w:val="0"/>
         </w:rPr>
       </w:pPr>
+      <w:bookmarkStart w:id="31" w:name="_Toc14595"/>
       <w:r>
         <w:rPr>
           <w:lang w:val="vi-VN"/>
         </w:rPr>
         <w:t>Bảng Uses Care quản lý đơn hàng</w:t>
       </w:r>
+      <w:bookmarkEnd w:id="31"/>
     </w:p>
     <w:tbl>
       <w:tblPr>
@@ -21805,11 +19643,11 @@
         <w:pStyle w:val="4"/>
         <w:bidi w:val="0"/>
       </w:pPr>
-      <w:bookmarkStart w:id="20" w:name="_Toc7499"/>
+      <w:bookmarkStart w:id="32" w:name="_Toc10574"/>
       <w:r>
         <w:t>2.2.3. Biểu đồ Use Case của Khách hàng</w:t>
       </w:r>
-      <w:bookmarkEnd w:id="20"/>
+      <w:bookmarkEnd w:id="32"/>
     </w:p>
     <w:p>
       <w:r>
@@ -21921,9 +19759,11 @@
         <w:pStyle w:val="62"/>
         <w:bidi w:val="0"/>
       </w:pPr>
+      <w:bookmarkStart w:id="33" w:name="_Toc9544"/>
       <w:r>
         <w:t>Bảng mô tả use case Đăng ký tài khoản</w:t>
       </w:r>
+      <w:bookmarkEnd w:id="33"/>
     </w:p>
     <w:tbl>
       <w:tblPr>
@@ -22538,9 +20378,11 @@
       <w:pPr>
         <w:pStyle w:val="62"/>
       </w:pPr>
+      <w:bookmarkStart w:id="34" w:name="_Toc8145"/>
       <w:r>
         <w:t>Bảng mô tả use case Thêm vào giỏ hàng</w:t>
       </w:r>
+      <w:bookmarkEnd w:id="34"/>
     </w:p>
     <w:p>
       <w:pPr>
@@ -23223,6 +21065,7 @@
           <w:lang w:val="en-US"/>
         </w:rPr>
       </w:pPr>
+      <w:bookmarkStart w:id="35" w:name="_Toc5661"/>
       <w:r>
         <w:t>Bảng mô tả use case đ</w:t>
       </w:r>
@@ -23239,6 +21082,7 @@
         </w:rPr>
         <w:t>t hàng</w:t>
       </w:r>
+      <w:bookmarkEnd w:id="35"/>
     </w:p>
     <w:tbl>
       <w:tblPr>
@@ -25215,9 +23059,11 @@
         <w:pStyle w:val="4"/>
         <w:bidi w:val="0"/>
       </w:pPr>
+      <w:bookmarkStart w:id="36" w:name="_Toc4929"/>
       <w:r>
         <w:t>2.2.4. Biểu đồ hoạt động (Activity Diagram)</w:t>
       </w:r>
+      <w:bookmarkEnd w:id="36"/>
     </w:p>
     <w:p>
       <w:pPr>
@@ -25399,9 +23245,9 @@
         <w:ind w:firstLine="0"/>
         <w:contextualSpacing/>
       </w:pPr>
-      <w:bookmarkStart w:id="21" w:name="_Toc219649898"/>
-      <w:bookmarkStart w:id="22" w:name="_Toc220082842"/>
-      <w:bookmarkStart w:id="23" w:name="_Toc220096525"/>
+      <w:bookmarkStart w:id="37" w:name="_Toc220082842"/>
+      <w:bookmarkStart w:id="38" w:name="_Toc220096525"/>
+      <w:bookmarkStart w:id="39" w:name="_Toc219649898"/>
       <w:r>
         <w:drawing>
           <wp:inline distT="0" distB="0" distL="0" distR="0">
@@ -25474,9 +23320,9 @@
       <w:r>
         <w:t xml:space="preserve">đồ hoạt động đăng nhập </w:t>
       </w:r>
-      <w:bookmarkEnd w:id="21"/>
-      <w:bookmarkEnd w:id="22"/>
-      <w:bookmarkEnd w:id="23"/>
+      <w:bookmarkEnd w:id="37"/>
+      <w:bookmarkEnd w:id="38"/>
+      <w:bookmarkEnd w:id="39"/>
     </w:p>
     <w:p>
       <w:pPr>
@@ -25998,11 +23844,11 @@
         <w:pStyle w:val="4"/>
         <w:bidi w:val="0"/>
       </w:pPr>
-      <w:bookmarkStart w:id="24" w:name="_Toc25310"/>
+      <w:bookmarkStart w:id="40" w:name="_Toc17735"/>
       <w:r>
         <w:t>2.2.5. Biểu đồ tuần tự (Sequence Diagram)</w:t>
       </w:r>
-      <w:bookmarkEnd w:id="24"/>
+      <w:bookmarkEnd w:id="40"/>
     </w:p>
     <w:p>
       <w:pPr>
@@ -26181,7 +24027,7 @@
         <w:pStyle w:val="66"/>
         <w:bidi w:val="0"/>
       </w:pPr>
-      <w:bookmarkStart w:id="25" w:name="_Toc219649902"/>
+      <w:bookmarkStart w:id="41" w:name="_Toc219649902"/>
       <w:r>
         <w:t xml:space="preserve">Biểu đồ </w:t>
       </w:r>
@@ -26194,7 +24040,7 @@
       <w:r>
         <w:t xml:space="preserve"> tự đăng nhập</w:t>
       </w:r>
-      <w:bookmarkEnd w:id="25"/>
+      <w:bookmarkEnd w:id="41"/>
     </w:p>
     <w:p>
       <w:pPr>
@@ -26982,11 +24828,11 @@
         <w:pStyle w:val="4"/>
         <w:bidi w:val="0"/>
       </w:pPr>
-      <w:bookmarkStart w:id="26" w:name="_Toc25200"/>
+      <w:bookmarkStart w:id="42" w:name="_Toc5062"/>
       <w:r>
         <w:t>2.2.6. Biểu đồ lớp (Class Diagram)</w:t>
       </w:r>
-      <w:bookmarkEnd w:id="26"/>
+      <w:bookmarkEnd w:id="42"/>
     </w:p>
     <w:p>
       <w:pPr>
@@ -27057,18 +24903,18 @@
         <w:pStyle w:val="66"/>
         <w:bidi w:val="0"/>
       </w:pPr>
-      <w:bookmarkStart w:id="27" w:name="_Toc219649905"/>
-      <w:bookmarkStart w:id="28" w:name="_Toc220082849"/>
-      <w:bookmarkStart w:id="29" w:name="_Toc220096532"/>
+      <w:bookmarkStart w:id="43" w:name="_Toc219649905"/>
+      <w:bookmarkStart w:id="44" w:name="_Toc220082849"/>
+      <w:bookmarkStart w:id="45" w:name="_Toc220096532"/>
       <w:r>
         <w:t>Biểu đồ lớp hệ thống</w:t>
       </w:r>
-      <w:bookmarkEnd w:id="27"/>
+      <w:bookmarkEnd w:id="43"/>
       <w:r>
         <w:t xml:space="preserve"> </w:t>
       </w:r>
-      <w:bookmarkEnd w:id="28"/>
-      <w:bookmarkEnd w:id="29"/>
+      <w:bookmarkEnd w:id="44"/>
+      <w:bookmarkEnd w:id="45"/>
       <w:r>
         <w:t>Web bán trang sức và vàng bạc</w:t>
       </w:r>
@@ -27081,7 +24927,7 @@
           <w:lang w:val="vi-VN"/>
         </w:rPr>
       </w:pPr>
-      <w:bookmarkStart w:id="30" w:name="_Toc27654"/>
+      <w:bookmarkStart w:id="46" w:name="_Toc7683"/>
       <w:r>
         <w:t>2.3. Thiết kế cơ</w:t>
       </w:r>
@@ -27091,18 +24937,18 @@
         </w:rPr>
         <w:t xml:space="preserve"> sở dữ liệu</w:t>
       </w:r>
-      <w:bookmarkEnd w:id="30"/>
+      <w:bookmarkEnd w:id="46"/>
     </w:p>
     <w:p>
       <w:pPr>
         <w:pStyle w:val="4"/>
         <w:bidi w:val="0"/>
       </w:pPr>
-      <w:bookmarkStart w:id="31" w:name="_Toc2773"/>
+      <w:bookmarkStart w:id="47" w:name="_Toc29647"/>
       <w:r>
         <w:t>2.3.1. Tổng quan cơ sở dữ liệu</w:t>
       </w:r>
-      <w:bookmarkEnd w:id="31"/>
+      <w:bookmarkEnd w:id="47"/>
     </w:p>
     <w:p>
       <w:pPr>
@@ -27263,11 +25109,11 @@
         <w:pStyle w:val="4"/>
         <w:bidi w:val="0"/>
       </w:pPr>
-      <w:bookmarkStart w:id="32" w:name="_Toc15973"/>
+      <w:bookmarkStart w:id="48" w:name="_Toc21458"/>
       <w:r>
         <w:t>2.3.2. Danh sách các bảng dữ liệu</w:t>
       </w:r>
-      <w:bookmarkEnd w:id="32"/>
+      <w:bookmarkEnd w:id="48"/>
     </w:p>
     <w:p>
       <w:pPr>
@@ -27279,12 +25125,14 @@
           <w:szCs w:val="26"/>
         </w:rPr>
       </w:pPr>
+      <w:bookmarkStart w:id="49" w:name="_Toc21937"/>
       <w:r>
         <w:rPr>
           <w:lang w:val="vi-VN"/>
         </w:rPr>
         <w:t>Danh sách các bảng dữ liệu</w:t>
       </w:r>
+      <w:bookmarkEnd w:id="49"/>
     </w:p>
     <w:tbl>
       <w:tblPr>
@@ -29614,8 +27462,7 @@
                 <w14:ligatures w14:val="none"/>
               </w:rPr>
             </w:pPr>
-            <w:bookmarkStart w:id="33" w:name="_Toc219937436"/>
-            <w:bookmarkStart w:id="34" w:name="_Toc221149367"/>
+            <w:bookmarkStart w:id="50" w:name="_Toc219937436"/>
             <w:r>
               <w:rPr>
                 <w:rFonts w:eastAsia="Times New Roman" w:cs="Times New Roman"/>
@@ -29867,19 +27714,18 @@
           </w:p>
         </w:tc>
       </w:tr>
-      <w:bookmarkEnd w:id="33"/>
-      <w:bookmarkEnd w:id="34"/>
+      <w:bookmarkEnd w:id="50"/>
     </w:tbl>
     <w:p>
       <w:pPr>
         <w:pStyle w:val="4"/>
         <w:bidi w:val="0"/>
       </w:pPr>
-      <w:bookmarkStart w:id="35" w:name="_Toc27565"/>
+      <w:bookmarkStart w:id="51" w:name="_Toc4805"/>
       <w:r>
         <w:t>2.3.3. Cấu trúc chi tiết các bảng</w:t>
       </w:r>
-      <w:bookmarkEnd w:id="35"/>
+      <w:bookmarkEnd w:id="51"/>
     </w:p>
     <w:p>
       <w:r>
@@ -29919,12 +27765,14 @@
         <w:pStyle w:val="62"/>
         <w:bidi w:val="0"/>
       </w:pPr>
+      <w:bookmarkStart w:id="52" w:name="_Toc29431"/>
       <w:r>
         <w:rPr>
           <w:lang w:val="vi-VN"/>
         </w:rPr>
         <w:t>Bảng nguoidung</w:t>
       </w:r>
+      <w:bookmarkEnd w:id="52"/>
     </w:p>
     <w:tbl>
       <w:tblPr>
@@ -31771,7 +29619,7 @@
           <w:iCs/>
         </w:rPr>
       </w:pPr>
-      <w:bookmarkStart w:id="36" w:name="_Toc25629"/>
+      <w:bookmarkStart w:id="53" w:name="_Toc28522"/>
       <w:r>
         <w:rPr>
           <w:rStyle w:val="24"/>
@@ -31782,7 +29630,7 @@
         </w:rPr>
         <w:t>2.3.4. Mô hình quan hệ các bảng</w:t>
       </w:r>
-      <w:bookmarkEnd w:id="36"/>
+      <w:bookmarkEnd w:id="53"/>
     </w:p>
     <w:p>
       <w:pPr>
@@ -31851,18 +29699,17 @@
         <w:pStyle w:val="66"/>
         <w:bidi w:val="0"/>
       </w:pPr>
-      <w:bookmarkStart w:id="37" w:name="_Toc219649906"/>
-      <w:bookmarkStart w:id="38" w:name="_Toc220096533"/>
-      <w:bookmarkStart w:id="39" w:name="_Toc220082850"/>
+      <w:bookmarkStart w:id="54" w:name="_Toc219649906"/>
+      <w:bookmarkStart w:id="55" w:name="_Toc220096533"/>
+      <w:bookmarkStart w:id="56" w:name="_Toc220082850"/>
       <w:r>
         <w:t>Mối quan hệ giữa các bảng</w:t>
       </w:r>
-      <w:bookmarkEnd w:id="37"/>
-      <w:bookmarkEnd w:id="38"/>
-      <w:bookmarkEnd w:id="39"/>
+      <w:bookmarkEnd w:id="54"/>
+      <w:bookmarkEnd w:id="55"/>
+      <w:bookmarkEnd w:id="56"/>
     </w:p>
     <w:p>
-      <w:bookmarkStart w:id="40" w:name="_Toc12648"/>
       <w:r>
         <w:br w:type="page"/>
       </w:r>
@@ -31875,84 +29722,40 @@
           <w:lang w:val="vi-VN"/>
         </w:rPr>
       </w:pPr>
+      <w:bookmarkStart w:id="57" w:name="_Toc10670"/>
       <w:r>
         <w:t>CHƯƠNG 3. XÂY DỰNG ỨNG DỤNG</w:t>
       </w:r>
-      <w:bookmarkEnd w:id="40"/>
+      <w:bookmarkEnd w:id="57"/>
     </w:p>
     <w:p>
       <w:pPr>
         <w:pStyle w:val="3"/>
-        <w:rPr>
-          <w:lang w:val="vi-VN"/>
-        </w:rPr>
-      </w:pPr>
-      <w:bookmarkStart w:id="41" w:name="_Toc16229"/>
+      </w:pPr>
+      <w:bookmarkStart w:id="58" w:name="_Toc29756"/>
       <w:r>
         <w:t>3.1. Giao diện</w:t>
       </w:r>
-      <w:bookmarkEnd w:id="41"/>
+      <w:bookmarkEnd w:id="58"/>
     </w:p>
     <w:p>
       <w:pPr>
         <w:pStyle w:val="3"/>
-        <w:rPr>
-          <w:lang w:val="vi-VN"/>
-        </w:rPr>
-      </w:pPr>
-      <w:bookmarkStart w:id="42" w:name="_Toc9918"/>
-      <w:r>
-        <w:rPr>
-          <w:lang w:val="vi-VN"/>
-        </w:rPr>
-        <w:t>3.2. Kiểm thử hệ thống</w:t>
-      </w:r>
-      <w:bookmarkEnd w:id="42"/>
-    </w:p>
-    <w:p>
-      <w:pPr>
-        <w:ind w:firstLine="0"/>
-        <w:rPr>
-          <w:b/>
-          <w:bCs/>
-          <w:i/>
-          <w:sz w:val="28"/>
-          <w:szCs w:val="28"/>
-          <w:lang w:val="vi-VN"/>
-        </w:rPr>
-      </w:pPr>
-      <w:r>
-        <w:rPr>
-          <w:b/>
-          <w:bCs/>
-          <w:sz w:val="28"/>
-          <w:szCs w:val="28"/>
-          <w:lang w:val="vi-VN"/>
-        </w:rPr>
-        <w:t>3.3.1. Kiểm thử chức năng</w:t>
-      </w:r>
-    </w:p>
-    <w:p>
-      <w:pPr>
-        <w:ind w:firstLine="0"/>
-        <w:rPr>
-          <w:b/>
-          <w:bCs/>
-          <w:sz w:val="28"/>
-          <w:szCs w:val="28"/>
-          <w:lang w:val="vi-VN"/>
-        </w:rPr>
-      </w:pPr>
-      <w:r>
-        <w:rPr>
-          <w:b/>
-          <w:bCs/>
-          <w:sz w:val="28"/>
-          <w:szCs w:val="28"/>
-          <w:lang w:val="vi-VN"/>
-        </w:rPr>
-        <w:t>3.3.2.Kiểm thử hiệu suất</w:t>
-      </w:r>
+        <w:bidi w:val="0"/>
+        <w:rPr>
+          <w:rFonts w:hint="default"/>
+          <w:lang w:val="en-US"/>
+        </w:rPr>
+      </w:pPr>
+      <w:r>
+        <w:rPr>
+          <w:rFonts w:hint="default"/>
+          <w:lang w:val="en-US"/>
+        </w:rPr>
+        <w:t>3.2 Một số code mã nguồn</w:t>
+      </w:r>
+      <w:bookmarkStart w:id="61" w:name="_GoBack"/>
+      <w:bookmarkEnd w:id="61"/>
     </w:p>
     <w:p>
       <w:pPr>
@@ -31990,11 +29793,11 @@
         <w:pStyle w:val="2"/>
         <w:spacing w:before="0" w:after="360"/>
       </w:pPr>
-      <w:bookmarkStart w:id="43" w:name="_Toc9204"/>
+      <w:bookmarkStart w:id="59" w:name="_Toc32357"/>
       <w:r>
         <w:t>KẾT LUẬN VÀ HƯỚNG PHÁT TRIỂN</w:t>
       </w:r>
-      <w:bookmarkEnd w:id="43"/>
+      <w:bookmarkEnd w:id="59"/>
     </w:p>
     <w:p>
       <w:pPr>
@@ -32048,7 +29851,7 @@
           <w:lang w:val="vi-VN"/>
         </w:rPr>
       </w:pPr>
-      <w:bookmarkStart w:id="44" w:name="_Toc7427"/>
+      <w:bookmarkStart w:id="60" w:name="_Toc12741"/>
       <w:r>
         <w:t>DANH MỤC TÀI</w:t>
       </w:r>
@@ -32058,7 +29861,7 @@
         </w:rPr>
         <w:t xml:space="preserve"> LIỆU THAM KHẢO</w:t>
       </w:r>
-      <w:bookmarkEnd w:id="44"/>
+      <w:bookmarkEnd w:id="60"/>
     </w:p>
     <w:p>
       <w:pPr>
